--- a/templates/sell_standard.docx
+++ b/templates/sell_standard.docx
@@ -1,6 +1,6 @@
 
 <file path=word/document.xml><?xml version="1.0" encoding="utf-8"?>
-<w:document xmlns:wpc="http://schemas.microsoft.com/office/word/2010/wordprocessingCanvas" xmlns:mc="http://schemas.openxmlformats.org/markup-compatibility/2006" xmlns:o="urn:schemas-microsoft-com:office:office" xmlns:r="http://schemas.openxmlformats.org/officeDocument/2006/relationships" xmlns:m="http://schemas.openxmlformats.org/officeDocument/2006/math" xmlns:v="urn:schemas-microsoft-com:vml" xmlns:wp14="http://schemas.microsoft.com/office/word/2010/wordprocessingDrawing" xmlns:wp="http://schemas.openxmlformats.org/drawingml/2006/wordprocessingDrawing" xmlns:w10="urn:schemas-microsoft-com:office:word" xmlns:w="http://schemas.openxmlformats.org/wordprocessingml/2006/main" xmlns:w14="http://schemas.microsoft.com/office/word/2010/wordml" xmlns:w15="http://schemas.microsoft.com/office/word/2012/wordml" xmlns:wpg="http://schemas.microsoft.com/office/word/2010/wordprocessingGroup" xmlns:wpi="http://schemas.microsoft.com/office/word/2010/wordprocessingInk" xmlns:wne="http://schemas.microsoft.com/office/word/2006/wordml" xmlns:wps="http://schemas.microsoft.com/office/word/2010/wordprocessingShape" mc:Ignorable="w14 w15 wp14">
+<w:document xmlns:wpc="http://schemas.microsoft.com/office/word/2010/wordprocessingCanvas" xmlns:cx="http://schemas.microsoft.com/office/drawing/2014/chartex" xmlns:cx1="http://schemas.microsoft.com/office/drawing/2015/9/8/chartex" xmlns:cx2="http://schemas.microsoft.com/office/drawing/2015/10/21/chartex" xmlns:cx3="http://schemas.microsoft.com/office/drawing/2016/5/9/chartex" xmlns:cx4="http://schemas.microsoft.com/office/drawing/2016/5/10/chartex" xmlns:cx5="http://schemas.microsoft.com/office/drawing/2016/5/11/chartex" xmlns:cx6="http://schemas.microsoft.com/office/drawing/2016/5/12/chartex" xmlns:cx7="http://schemas.microsoft.com/office/drawing/2016/5/13/chartex" xmlns:cx8="http://schemas.microsoft.com/office/drawing/2016/5/14/chartex" xmlns:mc="http://schemas.openxmlformats.org/markup-compatibility/2006" xmlns:aink="http://schemas.microsoft.com/office/drawing/2016/ink" xmlns:am3d="http://schemas.microsoft.com/office/drawing/2017/model3d" xmlns:o="urn:schemas-microsoft-com:office:office" xmlns:oel="http://schemas.microsoft.com/office/2019/extlst" xmlns:r="http://schemas.openxmlformats.org/officeDocument/2006/relationships" xmlns:m="http://schemas.openxmlformats.org/officeDocument/2006/math" xmlns:v="urn:schemas-microsoft-com:vml" xmlns:wp14="http://schemas.microsoft.com/office/word/2010/wordprocessingDrawing" xmlns:wp="http://schemas.openxmlformats.org/drawingml/2006/wordprocessingDrawing" xmlns:w10="urn:schemas-microsoft-com:office:word" xmlns:w="http://schemas.openxmlformats.org/wordprocessingml/2006/main" xmlns:w14="http://schemas.microsoft.com/office/word/2010/wordml" xmlns:w15="http://schemas.microsoft.com/office/word/2012/wordml" xmlns:w16cex="http://schemas.microsoft.com/office/word/2018/wordml/cex" xmlns:w16cid="http://schemas.microsoft.com/office/word/2016/wordml/cid" xmlns:w16="http://schemas.microsoft.com/office/word/2018/wordml" xmlns:w16sdtdh="http://schemas.microsoft.com/office/word/2020/wordml/sdtdatahash" xmlns:w16se="http://schemas.microsoft.com/office/word/2015/wordml/symex" xmlns:wpg="http://schemas.microsoft.com/office/word/2010/wordprocessingGroup" xmlns:wpi="http://schemas.microsoft.com/office/word/2010/wordprocessingInk" xmlns:wne="http://schemas.microsoft.com/office/word/2006/wordml" xmlns:wps="http://schemas.microsoft.com/office/word/2010/wordprocessingShape" mc:Ignorable="w14 w15 w16se w16cid w16 w16cex w16sdtdh wp14">
   <w:body>
     <w:p>
       <w:pPr>
@@ -401,13 +401,77 @@
           <w:sz w:val="20"/>
           <w:szCs w:val="20"/>
         </w:rPr>
-        <w:t>{{startDate}}</w:t>
-      </w:r>
-      <w:r>
-        <w:rPr>
-          <w:rFonts w:ascii="Times New Roman" w:hAnsi="Times New Roman" w:cs="Times New Roman"/>
-          <w:sz w:val="20"/>
-          <w:szCs w:val="20"/>
+        <w:t>{{</w:t>
+      </w:r>
+      <w:proofErr w:type="spellStart"/>
+      <w:r>
+        <w:rPr>
+          <w:rFonts w:ascii="Times New Roman" w:hAnsi="Times New Roman" w:cs="Times New Roman"/>
+          <w:sz w:val="20"/>
+          <w:szCs w:val="20"/>
+        </w:rPr>
+        <w:t>startDate</w:t>
+      </w:r>
+      <w:proofErr w:type="spellEnd"/>
+      <w:r>
+        <w:rPr>
+          <w:rFonts w:ascii="Times New Roman" w:hAnsi="Times New Roman" w:cs="Times New Roman"/>
+          <w:sz w:val="20"/>
+          <w:szCs w:val="20"/>
+        </w:rPr>
+        <w:t xml:space="preserve">}} </w:t>
+      </w:r>
+      <w:r>
+        <w:rPr>
+          <w:rFonts w:ascii="Times New Roman" w:hAnsi="Times New Roman" w:cs="Times New Roman"/>
+          <w:sz w:val="20"/>
+          <w:szCs w:val="20"/>
+        </w:rPr>
+        <w:t>-</w:t>
+      </w:r>
+      <w:r>
+        <w:rPr>
+          <w:rFonts w:ascii="Times New Roman" w:hAnsi="Times New Roman" w:cs="Times New Roman"/>
+          <w:sz w:val="20"/>
+          <w:szCs w:val="20"/>
+          <w:lang w:val="mn-MN"/>
+        </w:rPr>
+        <w:t xml:space="preserve">ны өдөр </w:t>
+      </w:r>
+      <w:r>
+        <w:rPr>
+          <w:rFonts w:ascii="Times New Roman" w:hAnsi="Times New Roman" w:cs="Times New Roman"/>
+          <w:sz w:val="20"/>
+          <w:szCs w:val="20"/>
+          <w:lang w:val="mn-MN"/>
+        </w:rPr>
+        <w:t xml:space="preserve">                           </w:t>
+      </w:r>
+      <w:r>
+        <w:rPr>
+          <w:rFonts w:ascii="Times New Roman" w:hAnsi="Times New Roman" w:cs="Times New Roman"/>
+          <w:sz w:val="20"/>
+          <w:szCs w:val="20"/>
+          <w:lang w:val="mn-MN"/>
+        </w:rPr>
+        <w:tab/>
+      </w:r>
+      <w:proofErr w:type="gramStart"/>
+      <w:r>
+        <w:rPr>
+          <w:rFonts w:ascii="Times New Roman" w:hAnsi="Times New Roman" w:cs="Times New Roman"/>
+          <w:sz w:val="20"/>
+          <w:szCs w:val="20"/>
+          <w:lang w:val="mn-MN"/>
+        </w:rPr>
+        <w:tab/>
+      </w:r>
+      <w:r>
+        <w:rPr>
+          <w:rFonts w:ascii="Times New Roman" w:hAnsi="Times New Roman" w:cs="Times New Roman"/>
+          <w:sz w:val="20"/>
+          <w:szCs w:val="20"/>
+          <w:lang w:val="mn-MN"/>
         </w:rPr>
         <w:t xml:space="preserve"> </w:t>
       </w:r>
@@ -418,112 +482,62 @@
           <w:szCs w:val="20"/>
           <w:lang w:val="mn-MN"/>
         </w:rPr>
-        <w:t xml:space="preserve"/>
-      </w:r>
-      <w:r>
-        <w:rPr>
-          <w:rFonts w:ascii="Times New Roman" w:hAnsi="Times New Roman" w:cs="Times New Roman"/>
-          <w:sz w:val="20"/>
-          <w:szCs w:val="20"/>
-        </w:rPr>
-        <w:t/>
-      </w:r>
-      <w:r>
-        <w:rPr>
-          <w:rFonts w:ascii="Times New Roman" w:hAnsi="Times New Roman" w:cs="Times New Roman"/>
-          <w:sz w:val="20"/>
-          <w:szCs w:val="20"/>
-          <w:lang w:val="mn-MN"/>
-        </w:rPr>
-        <w:t xml:space="preserve"/>
-      </w:r>
-      <w:r>
-        <w:rPr>
-          <w:rFonts w:ascii="Times New Roman" w:hAnsi="Times New Roman" w:cs="Times New Roman"/>
-          <w:sz w:val="20"/>
-          <w:szCs w:val="20"/>
-          <w:lang w:val="mn-MN"/>
-        </w:rPr>
-        <w:t xml:space="preserve">                            </w:t>
-      </w:r>
-      <w:r>
-        <w:rPr>
-          <w:rFonts w:ascii="Times New Roman" w:hAnsi="Times New Roman" w:cs="Times New Roman"/>
-          <w:sz w:val="20"/>
-          <w:szCs w:val="20"/>
-          <w:lang w:val="mn-MN"/>
-        </w:rPr>
-        <w:t xml:space="preserve"> {{contractNumber}}</w:t>
-      </w:r>
-      <w:r>
-        <w:rPr>
-          <w:rFonts w:ascii="Times New Roman" w:hAnsi="Times New Roman" w:cs="Times New Roman"/>
-          <w:sz w:val="20"/>
-          <w:szCs w:val="20"/>
-        </w:rPr>
-        <w:t>/</w:t>
-      </w:r>
-      <w:r>
-        <w:rPr>
-          <w:rFonts w:ascii="Times New Roman" w:hAnsi="Times New Roman" w:cs="Times New Roman"/>
-          <w:sz w:val="20"/>
-          <w:szCs w:val="20"/>
-          <w:lang w:val="mn-MN"/>
-        </w:rPr>
-        <w:t>26</w:t>
-      </w:r>
-      <w:r>
-        <w:rPr>
-          <w:rFonts w:ascii="Times New Roman" w:hAnsi="Times New Roman" w:cs="Times New Roman"/>
-          <w:sz w:val="20"/>
-          <w:szCs w:val="20"/>
+        <w:t xml:space="preserve"> {</w:t>
+      </w:r>
+      <w:proofErr w:type="gramEnd"/>
+      <w:r>
+        <w:rPr>
+          <w:rFonts w:ascii="Times New Roman" w:hAnsi="Times New Roman" w:cs="Times New Roman"/>
+          <w:sz w:val="20"/>
+          <w:szCs w:val="20"/>
+          <w:lang w:val="mn-MN"/>
+        </w:rPr>
+        <w:t>{contractNumber</w:t>
+      </w:r>
+      <w:r>
+        <w:rPr>
+          <w:rFonts w:ascii="Times New Roman" w:hAnsi="Times New Roman" w:cs="Times New Roman"/>
+          <w:sz w:val="20"/>
+          <w:szCs w:val="20"/>
+          <w:lang w:val="mn-MN"/>
+        </w:rPr>
+        <w:t xml:space="preserve">}} </w:t>
+      </w:r>
+      <w:r>
+        <w:rPr>
+          <w:rFonts w:ascii="Times New Roman" w:hAnsi="Times New Roman" w:cs="Times New Roman"/>
+          <w:sz w:val="20"/>
+          <w:szCs w:val="20"/>
+          <w:lang w:val="mn-MN"/>
+        </w:rPr>
+        <w:t xml:space="preserve">                  </w:t>
+      </w:r>
+      <w:r>
+        <w:rPr>
+          <w:rFonts w:ascii="Times New Roman" w:hAnsi="Times New Roman" w:cs="Times New Roman"/>
+          <w:sz w:val="20"/>
+          <w:szCs w:val="20"/>
+          <w:lang w:val="mn-MN"/>
+        </w:rPr>
+        <w:t xml:space="preserve">              </w:t>
+      </w:r>
+      <w:r>
+        <w:rPr>
+          <w:rFonts w:ascii="Times New Roman" w:hAnsi="Times New Roman" w:cs="Times New Roman"/>
+          <w:sz w:val="20"/>
+          <w:szCs w:val="20"/>
+          <w:lang w:val="mn-MN"/>
+        </w:rPr>
+        <w:t xml:space="preserve">                       </w:t>
+      </w:r>
+      <w:r>
+        <w:rPr>
+          <w:rFonts w:ascii="Times New Roman" w:hAnsi="Times New Roman" w:cs="Times New Roman"/>
+          <w:sz w:val="20"/>
+          <w:szCs w:val="20"/>
+          <w:lang w:val="mn-MN"/>
         </w:rPr>
         <w:t xml:space="preserve"> </w:t>
-      </w:r>
-      <w:r>
-        <w:rPr>
-          <w:rFonts w:ascii="Times New Roman" w:hAnsi="Times New Roman" w:cs="Times New Roman"/>
-          <w:sz w:val="20"/>
-          <w:szCs w:val="20"/>
-          <w:lang w:val="mn-MN"/>
-        </w:rPr>
-        <w:t>-</w:t>
-      </w:r>
-      <w:r>
-        <w:rPr>
-          <w:rFonts w:ascii="Times New Roman" w:hAnsi="Times New Roman" w:cs="Times New Roman"/>
-          <w:sz w:val="20"/>
-          <w:szCs w:val="20"/>
-          <w:lang w:val="mn-MN"/>
-        </w:rPr>
-        <w:t xml:space="preserve">                  </w:t>
-      </w:r>
-      <w:r>
-        <w:rPr>
-          <w:rFonts w:ascii="Times New Roman" w:hAnsi="Times New Roman" w:cs="Times New Roman"/>
-          <w:sz w:val="20"/>
-          <w:szCs w:val="20"/>
-          <w:lang w:val="mn-MN"/>
-        </w:rPr>
-        <w:t xml:space="preserve">              </w:t>
-      </w:r>
-      <w:r>
-        <w:rPr>
-          <w:rFonts w:ascii="Times New Roman" w:hAnsi="Times New Roman" w:cs="Times New Roman"/>
-          <w:sz w:val="20"/>
-          <w:szCs w:val="20"/>
-          <w:lang w:val="mn-MN"/>
-        </w:rPr>
-        <w:t xml:space="preserve">                       </w:t>
-      </w:r>
-      <w:r>
-        <w:rPr>
-          <w:rFonts w:ascii="Times New Roman" w:hAnsi="Times New Roman" w:cs="Times New Roman"/>
-          <w:sz w:val="20"/>
-          <w:szCs w:val="20"/>
-          <w:lang w:val="mn-MN"/>
-        </w:rPr>
-        <w:t xml:space="preserve">       </w:t>
       </w:r>
       <w:r>
         <w:rPr>
@@ -778,25 +792,179 @@
                 <w:rFonts w:ascii="Times New Roman" w:hAnsi="Times New Roman" w:cs="Times New Roman"/>
                 <w:sz w:val="20"/>
                 <w:szCs w:val="20"/>
-                <w:lang w:val="mn-MN"/>
               </w:rPr>
             </w:pPr>
-            <w:r>
-              <w:rPr>
-                <w:rFonts w:ascii="Times New Roman" w:hAnsi="Times New Roman" w:cs="Times New Roman"/>
-                <w:sz w:val="20"/>
-                <w:szCs w:val="20"/>
-              </w:rPr>
-              <w:t>Хуулийн этгээдийн нэр……………………..түүнийг төлөөлөн Захирал/</w:t>
-            </w:r>
-            <w:r>
-              <w:rPr>
-                <w:rFonts w:ascii="Times New Roman" w:hAnsi="Times New Roman" w:cs="Times New Roman"/>
-                <w:sz w:val="20"/>
-                <w:szCs w:val="20"/>
-                <w:lang w:val="mn-MN"/>
-              </w:rPr>
-              <w:t>Гүйцэтгэх захирал {{agent}} овогтой {{agent}}</w:t>
+            <w:proofErr w:type="spellStart"/>
+            <w:r>
+              <w:rPr>
+                <w:rFonts w:ascii="Times New Roman" w:hAnsi="Times New Roman" w:cs="Times New Roman"/>
+                <w:sz w:val="20"/>
+                <w:szCs w:val="20"/>
+              </w:rPr>
+              <w:t>Хуулийн</w:t>
+            </w:r>
+            <w:proofErr w:type="spellEnd"/>
+            <w:r>
+              <w:rPr>
+                <w:rFonts w:ascii="Times New Roman" w:hAnsi="Times New Roman" w:cs="Times New Roman"/>
+                <w:sz w:val="20"/>
+                <w:szCs w:val="20"/>
+              </w:rPr>
+              <w:t xml:space="preserve"> </w:t>
+            </w:r>
+            <w:proofErr w:type="spellStart"/>
+            <w:r>
+              <w:rPr>
+                <w:rFonts w:ascii="Times New Roman" w:hAnsi="Times New Roman" w:cs="Times New Roman"/>
+                <w:sz w:val="20"/>
+                <w:szCs w:val="20"/>
+              </w:rPr>
+              <w:t>этгээдийн</w:t>
+            </w:r>
+            <w:proofErr w:type="spellEnd"/>
+            <w:r>
+              <w:rPr>
+                <w:rFonts w:ascii="Times New Roman" w:hAnsi="Times New Roman" w:cs="Times New Roman"/>
+                <w:sz w:val="20"/>
+                <w:szCs w:val="20"/>
+              </w:rPr>
+              <w:t xml:space="preserve"> </w:t>
+            </w:r>
+            <w:proofErr w:type="spellStart"/>
+            <w:r>
+              <w:rPr>
+                <w:rFonts w:ascii="Times New Roman" w:hAnsi="Times New Roman" w:cs="Times New Roman"/>
+                <w:sz w:val="20"/>
+                <w:szCs w:val="20"/>
+              </w:rPr>
+              <w:t>нэр</w:t>
+            </w:r>
+            <w:proofErr w:type="spellEnd"/>
+            <w:r>
+              <w:rPr>
+                <w:rFonts w:ascii="Times New Roman" w:hAnsi="Times New Roman" w:cs="Times New Roman"/>
+                <w:sz w:val="20"/>
+                <w:szCs w:val="20"/>
+              </w:rPr>
+              <w:t>…………………</w:t>
+            </w:r>
+            <w:proofErr w:type="gramStart"/>
+            <w:r>
+              <w:rPr>
+                <w:rFonts w:ascii="Times New Roman" w:hAnsi="Times New Roman" w:cs="Times New Roman"/>
+                <w:sz w:val="20"/>
+                <w:szCs w:val="20"/>
+              </w:rPr>
+              <w:t>…..</w:t>
+            </w:r>
+            <w:proofErr w:type="spellStart"/>
+            <w:proofErr w:type="gramEnd"/>
+            <w:r>
+              <w:rPr>
+                <w:rFonts w:ascii="Times New Roman" w:hAnsi="Times New Roman" w:cs="Times New Roman"/>
+                <w:sz w:val="20"/>
+                <w:szCs w:val="20"/>
+              </w:rPr>
+              <w:t>түүнийг</w:t>
+            </w:r>
+            <w:proofErr w:type="spellEnd"/>
+            <w:r>
+              <w:rPr>
+                <w:rFonts w:ascii="Times New Roman" w:hAnsi="Times New Roman" w:cs="Times New Roman"/>
+                <w:sz w:val="20"/>
+                <w:szCs w:val="20"/>
+              </w:rPr>
+              <w:t xml:space="preserve"> </w:t>
+            </w:r>
+            <w:proofErr w:type="spellStart"/>
+            <w:r>
+              <w:rPr>
+                <w:rFonts w:ascii="Times New Roman" w:hAnsi="Times New Roman" w:cs="Times New Roman"/>
+                <w:sz w:val="20"/>
+                <w:szCs w:val="20"/>
+              </w:rPr>
+              <w:t>төлөөлөн</w:t>
+            </w:r>
+            <w:proofErr w:type="spellEnd"/>
+            <w:r>
+              <w:rPr>
+                <w:rFonts w:ascii="Times New Roman" w:hAnsi="Times New Roman" w:cs="Times New Roman"/>
+                <w:sz w:val="20"/>
+                <w:szCs w:val="20"/>
+              </w:rPr>
+              <w:t xml:space="preserve"> </w:t>
+            </w:r>
+            <w:proofErr w:type="spellStart"/>
+            <w:r>
+              <w:rPr>
+                <w:rFonts w:ascii="Times New Roman" w:hAnsi="Times New Roman" w:cs="Times New Roman"/>
+                <w:sz w:val="20"/>
+                <w:szCs w:val="20"/>
+              </w:rPr>
+              <w:t>Захирал</w:t>
+            </w:r>
+            <w:proofErr w:type="spellEnd"/>
+            <w:r>
+              <w:rPr>
+                <w:rFonts w:ascii="Times New Roman" w:hAnsi="Times New Roman" w:cs="Times New Roman"/>
+                <w:sz w:val="20"/>
+                <w:szCs w:val="20"/>
+              </w:rPr>
+              <w:t>/</w:t>
+            </w:r>
+            <w:proofErr w:type="spellStart"/>
+            <w:r>
+              <w:rPr>
+                <w:rFonts w:ascii="Times New Roman" w:hAnsi="Times New Roman" w:cs="Times New Roman"/>
+                <w:sz w:val="20"/>
+                <w:szCs w:val="20"/>
+              </w:rPr>
+              <w:t>Гүйцэтгэх</w:t>
+            </w:r>
+            <w:proofErr w:type="spellEnd"/>
+            <w:r>
+              <w:rPr>
+                <w:rFonts w:ascii="Times New Roman" w:hAnsi="Times New Roman" w:cs="Times New Roman"/>
+                <w:sz w:val="20"/>
+                <w:szCs w:val="20"/>
+              </w:rPr>
+              <w:t xml:space="preserve"> </w:t>
+            </w:r>
+            <w:proofErr w:type="spellStart"/>
+            <w:r>
+              <w:rPr>
+                <w:rFonts w:ascii="Times New Roman" w:hAnsi="Times New Roman" w:cs="Times New Roman"/>
+                <w:sz w:val="20"/>
+                <w:szCs w:val="20"/>
+              </w:rPr>
+              <w:t>захирал</w:t>
+            </w:r>
+            <w:proofErr w:type="spellEnd"/>
+            <w:r>
+              <w:rPr>
+                <w:rFonts w:ascii="Times New Roman" w:hAnsi="Times New Roman" w:cs="Times New Roman"/>
+                <w:sz w:val="20"/>
+                <w:szCs w:val="20"/>
+              </w:rPr>
+              <w:t xml:space="preserve"> ............................</w:t>
+            </w:r>
+            <w:proofErr w:type="spellStart"/>
+            <w:r>
+              <w:rPr>
+                <w:rFonts w:ascii="Times New Roman" w:hAnsi="Times New Roman" w:cs="Times New Roman"/>
+                <w:sz w:val="20"/>
+                <w:szCs w:val="20"/>
+              </w:rPr>
+              <w:t>овогтой</w:t>
+            </w:r>
+            <w:proofErr w:type="spellEnd"/>
+            <w:r>
+              <w:rPr>
+                <w:rFonts w:ascii="Times New Roman" w:hAnsi="Times New Roman" w:cs="Times New Roman"/>
+                <w:sz w:val="20"/>
+                <w:szCs w:val="20"/>
+              </w:rPr>
+              <w:t xml:space="preserve"> ............................. </w:t>
             </w:r>
           </w:p>
           <w:p>
@@ -806,17 +974,25 @@
                 <w:rFonts w:ascii="Times New Roman" w:hAnsi="Times New Roman" w:cs="Times New Roman"/>
                 <w:sz w:val="20"/>
                 <w:szCs w:val="20"/>
-                <w:lang w:val="mn-MN"/>
               </w:rPr>
             </w:pPr>
-            <w:r>
-              <w:rPr>
-                <w:rFonts w:ascii="Times New Roman" w:hAnsi="Times New Roman" w:cs="Times New Roman"/>
-                <w:sz w:val="20"/>
-                <w:szCs w:val="20"/>
-                <w:lang w:val="mn-MN"/>
-              </w:rPr>
-              <w:t>Утас: {{phone}}</w:t>
+            <w:proofErr w:type="spellStart"/>
+            <w:r>
+              <w:rPr>
+                <w:rFonts w:ascii="Times New Roman" w:hAnsi="Times New Roman" w:cs="Times New Roman"/>
+                <w:sz w:val="20"/>
+                <w:szCs w:val="20"/>
+              </w:rPr>
+              <w:t>Утас</w:t>
+            </w:r>
+            <w:proofErr w:type="spellEnd"/>
+            <w:r>
+              <w:rPr>
+                <w:rFonts w:ascii="Times New Roman" w:hAnsi="Times New Roman" w:cs="Times New Roman"/>
+                <w:sz w:val="20"/>
+                <w:szCs w:val="20"/>
+              </w:rPr>
+              <w:t xml:space="preserve">: ....................... </w:t>
             </w:r>
           </w:p>
           <w:p>
@@ -833,10 +1009,29 @@
                 <w:rFonts w:ascii="Times New Roman" w:hAnsi="Times New Roman" w:cs="Times New Roman"/>
                 <w:sz w:val="20"/>
                 <w:szCs w:val="20"/>
-                <w:lang w:val="mn-MN"/>
-              </w:rPr>
-              <w:t>И-мэйл: {{email}}</w:t>
-            </w:r>
+              </w:rPr>
+              <w:t>И-</w:t>
+            </w:r>
+            <w:proofErr w:type="spellStart"/>
+            <w:proofErr w:type="gramStart"/>
+            <w:r>
+              <w:rPr>
+                <w:rFonts w:ascii="Times New Roman" w:hAnsi="Times New Roman" w:cs="Times New Roman"/>
+                <w:sz w:val="20"/>
+                <w:szCs w:val="20"/>
+              </w:rPr>
+              <w:t>мэйл</w:t>
+            </w:r>
+            <w:proofErr w:type="spellEnd"/>
+            <w:r>
+              <w:rPr>
+                <w:rFonts w:ascii="Times New Roman" w:hAnsi="Times New Roman" w:cs="Times New Roman"/>
+                <w:sz w:val="20"/>
+                <w:szCs w:val="20"/>
+              </w:rPr>
+              <w:t>:.........................</w:t>
+            </w:r>
+            <w:proofErr w:type="gramEnd"/>
           </w:p>
         </w:tc>
         <w:tc>
@@ -853,13 +1048,41 @@
                 <w:szCs w:val="20"/>
               </w:rPr>
             </w:pPr>
-            <w:r>
-              <w:rPr>
-                <w:rFonts w:ascii="Times New Roman" w:hAnsi="Times New Roman" w:cs="Times New Roman"/>
-                <w:sz w:val="20"/>
-                <w:szCs w:val="20"/>
-              </w:rPr>
-              <w:t>Регистрийн дугаар: 6764924</w:t>
+            <w:proofErr w:type="spellStart"/>
+            <w:r>
+              <w:rPr>
+                <w:rFonts w:ascii="Times New Roman" w:hAnsi="Times New Roman" w:cs="Times New Roman"/>
+                <w:sz w:val="20"/>
+                <w:szCs w:val="20"/>
+              </w:rPr>
+              <w:t>Регистрийн</w:t>
+            </w:r>
+            <w:proofErr w:type="spellEnd"/>
+            <w:r>
+              <w:rPr>
+                <w:rFonts w:ascii="Times New Roman" w:hAnsi="Times New Roman" w:cs="Times New Roman"/>
+                <w:sz w:val="20"/>
+                <w:szCs w:val="20"/>
+              </w:rPr>
+              <w:t xml:space="preserve"> </w:t>
+            </w:r>
+            <w:proofErr w:type="spellStart"/>
+            <w:r>
+              <w:rPr>
+                <w:rFonts w:ascii="Times New Roman" w:hAnsi="Times New Roman" w:cs="Times New Roman"/>
+                <w:sz w:val="20"/>
+                <w:szCs w:val="20"/>
+              </w:rPr>
+              <w:t>дугаар</w:t>
+            </w:r>
+            <w:proofErr w:type="spellEnd"/>
+            <w:r>
+              <w:rPr>
+                <w:rFonts w:ascii="Times New Roman" w:hAnsi="Times New Roman" w:cs="Times New Roman"/>
+                <w:sz w:val="20"/>
+                <w:szCs w:val="20"/>
+              </w:rPr>
+              <w:t>: 6764924</w:t>
             </w:r>
           </w:p>
           <w:p>
@@ -879,7 +1102,61 @@
                 <w:sz w:val="20"/>
                 <w:szCs w:val="20"/>
               </w:rPr>
-              <w:t>“Ап проперти девелопмент” ХХК-</w:t>
+              <w:t>“</w:t>
+            </w:r>
+            <w:proofErr w:type="spellStart"/>
+            <w:r>
+              <w:rPr>
+                <w:rFonts w:ascii="Times New Roman" w:hAnsi="Times New Roman" w:cs="Times New Roman"/>
+                <w:sz w:val="20"/>
+                <w:szCs w:val="20"/>
+              </w:rPr>
+              <w:t>Ап</w:t>
+            </w:r>
+            <w:proofErr w:type="spellEnd"/>
+            <w:r>
+              <w:rPr>
+                <w:rFonts w:ascii="Times New Roman" w:hAnsi="Times New Roman" w:cs="Times New Roman"/>
+                <w:sz w:val="20"/>
+                <w:szCs w:val="20"/>
+              </w:rPr>
+              <w:t xml:space="preserve"> </w:t>
+            </w:r>
+            <w:proofErr w:type="spellStart"/>
+            <w:r>
+              <w:rPr>
+                <w:rFonts w:ascii="Times New Roman" w:hAnsi="Times New Roman" w:cs="Times New Roman"/>
+                <w:sz w:val="20"/>
+                <w:szCs w:val="20"/>
+              </w:rPr>
+              <w:t>проперти</w:t>
+            </w:r>
+            <w:proofErr w:type="spellEnd"/>
+            <w:r>
+              <w:rPr>
+                <w:rFonts w:ascii="Times New Roman" w:hAnsi="Times New Roman" w:cs="Times New Roman"/>
+                <w:sz w:val="20"/>
+                <w:szCs w:val="20"/>
+              </w:rPr>
+              <w:t xml:space="preserve"> </w:t>
+            </w:r>
+            <w:proofErr w:type="spellStart"/>
+            <w:r>
+              <w:rPr>
+                <w:rFonts w:ascii="Times New Roman" w:hAnsi="Times New Roman" w:cs="Times New Roman"/>
+                <w:sz w:val="20"/>
+                <w:szCs w:val="20"/>
+              </w:rPr>
+              <w:t>девелопмент</w:t>
+            </w:r>
+            <w:proofErr w:type="spellEnd"/>
+            <w:r>
+              <w:rPr>
+                <w:rFonts w:ascii="Times New Roman" w:hAnsi="Times New Roman" w:cs="Times New Roman"/>
+                <w:sz w:val="20"/>
+                <w:szCs w:val="20"/>
+              </w:rPr>
+              <w:t>” ХХК-</w:t>
             </w:r>
             <w:r>
               <w:rPr>
@@ -957,7 +1234,7 @@
                 <w:szCs w:val="20"/>
                 <w:lang w:val="mn-MN"/>
               </w:rPr>
-              <w:t xml:space="preserve"> болон Агент {{agent}}</w:t>
+              <w:t xml:space="preserve"> болон Агент {{agent</w:t>
             </w:r>
             <w:r>
               <w:rPr>
@@ -966,7 +1243,16 @@
                 <w:szCs w:val="20"/>
                 <w:lang w:val="mn-MN"/>
               </w:rPr>
-              <w:t xml:space="preserve">..... </w:t>
+              <w:t>}}</w:t>
+            </w:r>
+            <w:r>
+              <w:rPr>
+                <w:rFonts w:ascii="Times New Roman" w:hAnsi="Times New Roman" w:cs="Times New Roman"/>
+                <w:sz w:val="20"/>
+                <w:szCs w:val="20"/>
+                <w:lang w:val="mn-MN"/>
+              </w:rPr>
+              <w:t xml:space="preserve"> </w:t>
             </w:r>
             <w:r>
               <w:rPr>
@@ -998,6 +1284,7 @@
                 <w:szCs w:val="20"/>
               </w:rPr>
             </w:pPr>
+            <w:proofErr w:type="spellStart"/>
             <w:r>
               <w:rPr>
                 <w:rFonts w:ascii="Times New Roman" w:hAnsi="Times New Roman" w:cs="Times New Roman"/>
@@ -1006,6 +1293,7 @@
               </w:rPr>
               <w:t>Иргэн</w:t>
             </w:r>
+            <w:proofErr w:type="spellEnd"/>
           </w:p>
         </w:tc>
         <w:tc>
@@ -1028,7 +1316,43 @@
                 <w:sz w:val="20"/>
                 <w:szCs w:val="20"/>
               </w:rPr>
-              <w:t>{{name}} овогтой ({{name}}.</w:t>
+              <w:t>{{name</w:t>
+            </w:r>
+            <w:r>
+              <w:rPr>
+                <w:rFonts w:ascii="Times New Roman" w:hAnsi="Times New Roman" w:cs="Times New Roman"/>
+                <w:sz w:val="20"/>
+                <w:szCs w:val="20"/>
+              </w:rPr>
+              <w:t xml:space="preserve">}} </w:t>
+            </w:r>
+            <w:r>
+              <w:rPr>
+                <w:rFonts w:ascii="Times New Roman" w:hAnsi="Times New Roman" w:cs="Times New Roman"/>
+                <w:sz w:val="20"/>
+                <w:szCs w:val="20"/>
+              </w:rPr>
+              <w:t xml:space="preserve"> </w:t>
+            </w:r>
+          </w:p>
+          <w:p>
+            <w:pPr>
+              <w:spacing w:line="276" w:lineRule="auto"/>
+              <w:jc w:val="both"/>
+              <w:rPr>
+                <w:rFonts w:ascii="Times New Roman" w:hAnsi="Times New Roman" w:cs="Times New Roman"/>
+                <w:sz w:val="20"/>
+                <w:szCs w:val="20"/>
+              </w:rPr>
+            </w:pPr>
+            <w:proofErr w:type="gramStart"/>
+            <w:r>
+              <w:rPr>
+                <w:rFonts w:ascii="Times New Roman" w:hAnsi="Times New Roman" w:cs="Times New Roman"/>
+                <w:sz w:val="20"/>
+                <w:szCs w:val="20"/>
+              </w:rPr>
+              <w:t>.</w:t>
             </w:r>
             <w:r>
               <w:rPr>
@@ -1037,7 +1361,26 @@
                 <w:szCs w:val="20"/>
                 <w:lang w:val="mn-MN"/>
               </w:rPr>
-              <w:t>РД: {{register}}</w:t>
+              <w:t>РД</w:t>
+            </w:r>
+            <w:proofErr w:type="gramEnd"/>
+            <w:r>
+              <w:rPr>
+                <w:rFonts w:ascii="Times New Roman" w:hAnsi="Times New Roman" w:cs="Times New Roman"/>
+                <w:sz w:val="20"/>
+                <w:szCs w:val="20"/>
+                <w:lang w:val="mn-MN"/>
+              </w:rPr>
+              <w:t>: {{register</w:t>
+            </w:r>
+            <w:r>
+              <w:rPr>
+                <w:rFonts w:ascii="Times New Roman" w:hAnsi="Times New Roman" w:cs="Times New Roman"/>
+                <w:sz w:val="20"/>
+                <w:szCs w:val="20"/>
+                <w:lang w:val="mn-MN"/>
+              </w:rPr>
+              <w:t xml:space="preserve">}} </w:t>
             </w:r>
             <w:r>
               <w:rPr>
@@ -1122,7 +1465,151 @@
                 <w:sz w:val="20"/>
                 <w:szCs w:val="20"/>
               </w:rPr>
-              <w:t xml:space="preserve">(Зуучлуулагч болон зуучлагч нарыг хамтад нь “Талууд” гэнэ) </w:t>
+              <w:t>(</w:t>
+            </w:r>
+            <w:proofErr w:type="spellStart"/>
+            <w:r>
+              <w:rPr>
+                <w:rFonts w:ascii="Times New Roman" w:hAnsi="Times New Roman" w:cs="Times New Roman"/>
+                <w:sz w:val="20"/>
+                <w:szCs w:val="20"/>
+              </w:rPr>
+              <w:t>Зуучлуулагч</w:t>
+            </w:r>
+            <w:proofErr w:type="spellEnd"/>
+            <w:r>
+              <w:rPr>
+                <w:rFonts w:ascii="Times New Roman" w:hAnsi="Times New Roman" w:cs="Times New Roman"/>
+                <w:sz w:val="20"/>
+                <w:szCs w:val="20"/>
+              </w:rPr>
+              <w:t xml:space="preserve"> </w:t>
+            </w:r>
+            <w:proofErr w:type="spellStart"/>
+            <w:r>
+              <w:rPr>
+                <w:rFonts w:ascii="Times New Roman" w:hAnsi="Times New Roman" w:cs="Times New Roman"/>
+                <w:sz w:val="20"/>
+                <w:szCs w:val="20"/>
+              </w:rPr>
+              <w:t>болон</w:t>
+            </w:r>
+            <w:proofErr w:type="spellEnd"/>
+            <w:r>
+              <w:rPr>
+                <w:rFonts w:ascii="Times New Roman" w:hAnsi="Times New Roman" w:cs="Times New Roman"/>
+                <w:sz w:val="20"/>
+                <w:szCs w:val="20"/>
+              </w:rPr>
+              <w:t xml:space="preserve"> </w:t>
+            </w:r>
+            <w:proofErr w:type="spellStart"/>
+            <w:r>
+              <w:rPr>
+                <w:rFonts w:ascii="Times New Roman" w:hAnsi="Times New Roman" w:cs="Times New Roman"/>
+                <w:sz w:val="20"/>
+                <w:szCs w:val="20"/>
+              </w:rPr>
+              <w:t>зуучлагч</w:t>
+            </w:r>
+            <w:proofErr w:type="spellEnd"/>
+            <w:r>
+              <w:rPr>
+                <w:rFonts w:ascii="Times New Roman" w:hAnsi="Times New Roman" w:cs="Times New Roman"/>
+                <w:sz w:val="20"/>
+                <w:szCs w:val="20"/>
+              </w:rPr>
+              <w:t xml:space="preserve"> </w:t>
+            </w:r>
+            <w:proofErr w:type="spellStart"/>
+            <w:r>
+              <w:rPr>
+                <w:rFonts w:ascii="Times New Roman" w:hAnsi="Times New Roman" w:cs="Times New Roman"/>
+                <w:sz w:val="20"/>
+                <w:szCs w:val="20"/>
+              </w:rPr>
+              <w:t>нарыг</w:t>
+            </w:r>
+            <w:proofErr w:type="spellEnd"/>
+            <w:r>
+              <w:rPr>
+                <w:rFonts w:ascii="Times New Roman" w:hAnsi="Times New Roman" w:cs="Times New Roman"/>
+                <w:sz w:val="20"/>
+                <w:szCs w:val="20"/>
+              </w:rPr>
+              <w:t xml:space="preserve"> </w:t>
+            </w:r>
+            <w:proofErr w:type="spellStart"/>
+            <w:r>
+              <w:rPr>
+                <w:rFonts w:ascii="Times New Roman" w:hAnsi="Times New Roman" w:cs="Times New Roman"/>
+                <w:sz w:val="20"/>
+                <w:szCs w:val="20"/>
+              </w:rPr>
+              <w:t>хамтад</w:t>
+            </w:r>
+            <w:proofErr w:type="spellEnd"/>
+            <w:r>
+              <w:rPr>
+                <w:rFonts w:ascii="Times New Roman" w:hAnsi="Times New Roman" w:cs="Times New Roman"/>
+                <w:sz w:val="20"/>
+                <w:szCs w:val="20"/>
+              </w:rPr>
+              <w:t xml:space="preserve"> </w:t>
+            </w:r>
+            <w:proofErr w:type="spellStart"/>
+            <w:r>
+              <w:rPr>
+                <w:rFonts w:ascii="Times New Roman" w:hAnsi="Times New Roman" w:cs="Times New Roman"/>
+                <w:sz w:val="20"/>
+                <w:szCs w:val="20"/>
+              </w:rPr>
+              <w:t>нь</w:t>
+            </w:r>
+            <w:proofErr w:type="spellEnd"/>
+            <w:r>
+              <w:rPr>
+                <w:rFonts w:ascii="Times New Roman" w:hAnsi="Times New Roman" w:cs="Times New Roman"/>
+                <w:sz w:val="20"/>
+                <w:szCs w:val="20"/>
+              </w:rPr>
+              <w:t xml:space="preserve"> “</w:t>
+            </w:r>
+            <w:proofErr w:type="spellStart"/>
+            <w:r>
+              <w:rPr>
+                <w:rFonts w:ascii="Times New Roman" w:hAnsi="Times New Roman" w:cs="Times New Roman"/>
+                <w:sz w:val="20"/>
+                <w:szCs w:val="20"/>
+              </w:rPr>
+              <w:t>Талууд</w:t>
+            </w:r>
+            <w:proofErr w:type="spellEnd"/>
+            <w:r>
+              <w:rPr>
+                <w:rFonts w:ascii="Times New Roman" w:hAnsi="Times New Roman" w:cs="Times New Roman"/>
+                <w:sz w:val="20"/>
+                <w:szCs w:val="20"/>
+              </w:rPr>
+              <w:t xml:space="preserve">” </w:t>
+            </w:r>
+            <w:proofErr w:type="spellStart"/>
+            <w:r>
+              <w:rPr>
+                <w:rFonts w:ascii="Times New Roman" w:hAnsi="Times New Roman" w:cs="Times New Roman"/>
+                <w:sz w:val="20"/>
+                <w:szCs w:val="20"/>
+              </w:rPr>
+              <w:t>гэнэ</w:t>
+            </w:r>
+            <w:proofErr w:type="spellEnd"/>
+            <w:r>
+              <w:rPr>
+                <w:rFonts w:ascii="Times New Roman" w:hAnsi="Times New Roman" w:cs="Times New Roman"/>
+                <w:sz w:val="20"/>
+                <w:szCs w:val="20"/>
+              </w:rPr>
+              <w:t xml:space="preserve">) </w:t>
             </w:r>
             <w:r>
               <w:rPr>
@@ -1167,12 +1654,12 @@
         <w:tblLook w:val="04A0" w:firstRow="1" w:lastRow="0" w:firstColumn="1" w:lastColumn="0" w:noHBand="0" w:noVBand="1"/>
       </w:tblPr>
       <w:tblGrid>
-        <w:gridCol w:w="1978"/>
-        <w:gridCol w:w="1983"/>
-        <w:gridCol w:w="940"/>
-        <w:gridCol w:w="1713"/>
-        <w:gridCol w:w="1764"/>
-        <w:gridCol w:w="2199"/>
+        <w:gridCol w:w="1968"/>
+        <w:gridCol w:w="1973"/>
+        <w:gridCol w:w="969"/>
+        <w:gridCol w:w="1709"/>
+        <w:gridCol w:w="1762"/>
+        <w:gridCol w:w="2196"/>
       </w:tblGrid>
       <w:tr>
         <w:trPr>
@@ -1180,7 +1667,7 @@
         </w:trPr>
         <w:tc>
           <w:tcPr>
-            <w:tcW w:w="6614" w:type="dxa"/>
+            <w:tcW w:w="6619" w:type="dxa"/>
             <w:gridSpan w:val="4"/>
           </w:tcPr>
           <w:p>
@@ -1207,7 +1694,7 @@
         </w:tc>
         <w:tc>
           <w:tcPr>
-            <w:tcW w:w="1764" w:type="dxa"/>
+            <w:tcW w:w="1762" w:type="dxa"/>
           </w:tcPr>
           <w:p>
             <w:pPr>
@@ -1219,6 +1706,7 @@
                 <w:szCs w:val="20"/>
               </w:rPr>
             </w:pPr>
+            <w:proofErr w:type="spellStart"/>
             <w:r>
               <w:rPr>
                 <w:rFonts w:ascii="Times New Roman" w:hAnsi="Times New Roman" w:cs="Times New Roman"/>
@@ -1227,11 +1715,12 @@
               </w:rPr>
               <w:t>Ашиглалтанд</w:t>
             </w:r>
+            <w:proofErr w:type="spellEnd"/>
           </w:p>
         </w:tc>
         <w:tc>
           <w:tcPr>
-            <w:tcW w:w="2199" w:type="dxa"/>
+            <w:tcW w:w="2196" w:type="dxa"/>
           </w:tcPr>
           <w:p>
             <w:pPr>
@@ -1243,14 +1732,34 @@
                 <w:szCs w:val="20"/>
               </w:rPr>
             </w:pPr>
-            <w:r>
-              <w:rPr>
-                <w:rFonts w:ascii="Times New Roman" w:hAnsi="Times New Roman" w:cs="Times New Roman"/>
-                <w:sz w:val="20"/>
-                <w:szCs w:val="20"/>
-              </w:rPr>
-              <w:t>Талбайн зориулалт</w:t>
-            </w:r>
+            <w:proofErr w:type="spellStart"/>
+            <w:r>
+              <w:rPr>
+                <w:rFonts w:ascii="Times New Roman" w:hAnsi="Times New Roman" w:cs="Times New Roman"/>
+                <w:sz w:val="20"/>
+                <w:szCs w:val="20"/>
+              </w:rPr>
+              <w:t>Талбайн</w:t>
+            </w:r>
+            <w:proofErr w:type="spellEnd"/>
+            <w:r>
+              <w:rPr>
+                <w:rFonts w:ascii="Times New Roman" w:hAnsi="Times New Roman" w:cs="Times New Roman"/>
+                <w:sz w:val="20"/>
+                <w:szCs w:val="20"/>
+              </w:rPr>
+              <w:t xml:space="preserve"> </w:t>
+            </w:r>
+            <w:proofErr w:type="spellStart"/>
+            <w:r>
+              <w:rPr>
+                <w:rFonts w:ascii="Times New Roman" w:hAnsi="Times New Roman" w:cs="Times New Roman"/>
+                <w:sz w:val="20"/>
+                <w:szCs w:val="20"/>
+              </w:rPr>
+              <w:t>зориулалт</w:t>
+            </w:r>
+            <w:proofErr w:type="spellEnd"/>
           </w:p>
         </w:tc>
       </w:tr>
@@ -1260,7 +1769,8 @@
         </w:trPr>
         <w:tc>
           <w:tcPr>
-            <w:tcW w:w="1978" w:type="dxa"/>
+            <w:tcW w:w="3941" w:type="dxa"/>
+            <w:gridSpan w:val="2"/>
           </w:tcPr>
           <w:p>
             <w:pPr>
@@ -1274,16 +1784,29 @@
             <w:r>
               <w:rPr>
                 <w:rFonts w:ascii="Times New Roman" w:hAnsi="Times New Roman" w:cs="Times New Roman"/>
-                <w:sz w:val="20"/>
-                <w:szCs w:val="20"/>
-              </w:rPr>
-              <w:t>Г-</w:t>
+                <w:bCs/>
+                <w:color w:val="000000"/>
+                <w:sz w:val="22"/>
+                <w:szCs w:val="22"/>
+              </w:rPr>
+              <w:t>{{cert</w:t>
+            </w:r>
+            <w:r>
+              <w:rPr>
+                <w:rFonts w:ascii="Times New Roman" w:hAnsi="Times New Roman" w:cs="Times New Roman"/>
+                <w:bCs/>
+                <w:color w:val="000000"/>
+                <w:sz w:val="22"/>
+                <w:szCs w:val="22"/>
+              </w:rPr>
+              <w:t>}}</w:t>
             </w:r>
           </w:p>
         </w:tc>
         <w:tc>
           <w:tcPr>
-            <w:tcW w:w="1983" w:type="dxa"/>
+            <w:tcW w:w="2678" w:type="dxa"/>
+            <w:gridSpan w:val="2"/>
           </w:tcPr>
           <w:p>
             <w:pPr>
@@ -1301,21 +1824,13 @@
                 <w:szCs w:val="20"/>
                 <w:lang w:val="mn-MN"/>
               </w:rPr>
-              <w:t>Ү</w:t>
-            </w:r>
-            <w:r>
-              <w:rPr>
-                <w:rFonts w:ascii="Times New Roman" w:hAnsi="Times New Roman" w:cs="Times New Roman"/>
-                <w:sz w:val="20"/>
-                <w:szCs w:val="20"/>
-              </w:rPr>
-              <w:t>-</w:t>
+              <w:t>ЗГ№</w:t>
             </w:r>
           </w:p>
         </w:tc>
         <w:tc>
           <w:tcPr>
-            <w:tcW w:w="940" w:type="dxa"/>
+            <w:tcW w:w="1762" w:type="dxa"/>
           </w:tcPr>
           <w:p>
             <w:pPr>
@@ -1326,75 +1841,21 @@
                 <w:szCs w:val="20"/>
               </w:rPr>
             </w:pPr>
-            <w:r>
-              <w:rPr>
-                <w:rFonts w:ascii="Times New Roman" w:hAnsi="Times New Roman" w:cs="Times New Roman"/>
-                <w:sz w:val="20"/>
-                <w:szCs w:val="20"/>
-                <w:lang w:val="mn-MN"/>
-              </w:rPr>
-              <w:t>Э</w:t>
-            </w:r>
-            <w:r>
-              <w:rPr>
-                <w:rFonts w:ascii="Times New Roman" w:hAnsi="Times New Roman" w:cs="Times New Roman"/>
-                <w:sz w:val="20"/>
-                <w:szCs w:val="20"/>
-              </w:rPr>
-              <w:t>-</w:t>
-            </w:r>
+            <w:proofErr w:type="spellStart"/>
+            <w:r>
+              <w:rPr>
+                <w:rFonts w:ascii="Times New Roman" w:hAnsi="Times New Roman" w:cs="Times New Roman"/>
+                <w:sz w:val="20"/>
+                <w:szCs w:val="20"/>
+              </w:rPr>
+              <w:t>Он</w:t>
+            </w:r>
+            <w:proofErr w:type="spellEnd"/>
           </w:p>
         </w:tc>
         <w:tc>
           <w:tcPr>
-            <w:tcW w:w="1712" w:type="dxa"/>
-          </w:tcPr>
-          <w:p>
-            <w:pPr>
-              <w:spacing w:line="276" w:lineRule="auto"/>
-              <w:rPr>
-                <w:rFonts w:ascii="Times New Roman" w:hAnsi="Times New Roman" w:cs="Times New Roman"/>
-                <w:sz w:val="20"/>
-                <w:szCs w:val="20"/>
-              </w:rPr>
-            </w:pPr>
-            <w:r>
-              <w:rPr>
-                <w:rFonts w:ascii="Times New Roman" w:hAnsi="Times New Roman" w:cs="Times New Roman"/>
-                <w:sz w:val="20"/>
-                <w:szCs w:val="20"/>
-                <w:lang w:val="mn-MN"/>
-              </w:rPr>
-              <w:t>ЗГ№</w:t>
-            </w:r>
-          </w:p>
-        </w:tc>
-        <w:tc>
-          <w:tcPr>
-            <w:tcW w:w="1764" w:type="dxa"/>
-          </w:tcPr>
-          <w:p>
-            <w:pPr>
-              <w:spacing w:line="276" w:lineRule="auto"/>
-              <w:rPr>
-                <w:rFonts w:ascii="Times New Roman" w:hAnsi="Times New Roman" w:cs="Times New Roman"/>
-                <w:sz w:val="20"/>
-                <w:szCs w:val="20"/>
-              </w:rPr>
-            </w:pPr>
-            <w:r>
-              <w:rPr>
-                <w:rFonts w:ascii="Times New Roman" w:hAnsi="Times New Roman" w:cs="Times New Roman"/>
-                <w:sz w:val="20"/>
-                <w:szCs w:val="20"/>
-              </w:rPr>
-              <w:t>Он</w:t>
-            </w:r>
-          </w:p>
-        </w:tc>
-        <w:tc>
-          <w:tcPr>
-            <w:tcW w:w="2199" w:type="dxa"/>
+            <w:tcW w:w="2196" w:type="dxa"/>
           </w:tcPr>
           <w:p>
             <w:pPr>
@@ -1407,7 +1868,12 @@
               </w:rPr>
             </w:pPr>
             <w:r>
-              <w:t>{{purpose}}</w:t>
+              <w:rPr>
+                <w:rFonts w:ascii="Times New Roman" w:hAnsi="Times New Roman" w:cs="Times New Roman"/>
+                <w:sz w:val="20"/>
+                <w:szCs w:val="20"/>
+              </w:rPr>
+              <w:t xml:space="preserve">{{purpose}} </w:t>
             </w:r>
           </w:p>
         </w:tc>
@@ -1418,7 +1884,7 @@
         </w:trPr>
         <w:tc>
           <w:tcPr>
-            <w:tcW w:w="4901" w:type="dxa"/>
+            <w:tcW w:w="4910" w:type="dxa"/>
             <w:gridSpan w:val="3"/>
           </w:tcPr>
           <w:p>
@@ -1431,6 +1897,7 @@
                 <w:szCs w:val="20"/>
               </w:rPr>
             </w:pPr>
+            <w:proofErr w:type="spellStart"/>
             <w:r>
               <w:rPr>
                 <w:rFonts w:ascii="Times New Roman" w:hAnsi="Times New Roman" w:cs="Times New Roman"/>
@@ -1439,11 +1906,12 @@
               </w:rPr>
               <w:t>Хаяг</w:t>
             </w:r>
+            <w:proofErr w:type="spellEnd"/>
           </w:p>
         </w:tc>
         <w:tc>
           <w:tcPr>
-            <w:tcW w:w="1712" w:type="dxa"/>
+            <w:tcW w:w="1709" w:type="dxa"/>
           </w:tcPr>
           <w:p>
             <w:pPr>
@@ -1455,6 +1923,7 @@
                 <w:szCs w:val="20"/>
               </w:rPr>
             </w:pPr>
+            <w:proofErr w:type="spellStart"/>
             <w:r>
               <w:rPr>
                 <w:rFonts w:ascii="Times New Roman" w:hAnsi="Times New Roman" w:cs="Times New Roman"/>
@@ -1463,11 +1932,12 @@
               </w:rPr>
               <w:t>Давхар</w:t>
             </w:r>
+            <w:proofErr w:type="spellEnd"/>
           </w:p>
         </w:tc>
         <w:tc>
           <w:tcPr>
-            <w:tcW w:w="1764" w:type="dxa"/>
+            <w:tcW w:w="1762" w:type="dxa"/>
           </w:tcPr>
           <w:p>
             <w:pPr>
@@ -1479,19 +1949,39 @@
                 <w:szCs w:val="20"/>
               </w:rPr>
             </w:pPr>
-            <w:r>
-              <w:rPr>
-                <w:rFonts w:ascii="Times New Roman" w:hAnsi="Times New Roman" w:cs="Times New Roman"/>
-                <w:sz w:val="20"/>
-                <w:szCs w:val="20"/>
-              </w:rPr>
-              <w:t>Өрөөний тоо</w:t>
-            </w:r>
+            <w:proofErr w:type="spellStart"/>
+            <w:r>
+              <w:rPr>
+                <w:rFonts w:ascii="Times New Roman" w:hAnsi="Times New Roman" w:cs="Times New Roman"/>
+                <w:sz w:val="20"/>
+                <w:szCs w:val="20"/>
+              </w:rPr>
+              <w:t>Өрөөний</w:t>
+            </w:r>
+            <w:proofErr w:type="spellEnd"/>
+            <w:r>
+              <w:rPr>
+                <w:rFonts w:ascii="Times New Roman" w:hAnsi="Times New Roman" w:cs="Times New Roman"/>
+                <w:sz w:val="20"/>
+                <w:szCs w:val="20"/>
+              </w:rPr>
+              <w:t xml:space="preserve"> </w:t>
+            </w:r>
+            <w:proofErr w:type="spellStart"/>
+            <w:r>
+              <w:rPr>
+                <w:rFonts w:ascii="Times New Roman" w:hAnsi="Times New Roman" w:cs="Times New Roman"/>
+                <w:sz w:val="20"/>
+                <w:szCs w:val="20"/>
+              </w:rPr>
+              <w:t>тоо</w:t>
+            </w:r>
+            <w:proofErr w:type="spellEnd"/>
           </w:p>
         </w:tc>
         <w:tc>
           <w:tcPr>
-            <w:tcW w:w="2199" w:type="dxa"/>
+            <w:tcW w:w="2196" w:type="dxa"/>
           </w:tcPr>
           <w:p>
             <w:pPr>
@@ -1503,14 +1993,34 @@
                 <w:szCs w:val="20"/>
               </w:rPr>
             </w:pPr>
-            <w:r>
-              <w:rPr>
-                <w:rFonts w:ascii="Times New Roman" w:hAnsi="Times New Roman" w:cs="Times New Roman"/>
-                <w:sz w:val="20"/>
-                <w:szCs w:val="20"/>
-              </w:rPr>
-              <w:t>Талбайн хэмжээ</w:t>
-            </w:r>
+            <w:proofErr w:type="spellStart"/>
+            <w:r>
+              <w:rPr>
+                <w:rFonts w:ascii="Times New Roman" w:hAnsi="Times New Roman" w:cs="Times New Roman"/>
+                <w:sz w:val="20"/>
+                <w:szCs w:val="20"/>
+              </w:rPr>
+              <w:t>Талбайн</w:t>
+            </w:r>
+            <w:proofErr w:type="spellEnd"/>
+            <w:r>
+              <w:rPr>
+                <w:rFonts w:ascii="Times New Roman" w:hAnsi="Times New Roman" w:cs="Times New Roman"/>
+                <w:sz w:val="20"/>
+                <w:szCs w:val="20"/>
+              </w:rPr>
+              <w:t xml:space="preserve"> </w:t>
+            </w:r>
+            <w:proofErr w:type="spellStart"/>
+            <w:r>
+              <w:rPr>
+                <w:rFonts w:ascii="Times New Roman" w:hAnsi="Times New Roman" w:cs="Times New Roman"/>
+                <w:sz w:val="20"/>
+                <w:szCs w:val="20"/>
+              </w:rPr>
+              <w:t>хэмжээ</w:t>
+            </w:r>
+            <w:proofErr w:type="spellEnd"/>
           </w:p>
         </w:tc>
       </w:tr>
@@ -1520,7 +2030,7 @@
         </w:trPr>
         <w:tc>
           <w:tcPr>
-            <w:tcW w:w="4901" w:type="dxa"/>
+            <w:tcW w:w="4910" w:type="dxa"/>
             <w:gridSpan w:val="3"/>
           </w:tcPr>
           <w:p>
@@ -1550,73 +2060,21 @@
                 <w:sz w:val="20"/>
                 <w:szCs w:val="20"/>
               </w:rPr>
-              <w:t>{{address}}</w:t>
-            </w:r>
-            <w:r>
-              <w:rPr>
-                <w:rFonts w:ascii="Times New Roman" w:hAnsi="Times New Roman" w:cs="Times New Roman"/>
-                <w:sz w:val="20"/>
-                <w:szCs w:val="20"/>
-                <w:lang w:val="mn-MN"/>
-              </w:rPr>
-              <w:t/>
-            </w:r>
-            <w:r>
-              <w:rPr>
-                <w:rFonts w:ascii="Times New Roman" w:hAnsi="Times New Roman" w:cs="Times New Roman"/>
-                <w:sz w:val="20"/>
-                <w:szCs w:val="20"/>
-              </w:rPr>
-              <w:t>/</w:t>
-            </w:r>
-            <w:r>
-              <w:rPr>
-                <w:rFonts w:ascii="Times New Roman" w:hAnsi="Times New Roman" w:cs="Times New Roman"/>
-                <w:sz w:val="20"/>
-                <w:szCs w:val="20"/>
-                <w:lang w:val="mn-MN"/>
-              </w:rPr>
-              <w:t>сум .....</w:t>
-            </w:r>
-            <w:r>
-              <w:rPr>
-                <w:rFonts w:ascii="Times New Roman" w:hAnsi="Times New Roman" w:cs="Times New Roman"/>
-                <w:sz w:val="20"/>
-                <w:szCs w:val="20"/>
-              </w:rPr>
-              <w:t>-</w:t>
-            </w:r>
-            <w:r>
-              <w:rPr>
-                <w:rFonts w:ascii="Times New Roman" w:hAnsi="Times New Roman" w:cs="Times New Roman"/>
-                <w:sz w:val="20"/>
-                <w:szCs w:val="20"/>
-                <w:lang w:val="mn-MN"/>
-              </w:rPr>
-              <w:t>р хороо</w:t>
-            </w:r>
-            <w:r>
-              <w:rPr>
-                <w:rFonts w:ascii="Times New Roman" w:hAnsi="Times New Roman" w:cs="Times New Roman"/>
-                <w:sz w:val="20"/>
-                <w:szCs w:val="20"/>
-              </w:rPr>
-              <w:t>/</w:t>
-            </w:r>
-            <w:r>
-              <w:rPr>
-                <w:rFonts w:ascii="Times New Roman" w:hAnsi="Times New Roman" w:cs="Times New Roman"/>
-                <w:sz w:val="20"/>
-                <w:szCs w:val="20"/>
-                <w:lang w:val="mn-MN"/>
-              </w:rPr>
-              <w:t/>
+              <w:t>{{address</w:t>
+            </w:r>
+            <w:r>
+              <w:rPr>
+                <w:rFonts w:ascii="Times New Roman" w:hAnsi="Times New Roman" w:cs="Times New Roman"/>
+                <w:sz w:val="20"/>
+                <w:szCs w:val="20"/>
+              </w:rPr>
+              <w:t xml:space="preserve">}} </w:t>
             </w:r>
           </w:p>
         </w:tc>
         <w:tc>
           <w:tcPr>
-            <w:tcW w:w="1712" w:type="dxa"/>
+            <w:tcW w:w="1709" w:type="dxa"/>
           </w:tcPr>
           <w:p>
             <w:pPr>
@@ -1632,7 +2090,7 @@
         </w:tc>
         <w:tc>
           <w:tcPr>
-            <w:tcW w:w="1764" w:type="dxa"/>
+            <w:tcW w:w="1762" w:type="dxa"/>
           </w:tcPr>
           <w:p>
             <w:pPr>
@@ -1645,13 +2103,26 @@
               </w:rPr>
             </w:pPr>
             <w:r>
-              <w:t>{{rooms}}</w:t>
+              <w:rPr>
+                <w:rFonts w:ascii="Times New Roman" w:hAnsi="Times New Roman" w:cs="Times New Roman"/>
+                <w:sz w:val="20"/>
+                <w:szCs w:val="20"/>
+              </w:rPr>
+              <w:t>{{rooms</w:t>
+            </w:r>
+            <w:r>
+              <w:rPr>
+                <w:rFonts w:ascii="Times New Roman" w:hAnsi="Times New Roman" w:cs="Times New Roman"/>
+                <w:sz w:val="20"/>
+                <w:szCs w:val="20"/>
+              </w:rPr>
+              <w:t xml:space="preserve">}} </w:t>
             </w:r>
           </w:p>
         </w:tc>
         <w:tc>
           <w:tcPr>
-            <w:tcW w:w="2199" w:type="dxa"/>
+            <w:tcW w:w="2196" w:type="dxa"/>
           </w:tcPr>
           <w:p>
             <w:pPr>
@@ -1664,12 +2135,23 @@
               </w:rPr>
             </w:pPr>
             <w:r>
-              <w:t>{{area}}</w:t>
+              <w:rPr>
+                <w:rFonts w:ascii="Times New Roman" w:hAnsi="Times New Roman" w:cs="Times New Roman"/>
+                <w:sz w:val="20"/>
+                <w:szCs w:val="20"/>
+              </w:rPr>
+              <w:t>{{area</w:t>
+            </w:r>
+            <w:r>
+              <w:rPr>
+                <w:rFonts w:ascii="Times New Roman" w:hAnsi="Times New Roman" w:cs="Times New Roman"/>
+                <w:sz w:val="20"/>
+                <w:szCs w:val="20"/>
+              </w:rPr>
+              <w:t xml:space="preserve">}} </w:t>
             </w:r>
           </w:p>
         </w:tc>
-        <w:bookmarkStart w:id="3" w:name="_GoBack"/>
-        <w:bookmarkEnd w:id="3"/>
       </w:tr>
       <w:tr>
         <w:trPr>
@@ -1677,7 +2159,7 @@
         </w:trPr>
         <w:tc>
           <w:tcPr>
-            <w:tcW w:w="4901" w:type="dxa"/>
+            <w:tcW w:w="4910" w:type="dxa"/>
             <w:gridSpan w:val="3"/>
           </w:tcPr>
           <w:p>
@@ -1690,13 +2172,59 @@
                 <w:szCs w:val="20"/>
               </w:rPr>
             </w:pPr>
-            <w:r>
-              <w:rPr>
-                <w:rFonts w:ascii="Times New Roman" w:hAnsi="Times New Roman" w:cs="Times New Roman"/>
-                <w:sz w:val="20"/>
-                <w:szCs w:val="20"/>
-              </w:rPr>
-              <w:t>Энэхүү гэрээний хугацаа (</w:t>
+            <w:proofErr w:type="spellStart"/>
+            <w:r>
+              <w:rPr>
+                <w:rFonts w:ascii="Times New Roman" w:hAnsi="Times New Roman" w:cs="Times New Roman"/>
+                <w:sz w:val="20"/>
+                <w:szCs w:val="20"/>
+              </w:rPr>
+              <w:t>Энэхүү</w:t>
+            </w:r>
+            <w:proofErr w:type="spellEnd"/>
+            <w:r>
+              <w:rPr>
+                <w:rFonts w:ascii="Times New Roman" w:hAnsi="Times New Roman" w:cs="Times New Roman"/>
+                <w:sz w:val="20"/>
+                <w:szCs w:val="20"/>
+              </w:rPr>
+              <w:t xml:space="preserve"> </w:t>
+            </w:r>
+            <w:proofErr w:type="spellStart"/>
+            <w:r>
+              <w:rPr>
+                <w:rFonts w:ascii="Times New Roman" w:hAnsi="Times New Roman" w:cs="Times New Roman"/>
+                <w:sz w:val="20"/>
+                <w:szCs w:val="20"/>
+              </w:rPr>
+              <w:t>гэрээний</w:t>
+            </w:r>
+            <w:proofErr w:type="spellEnd"/>
+            <w:r>
+              <w:rPr>
+                <w:rFonts w:ascii="Times New Roman" w:hAnsi="Times New Roman" w:cs="Times New Roman"/>
+                <w:sz w:val="20"/>
+                <w:szCs w:val="20"/>
+              </w:rPr>
+              <w:t xml:space="preserve"> </w:t>
+            </w:r>
+            <w:proofErr w:type="spellStart"/>
+            <w:r>
+              <w:rPr>
+                <w:rFonts w:ascii="Times New Roman" w:hAnsi="Times New Roman" w:cs="Times New Roman"/>
+                <w:sz w:val="20"/>
+                <w:szCs w:val="20"/>
+              </w:rPr>
+              <w:t>хугацаа</w:t>
+            </w:r>
+            <w:proofErr w:type="spellEnd"/>
+            <w:r>
+              <w:rPr>
+                <w:rFonts w:ascii="Times New Roman" w:hAnsi="Times New Roman" w:cs="Times New Roman"/>
+                <w:sz w:val="20"/>
+                <w:szCs w:val="20"/>
+              </w:rPr>
+              <w:t xml:space="preserve"> (</w:t>
             </w:r>
             <w:r>
               <w:rPr>
@@ -1719,7 +2247,7 @@
         </w:tc>
         <w:tc>
           <w:tcPr>
-            <w:tcW w:w="1712" w:type="dxa"/>
+            <w:tcW w:w="1709" w:type="dxa"/>
           </w:tcPr>
           <w:p>
             <w:pPr>
@@ -1730,19 +2258,47 @@
                 <w:szCs w:val="20"/>
               </w:rPr>
             </w:pPr>
-            <w:r>
-              <w:rPr>
-                <w:rFonts w:ascii="Times New Roman" w:hAnsi="Times New Roman" w:cs="Times New Roman"/>
-                <w:sz w:val="20"/>
-                <w:szCs w:val="20"/>
-              </w:rPr>
-              <w:t xml:space="preserve">Өмчлөгчийн тоо: </w:t>
+            <w:proofErr w:type="spellStart"/>
+            <w:r>
+              <w:rPr>
+                <w:rFonts w:ascii="Times New Roman" w:hAnsi="Times New Roman" w:cs="Times New Roman"/>
+                <w:sz w:val="20"/>
+                <w:szCs w:val="20"/>
+              </w:rPr>
+              <w:t>Өмчлөгчийн</w:t>
+            </w:r>
+            <w:proofErr w:type="spellEnd"/>
+            <w:r>
+              <w:rPr>
+                <w:rFonts w:ascii="Times New Roman" w:hAnsi="Times New Roman" w:cs="Times New Roman"/>
+                <w:sz w:val="20"/>
+                <w:szCs w:val="20"/>
+              </w:rPr>
+              <w:t xml:space="preserve"> </w:t>
+            </w:r>
+            <w:proofErr w:type="spellStart"/>
+            <w:r>
+              <w:rPr>
+                <w:rFonts w:ascii="Times New Roman" w:hAnsi="Times New Roman" w:cs="Times New Roman"/>
+                <w:sz w:val="20"/>
+                <w:szCs w:val="20"/>
+              </w:rPr>
+              <w:t>тоо</w:t>
+            </w:r>
+            <w:proofErr w:type="spellEnd"/>
+            <w:r>
+              <w:rPr>
+                <w:rFonts w:ascii="Times New Roman" w:hAnsi="Times New Roman" w:cs="Times New Roman"/>
+                <w:sz w:val="20"/>
+                <w:szCs w:val="20"/>
+              </w:rPr>
+              <w:t xml:space="preserve">: </w:t>
             </w:r>
           </w:p>
         </w:tc>
         <w:tc>
           <w:tcPr>
-            <w:tcW w:w="3963" w:type="dxa"/>
+            <w:tcW w:w="3958" w:type="dxa"/>
             <w:gridSpan w:val="2"/>
           </w:tcPr>
           <w:p>
@@ -1755,19 +2311,83 @@
                 <w:szCs w:val="20"/>
               </w:rPr>
             </w:pPr>
-            <w:r>
-              <w:rPr>
-                <w:rFonts w:ascii="Times New Roman" w:hAnsi="Times New Roman" w:cs="Times New Roman"/>
-                <w:sz w:val="18"/>
-                <w:szCs w:val="18"/>
-              </w:rPr>
-              <w:t xml:space="preserve">Төлөөлж гэрээ хийсэн өмчлөгч/ </w:t>
-            </w:r>
-            <w:r>
-              <w:rPr>
-                <w:rFonts w:ascii="Times New Roman" w:hAnsi="Times New Roman" w:cs="Times New Roman"/>
-                <w:sz w:val="18"/>
-                <w:szCs w:val="18"/>
+            <w:proofErr w:type="spellStart"/>
+            <w:r>
+              <w:rPr>
+                <w:rFonts w:ascii="Times New Roman" w:hAnsi="Times New Roman" w:cs="Times New Roman"/>
+                <w:sz w:val="20"/>
+                <w:szCs w:val="20"/>
+              </w:rPr>
+              <w:t>Төлөөлж</w:t>
+            </w:r>
+            <w:proofErr w:type="spellEnd"/>
+            <w:r>
+              <w:rPr>
+                <w:rFonts w:ascii="Times New Roman" w:hAnsi="Times New Roman" w:cs="Times New Roman"/>
+                <w:sz w:val="20"/>
+                <w:szCs w:val="20"/>
+              </w:rPr>
+              <w:t xml:space="preserve"> </w:t>
+            </w:r>
+            <w:proofErr w:type="spellStart"/>
+            <w:r>
+              <w:rPr>
+                <w:rFonts w:ascii="Times New Roman" w:hAnsi="Times New Roman" w:cs="Times New Roman"/>
+                <w:sz w:val="20"/>
+                <w:szCs w:val="20"/>
+              </w:rPr>
+              <w:t>гэрээ</w:t>
+            </w:r>
+            <w:proofErr w:type="spellEnd"/>
+            <w:r>
+              <w:rPr>
+                <w:rFonts w:ascii="Times New Roman" w:hAnsi="Times New Roman" w:cs="Times New Roman"/>
+                <w:sz w:val="20"/>
+                <w:szCs w:val="20"/>
+              </w:rPr>
+              <w:t xml:space="preserve"> </w:t>
+            </w:r>
+            <w:proofErr w:type="spellStart"/>
+            <w:r>
+              <w:rPr>
+                <w:rFonts w:ascii="Times New Roman" w:hAnsi="Times New Roman" w:cs="Times New Roman"/>
+                <w:sz w:val="20"/>
+                <w:szCs w:val="20"/>
+              </w:rPr>
+              <w:t>хийсэн</w:t>
+            </w:r>
+            <w:proofErr w:type="spellEnd"/>
+            <w:r>
+              <w:rPr>
+                <w:rFonts w:ascii="Times New Roman" w:hAnsi="Times New Roman" w:cs="Times New Roman"/>
+                <w:sz w:val="20"/>
+                <w:szCs w:val="20"/>
+              </w:rPr>
+              <w:t xml:space="preserve"> </w:t>
+            </w:r>
+            <w:proofErr w:type="spellStart"/>
+            <w:r>
+              <w:rPr>
+                <w:rFonts w:ascii="Times New Roman" w:hAnsi="Times New Roman" w:cs="Times New Roman"/>
+                <w:sz w:val="20"/>
+                <w:szCs w:val="20"/>
+              </w:rPr>
+              <w:t>өмчлөгч</w:t>
+            </w:r>
+            <w:proofErr w:type="spellEnd"/>
+            <w:r>
+              <w:rPr>
+                <w:rFonts w:ascii="Times New Roman" w:hAnsi="Times New Roman" w:cs="Times New Roman"/>
+                <w:sz w:val="20"/>
+                <w:szCs w:val="20"/>
+              </w:rPr>
+              <w:t xml:space="preserve">/ </w:t>
+            </w:r>
+            <w:r>
+              <w:rPr>
+                <w:rFonts w:ascii="Times New Roman" w:hAnsi="Times New Roman" w:cs="Times New Roman"/>
+                <w:sz w:val="20"/>
+                <w:szCs w:val="20"/>
                 <w:lang w:val="mn-MN"/>
               </w:rPr>
               <w:t>Хамтран өмчлөгчийн зөвшөөрөл заавал маягтаар авна</w:t>
@@ -1775,8 +2395,8 @@
             <w:r>
               <w:rPr>
                 <w:rFonts w:ascii="Times New Roman" w:hAnsi="Times New Roman" w:cs="Times New Roman"/>
-                <w:sz w:val="18"/>
-                <w:szCs w:val="18"/>
+                <w:sz w:val="20"/>
+                <w:szCs w:val="20"/>
               </w:rPr>
               <w:t>/</w:t>
             </w:r>
@@ -1789,7 +2409,7 @@
         </w:trPr>
         <w:tc>
           <w:tcPr>
-            <w:tcW w:w="1978" w:type="dxa"/>
+            <w:tcW w:w="1968" w:type="dxa"/>
           </w:tcPr>
           <w:p>
             <w:pPr>
@@ -1801,19 +2421,39 @@
                 <w:szCs w:val="20"/>
               </w:rPr>
             </w:pPr>
-            <w:r>
-              <w:rPr>
-                <w:rFonts w:ascii="Times New Roman" w:hAnsi="Times New Roman" w:cs="Times New Roman"/>
-                <w:sz w:val="20"/>
-                <w:szCs w:val="20"/>
-              </w:rPr>
-              <w:t>Эхлэх өдөр</w:t>
-            </w:r>
+            <w:proofErr w:type="spellStart"/>
+            <w:r>
+              <w:rPr>
+                <w:rFonts w:ascii="Times New Roman" w:hAnsi="Times New Roman" w:cs="Times New Roman"/>
+                <w:sz w:val="20"/>
+                <w:szCs w:val="20"/>
+              </w:rPr>
+              <w:t>Эхлэх</w:t>
+            </w:r>
+            <w:proofErr w:type="spellEnd"/>
+            <w:r>
+              <w:rPr>
+                <w:rFonts w:ascii="Times New Roman" w:hAnsi="Times New Roman" w:cs="Times New Roman"/>
+                <w:sz w:val="20"/>
+                <w:szCs w:val="20"/>
+              </w:rPr>
+              <w:t xml:space="preserve"> </w:t>
+            </w:r>
+            <w:proofErr w:type="spellStart"/>
+            <w:r>
+              <w:rPr>
+                <w:rFonts w:ascii="Times New Roman" w:hAnsi="Times New Roman" w:cs="Times New Roman"/>
+                <w:sz w:val="20"/>
+                <w:szCs w:val="20"/>
+              </w:rPr>
+              <w:t>өдөр</w:t>
+            </w:r>
+            <w:proofErr w:type="spellEnd"/>
           </w:p>
         </w:tc>
         <w:tc>
           <w:tcPr>
-            <w:tcW w:w="1983" w:type="dxa"/>
+            <w:tcW w:w="1973" w:type="dxa"/>
           </w:tcPr>
           <w:p>
             <w:pPr>
@@ -1825,19 +2465,29 @@
                 <w:szCs w:val="20"/>
               </w:rPr>
             </w:pPr>
-            <w:r>
-              <w:rPr>
-                <w:rFonts w:ascii="Times New Roman" w:hAnsi="Times New Roman" w:cs="Times New Roman"/>
-                <w:sz w:val="20"/>
-                <w:szCs w:val="20"/>
-              </w:rPr>
-              <w:t>Дуусгавар болох өдөр</w:t>
+            <w:proofErr w:type="spellStart"/>
+            <w:r>
+              <w:rPr>
+                <w:rFonts w:ascii="Times New Roman" w:hAnsi="Times New Roman" w:cs="Times New Roman"/>
+                <w:sz w:val="20"/>
+                <w:szCs w:val="20"/>
+              </w:rPr>
+              <w:t>Дуусгавар</w:t>
+            </w:r>
+            <w:proofErr w:type="spellEnd"/>
+            <w:r>
+              <w:rPr>
+                <w:rFonts w:ascii="Times New Roman" w:hAnsi="Times New Roman" w:cs="Times New Roman"/>
+                <w:sz w:val="20"/>
+                <w:szCs w:val="20"/>
+              </w:rPr>
+              <w:t xml:space="preserve"> болох өдөр</w:t>
             </w:r>
           </w:p>
         </w:tc>
         <w:tc>
           <w:tcPr>
-            <w:tcW w:w="940" w:type="dxa"/>
+            <w:tcW w:w="969" w:type="dxa"/>
           </w:tcPr>
           <w:p>
             <w:pPr>
@@ -1849,6 +2499,7 @@
                 <w:szCs w:val="20"/>
               </w:rPr>
             </w:pPr>
+            <w:proofErr w:type="spellStart"/>
             <w:r>
               <w:rPr>
                 <w:rFonts w:ascii="Times New Roman" w:hAnsi="Times New Roman" w:cs="Times New Roman"/>
@@ -1857,11 +2508,12 @@
               </w:rPr>
               <w:t>Сараар</w:t>
             </w:r>
+            <w:proofErr w:type="spellEnd"/>
           </w:p>
         </w:tc>
         <w:tc>
           <w:tcPr>
-            <w:tcW w:w="1712" w:type="dxa"/>
+            <w:tcW w:w="1709" w:type="dxa"/>
             <w:vMerge w:val="restart"/>
           </w:tcPr>
           <w:p>
@@ -1896,7 +2548,7 @@
         </w:tc>
         <w:tc>
           <w:tcPr>
-            <w:tcW w:w="1764" w:type="dxa"/>
+            <w:tcW w:w="1762" w:type="dxa"/>
             <w:vMerge w:val="restart"/>
           </w:tcPr>
           <w:p>
@@ -1956,7 +2608,7 @@
         </w:tc>
         <w:tc>
           <w:tcPr>
-            <w:tcW w:w="2199" w:type="dxa"/>
+            <w:tcW w:w="2196" w:type="dxa"/>
             <w:vMerge w:val="restart"/>
           </w:tcPr>
           <w:p>
@@ -1969,14 +2621,34 @@
                 <w:szCs w:val="20"/>
               </w:rPr>
             </w:pPr>
-            <w:r>
-              <w:rPr>
-                <w:rFonts w:ascii="Times New Roman" w:hAnsi="Times New Roman" w:cs="Times New Roman"/>
-                <w:sz w:val="20"/>
-                <w:szCs w:val="20"/>
-              </w:rPr>
-              <w:t>Хуулийн этгээд</w:t>
-            </w:r>
+            <w:proofErr w:type="spellStart"/>
+            <w:r>
+              <w:rPr>
+                <w:rFonts w:ascii="Times New Roman" w:hAnsi="Times New Roman" w:cs="Times New Roman"/>
+                <w:sz w:val="20"/>
+                <w:szCs w:val="20"/>
+              </w:rPr>
+              <w:t>Хуулийн</w:t>
+            </w:r>
+            <w:proofErr w:type="spellEnd"/>
+            <w:r>
+              <w:rPr>
+                <w:rFonts w:ascii="Times New Roman" w:hAnsi="Times New Roman" w:cs="Times New Roman"/>
+                <w:sz w:val="20"/>
+                <w:szCs w:val="20"/>
+              </w:rPr>
+              <w:t xml:space="preserve"> </w:t>
+            </w:r>
+            <w:proofErr w:type="spellStart"/>
+            <w:r>
+              <w:rPr>
+                <w:rFonts w:ascii="Times New Roman" w:hAnsi="Times New Roman" w:cs="Times New Roman"/>
+                <w:sz w:val="20"/>
+                <w:szCs w:val="20"/>
+              </w:rPr>
+              <w:t>этгээд</w:t>
+            </w:r>
+            <w:proofErr w:type="spellEnd"/>
           </w:p>
           <w:p>
             <w:pPr>
@@ -2016,7 +2688,7 @@
         </w:trPr>
         <w:tc>
           <w:tcPr>
-            <w:tcW w:w="1978" w:type="dxa"/>
+            <w:tcW w:w="1968" w:type="dxa"/>
           </w:tcPr>
           <w:p>
             <w:pPr>
@@ -2034,22 +2706,39 @@
                 <w:sz w:val="20"/>
                 <w:szCs w:val="20"/>
               </w:rPr>
-              <w:t xml:space="preserve">{{startDate}} </w:t>
-            </w:r>
-            <w:r>
-              <w:rPr>
-                <w:rFonts w:ascii="Times New Roman" w:hAnsi="Times New Roman" w:cs="Times New Roman"/>
-                <w:sz w:val="20"/>
-                <w:szCs w:val="20"/>
-                <w:lang w:val="mn-MN"/>
-              </w:rPr>
-              <w:t/>
+              <w:t>{{</w:t>
+            </w:r>
+            <w:proofErr w:type="spellStart"/>
+            <w:r>
+              <w:rPr>
+                <w:rFonts w:ascii="Times New Roman" w:hAnsi="Times New Roman" w:cs="Times New Roman"/>
+                <w:sz w:val="20"/>
+                <w:szCs w:val="20"/>
+              </w:rPr>
+              <w:t>startDate</w:t>
+            </w:r>
+            <w:proofErr w:type="spellEnd"/>
+            <w:r>
+              <w:rPr>
+                <w:rFonts w:ascii="Times New Roman" w:hAnsi="Times New Roman" w:cs="Times New Roman"/>
+                <w:sz w:val="20"/>
+                <w:szCs w:val="20"/>
+              </w:rPr>
+              <w:t xml:space="preserve">}} </w:t>
+            </w:r>
+            <w:r>
+              <w:rPr>
+                <w:rFonts w:ascii="Times New Roman" w:hAnsi="Times New Roman" w:cs="Times New Roman"/>
+                <w:sz w:val="20"/>
+                <w:szCs w:val="20"/>
+              </w:rPr>
+              <w:t xml:space="preserve"> </w:t>
             </w:r>
           </w:p>
         </w:tc>
         <w:tc>
           <w:tcPr>
-            <w:tcW w:w="1983" w:type="dxa"/>
+            <w:tcW w:w="1973" w:type="dxa"/>
           </w:tcPr>
           <w:p>
             <w:pPr>
@@ -2067,22 +2756,39 @@
                 <w:sz w:val="20"/>
                 <w:szCs w:val="20"/>
               </w:rPr>
-              <w:t xml:space="preserve">{{startDate}} </w:t>
-            </w:r>
-            <w:r>
-              <w:rPr>
-                <w:rFonts w:ascii="Times New Roman" w:hAnsi="Times New Roman" w:cs="Times New Roman"/>
-                <w:sz w:val="20"/>
-                <w:szCs w:val="20"/>
-                <w:lang w:val="mn-MN"/>
-              </w:rPr>
-              <w:t/>
+              <w:t>{{</w:t>
+            </w:r>
+            <w:proofErr w:type="spellStart"/>
+            <w:r>
+              <w:rPr>
+                <w:rFonts w:ascii="Times New Roman" w:hAnsi="Times New Roman" w:cs="Times New Roman"/>
+                <w:sz w:val="20"/>
+                <w:szCs w:val="20"/>
+              </w:rPr>
+              <w:t>startDate</w:t>
+            </w:r>
+            <w:proofErr w:type="spellEnd"/>
+            <w:r>
+              <w:rPr>
+                <w:rFonts w:ascii="Times New Roman" w:hAnsi="Times New Roman" w:cs="Times New Roman"/>
+                <w:sz w:val="20"/>
+                <w:szCs w:val="20"/>
+              </w:rPr>
+              <w:t xml:space="preserve">}} </w:t>
+            </w:r>
+            <w:r>
+              <w:rPr>
+                <w:rFonts w:ascii="Times New Roman" w:hAnsi="Times New Roman" w:cs="Times New Roman"/>
+                <w:sz w:val="20"/>
+                <w:szCs w:val="20"/>
+              </w:rPr>
+              <w:t xml:space="preserve"> </w:t>
             </w:r>
           </w:p>
         </w:tc>
         <w:tc>
           <w:tcPr>
-            <w:tcW w:w="940" w:type="dxa"/>
+            <w:tcW w:w="969" w:type="dxa"/>
           </w:tcPr>
           <w:p>
             <w:pPr>
@@ -2097,16 +2803,18 @@
             <w:r>
               <w:rPr>
                 <w:rFonts w:ascii="Times New Roman" w:hAnsi="Times New Roman" w:cs="Times New Roman"/>
-                <w:sz w:val="20"/>
-                <w:szCs w:val="20"/>
-              </w:rPr>
-              <w:t>……….</w:t>
+                <w:bCs/>
+                <w:color w:val="000000"/>
+                <w:sz w:val="20"/>
+                <w:szCs w:val="20"/>
+              </w:rPr>
+              <w:t>{{cert}}</w:t>
             </w:r>
           </w:p>
         </w:tc>
         <w:tc>
           <w:tcPr>
-            <w:tcW w:w="1712" w:type="dxa"/>
+            <w:tcW w:w="1709" w:type="dxa"/>
             <w:vMerge/>
           </w:tcPr>
           <w:p>
@@ -2123,7 +2831,7 @@
         </w:tc>
         <w:tc>
           <w:tcPr>
-            <w:tcW w:w="1764" w:type="dxa"/>
+            <w:tcW w:w="1762" w:type="dxa"/>
             <w:vMerge/>
           </w:tcPr>
           <w:p>
@@ -2140,7 +2848,7 @@
         </w:tc>
         <w:tc>
           <w:tcPr>
-            <w:tcW w:w="2199" w:type="dxa"/>
+            <w:tcW w:w="2196" w:type="dxa"/>
             <w:vMerge/>
           </w:tcPr>
           <w:p>
@@ -2193,7 +2901,7 @@
         </w:trPr>
         <w:tc>
           <w:tcPr>
-            <w:tcW w:w="6614" w:type="dxa"/>
+            <w:tcW w:w="6619" w:type="dxa"/>
             <w:gridSpan w:val="4"/>
           </w:tcPr>
           <w:p>
@@ -2219,7 +2927,7 @@
         </w:tc>
         <w:tc>
           <w:tcPr>
-            <w:tcW w:w="3963" w:type="dxa"/>
+            <w:tcW w:w="3958" w:type="dxa"/>
             <w:gridSpan w:val="2"/>
           </w:tcPr>
           <w:p>
@@ -2231,13 +2939,59 @@
                 <w:szCs w:val="20"/>
               </w:rPr>
             </w:pPr>
-            <w:r>
-              <w:rPr>
-                <w:rFonts w:ascii="Times New Roman" w:hAnsi="Times New Roman" w:cs="Times New Roman"/>
-                <w:sz w:val="20"/>
-                <w:szCs w:val="20"/>
-              </w:rPr>
-              <w:t>Нотолсон гарын үсэг:</w:t>
+            <w:proofErr w:type="spellStart"/>
+            <w:r>
+              <w:rPr>
+                <w:rFonts w:ascii="Times New Roman" w:hAnsi="Times New Roman" w:cs="Times New Roman"/>
+                <w:sz w:val="20"/>
+                <w:szCs w:val="20"/>
+              </w:rPr>
+              <w:t>Нотолсон</w:t>
+            </w:r>
+            <w:proofErr w:type="spellEnd"/>
+            <w:r>
+              <w:rPr>
+                <w:rFonts w:ascii="Times New Roman" w:hAnsi="Times New Roman" w:cs="Times New Roman"/>
+                <w:sz w:val="20"/>
+                <w:szCs w:val="20"/>
+              </w:rPr>
+              <w:t xml:space="preserve"> </w:t>
+            </w:r>
+            <w:proofErr w:type="spellStart"/>
+            <w:r>
+              <w:rPr>
+                <w:rFonts w:ascii="Times New Roman" w:hAnsi="Times New Roman" w:cs="Times New Roman"/>
+                <w:sz w:val="20"/>
+                <w:szCs w:val="20"/>
+              </w:rPr>
+              <w:t>гарын</w:t>
+            </w:r>
+            <w:proofErr w:type="spellEnd"/>
+            <w:r>
+              <w:rPr>
+                <w:rFonts w:ascii="Times New Roman" w:hAnsi="Times New Roman" w:cs="Times New Roman"/>
+                <w:sz w:val="20"/>
+                <w:szCs w:val="20"/>
+              </w:rPr>
+              <w:t xml:space="preserve"> </w:t>
+            </w:r>
+            <w:proofErr w:type="spellStart"/>
+            <w:r>
+              <w:rPr>
+                <w:rFonts w:ascii="Times New Roman" w:hAnsi="Times New Roman" w:cs="Times New Roman"/>
+                <w:sz w:val="20"/>
+                <w:szCs w:val="20"/>
+              </w:rPr>
+              <w:t>үсэг</w:t>
+            </w:r>
+            <w:proofErr w:type="spellEnd"/>
+            <w:r>
+              <w:rPr>
+                <w:rFonts w:ascii="Times New Roman" w:hAnsi="Times New Roman" w:cs="Times New Roman"/>
+                <w:sz w:val="20"/>
+                <w:szCs w:val="20"/>
+              </w:rPr>
+              <w:t>:</w:t>
             </w:r>
           </w:p>
           <w:p>
@@ -2266,7 +3020,7 @@
         </w:trPr>
         <w:tc>
           <w:tcPr>
-            <w:tcW w:w="6614" w:type="dxa"/>
+            <w:tcW w:w="6619" w:type="dxa"/>
             <w:gridSpan w:val="4"/>
           </w:tcPr>
           <w:p>
@@ -2292,7 +3046,7 @@
         </w:tc>
         <w:tc>
           <w:tcPr>
-            <w:tcW w:w="3963" w:type="dxa"/>
+            <w:tcW w:w="3958" w:type="dxa"/>
             <w:gridSpan w:val="2"/>
           </w:tcPr>
           <w:p>
@@ -2304,13 +3058,59 @@
                 <w:szCs w:val="20"/>
               </w:rPr>
             </w:pPr>
-            <w:r>
-              <w:rPr>
-                <w:rFonts w:ascii="Times New Roman" w:hAnsi="Times New Roman" w:cs="Times New Roman"/>
-                <w:sz w:val="20"/>
-                <w:szCs w:val="20"/>
-              </w:rPr>
-              <w:t>Нотолсон гарын үсэг:</w:t>
+            <w:proofErr w:type="spellStart"/>
+            <w:r>
+              <w:rPr>
+                <w:rFonts w:ascii="Times New Roman" w:hAnsi="Times New Roman" w:cs="Times New Roman"/>
+                <w:sz w:val="20"/>
+                <w:szCs w:val="20"/>
+              </w:rPr>
+              <w:t>Нотолсон</w:t>
+            </w:r>
+            <w:proofErr w:type="spellEnd"/>
+            <w:r>
+              <w:rPr>
+                <w:rFonts w:ascii="Times New Roman" w:hAnsi="Times New Roman" w:cs="Times New Roman"/>
+                <w:sz w:val="20"/>
+                <w:szCs w:val="20"/>
+              </w:rPr>
+              <w:t xml:space="preserve"> </w:t>
+            </w:r>
+            <w:proofErr w:type="spellStart"/>
+            <w:r>
+              <w:rPr>
+                <w:rFonts w:ascii="Times New Roman" w:hAnsi="Times New Roman" w:cs="Times New Roman"/>
+                <w:sz w:val="20"/>
+                <w:szCs w:val="20"/>
+              </w:rPr>
+              <w:t>гарын</w:t>
+            </w:r>
+            <w:proofErr w:type="spellEnd"/>
+            <w:r>
+              <w:rPr>
+                <w:rFonts w:ascii="Times New Roman" w:hAnsi="Times New Roman" w:cs="Times New Roman"/>
+                <w:sz w:val="20"/>
+                <w:szCs w:val="20"/>
+              </w:rPr>
+              <w:t xml:space="preserve"> </w:t>
+            </w:r>
+            <w:proofErr w:type="spellStart"/>
+            <w:r>
+              <w:rPr>
+                <w:rFonts w:ascii="Times New Roman" w:hAnsi="Times New Roman" w:cs="Times New Roman"/>
+                <w:sz w:val="20"/>
+                <w:szCs w:val="20"/>
+              </w:rPr>
+              <w:t>үсэг</w:t>
+            </w:r>
+            <w:proofErr w:type="spellEnd"/>
+            <w:r>
+              <w:rPr>
+                <w:rFonts w:ascii="Times New Roman" w:hAnsi="Times New Roman" w:cs="Times New Roman"/>
+                <w:sz w:val="20"/>
+                <w:szCs w:val="20"/>
+              </w:rPr>
+              <w:t>:</w:t>
             </w:r>
           </w:p>
           <w:p>
@@ -2339,7 +3139,7 @@
         </w:trPr>
         <w:tc>
           <w:tcPr>
-            <w:tcW w:w="6614" w:type="dxa"/>
+            <w:tcW w:w="6619" w:type="dxa"/>
             <w:gridSpan w:val="4"/>
           </w:tcPr>
           <w:p>
@@ -2365,7 +3165,7 @@
         </w:tc>
         <w:tc>
           <w:tcPr>
-            <w:tcW w:w="3963" w:type="dxa"/>
+            <w:tcW w:w="3958" w:type="dxa"/>
             <w:gridSpan w:val="2"/>
           </w:tcPr>
           <w:p>
@@ -2377,13 +3177,59 @@
                 <w:szCs w:val="20"/>
               </w:rPr>
             </w:pPr>
-            <w:r>
-              <w:rPr>
-                <w:rFonts w:ascii="Times New Roman" w:hAnsi="Times New Roman" w:cs="Times New Roman"/>
-                <w:sz w:val="20"/>
-                <w:szCs w:val="20"/>
-              </w:rPr>
-              <w:t>Нотолсон гарын үсэг:</w:t>
+            <w:proofErr w:type="spellStart"/>
+            <w:r>
+              <w:rPr>
+                <w:rFonts w:ascii="Times New Roman" w:hAnsi="Times New Roman" w:cs="Times New Roman"/>
+                <w:sz w:val="20"/>
+                <w:szCs w:val="20"/>
+              </w:rPr>
+              <w:t>Нотолсон</w:t>
+            </w:r>
+            <w:proofErr w:type="spellEnd"/>
+            <w:r>
+              <w:rPr>
+                <w:rFonts w:ascii="Times New Roman" w:hAnsi="Times New Roman" w:cs="Times New Roman"/>
+                <w:sz w:val="20"/>
+                <w:szCs w:val="20"/>
+              </w:rPr>
+              <w:t xml:space="preserve"> </w:t>
+            </w:r>
+            <w:proofErr w:type="spellStart"/>
+            <w:r>
+              <w:rPr>
+                <w:rFonts w:ascii="Times New Roman" w:hAnsi="Times New Roman" w:cs="Times New Roman"/>
+                <w:sz w:val="20"/>
+                <w:szCs w:val="20"/>
+              </w:rPr>
+              <w:t>гарын</w:t>
+            </w:r>
+            <w:proofErr w:type="spellEnd"/>
+            <w:r>
+              <w:rPr>
+                <w:rFonts w:ascii="Times New Roman" w:hAnsi="Times New Roman" w:cs="Times New Roman"/>
+                <w:sz w:val="20"/>
+                <w:szCs w:val="20"/>
+              </w:rPr>
+              <w:t xml:space="preserve"> </w:t>
+            </w:r>
+            <w:proofErr w:type="spellStart"/>
+            <w:r>
+              <w:rPr>
+                <w:rFonts w:ascii="Times New Roman" w:hAnsi="Times New Roman" w:cs="Times New Roman"/>
+                <w:sz w:val="20"/>
+                <w:szCs w:val="20"/>
+              </w:rPr>
+              <w:t>үсэг</w:t>
+            </w:r>
+            <w:proofErr w:type="spellEnd"/>
+            <w:r>
+              <w:rPr>
+                <w:rFonts w:ascii="Times New Roman" w:hAnsi="Times New Roman" w:cs="Times New Roman"/>
+                <w:sz w:val="20"/>
+                <w:szCs w:val="20"/>
+              </w:rPr>
+              <w:t>:</w:t>
             </w:r>
           </w:p>
           <w:p>
@@ -2412,7 +3258,7 @@
         </w:trPr>
         <w:tc>
           <w:tcPr>
-            <w:tcW w:w="6614" w:type="dxa"/>
+            <w:tcW w:w="6619" w:type="dxa"/>
             <w:gridSpan w:val="4"/>
           </w:tcPr>
           <w:p>
@@ -2425,19 +3271,147 @@
                 <w:szCs w:val="20"/>
               </w:rPr>
             </w:pPr>
-            <w:r>
-              <w:rPr>
-                <w:rFonts w:ascii="Times New Roman" w:hAnsi="Times New Roman" w:cs="Times New Roman"/>
-                <w:sz w:val="20"/>
-                <w:szCs w:val="20"/>
-              </w:rPr>
-              <w:t>Мэдээллийг цааш төрийн захиргааны байгууллагын хэрэгцээнд илгээхийг зөвшөөрөх</w:t>
-            </w:r>
+            <w:proofErr w:type="spellStart"/>
+            <w:r>
+              <w:rPr>
+                <w:rFonts w:ascii="Times New Roman" w:hAnsi="Times New Roman" w:cs="Times New Roman"/>
+                <w:sz w:val="20"/>
+                <w:szCs w:val="20"/>
+              </w:rPr>
+              <w:t>Мэдээллийг</w:t>
+            </w:r>
+            <w:proofErr w:type="spellEnd"/>
+            <w:r>
+              <w:rPr>
+                <w:rFonts w:ascii="Times New Roman" w:hAnsi="Times New Roman" w:cs="Times New Roman"/>
+                <w:sz w:val="20"/>
+                <w:szCs w:val="20"/>
+              </w:rPr>
+              <w:t xml:space="preserve"> </w:t>
+            </w:r>
+            <w:proofErr w:type="spellStart"/>
+            <w:r>
+              <w:rPr>
+                <w:rFonts w:ascii="Times New Roman" w:hAnsi="Times New Roman" w:cs="Times New Roman"/>
+                <w:sz w:val="20"/>
+                <w:szCs w:val="20"/>
+              </w:rPr>
+              <w:t>цааш</w:t>
+            </w:r>
+            <w:proofErr w:type="spellEnd"/>
+            <w:r>
+              <w:rPr>
+                <w:rFonts w:ascii="Times New Roman" w:hAnsi="Times New Roman" w:cs="Times New Roman"/>
+                <w:sz w:val="20"/>
+                <w:szCs w:val="20"/>
+              </w:rPr>
+              <w:t xml:space="preserve"> </w:t>
+            </w:r>
+            <w:proofErr w:type="spellStart"/>
+            <w:r>
+              <w:rPr>
+                <w:rFonts w:ascii="Times New Roman" w:hAnsi="Times New Roman" w:cs="Times New Roman"/>
+                <w:sz w:val="20"/>
+                <w:szCs w:val="20"/>
+              </w:rPr>
+              <w:t>төрийн</w:t>
+            </w:r>
+            <w:proofErr w:type="spellEnd"/>
+            <w:r>
+              <w:rPr>
+                <w:rFonts w:ascii="Times New Roman" w:hAnsi="Times New Roman" w:cs="Times New Roman"/>
+                <w:sz w:val="20"/>
+                <w:szCs w:val="20"/>
+              </w:rPr>
+              <w:t xml:space="preserve"> </w:t>
+            </w:r>
+            <w:proofErr w:type="spellStart"/>
+            <w:r>
+              <w:rPr>
+                <w:rFonts w:ascii="Times New Roman" w:hAnsi="Times New Roman" w:cs="Times New Roman"/>
+                <w:sz w:val="20"/>
+                <w:szCs w:val="20"/>
+              </w:rPr>
+              <w:t>захиргааны</w:t>
+            </w:r>
+            <w:proofErr w:type="spellEnd"/>
+            <w:r>
+              <w:rPr>
+                <w:rFonts w:ascii="Times New Roman" w:hAnsi="Times New Roman" w:cs="Times New Roman"/>
+                <w:sz w:val="20"/>
+                <w:szCs w:val="20"/>
+              </w:rPr>
+              <w:t xml:space="preserve"> </w:t>
+            </w:r>
+            <w:proofErr w:type="spellStart"/>
+            <w:r>
+              <w:rPr>
+                <w:rFonts w:ascii="Times New Roman" w:hAnsi="Times New Roman" w:cs="Times New Roman"/>
+                <w:sz w:val="20"/>
+                <w:szCs w:val="20"/>
+              </w:rPr>
+              <w:t>байгууллагын</w:t>
+            </w:r>
+            <w:proofErr w:type="spellEnd"/>
+            <w:r>
+              <w:rPr>
+                <w:rFonts w:ascii="Times New Roman" w:hAnsi="Times New Roman" w:cs="Times New Roman"/>
+                <w:sz w:val="20"/>
+                <w:szCs w:val="20"/>
+              </w:rPr>
+              <w:t xml:space="preserve"> </w:t>
+            </w:r>
+            <w:proofErr w:type="spellStart"/>
+            <w:r>
+              <w:rPr>
+                <w:rFonts w:ascii="Times New Roman" w:hAnsi="Times New Roman" w:cs="Times New Roman"/>
+                <w:sz w:val="20"/>
+                <w:szCs w:val="20"/>
+              </w:rPr>
+              <w:t>хэрэгцээнд</w:t>
+            </w:r>
+            <w:proofErr w:type="spellEnd"/>
+            <w:r>
+              <w:rPr>
+                <w:rFonts w:ascii="Times New Roman" w:hAnsi="Times New Roman" w:cs="Times New Roman"/>
+                <w:sz w:val="20"/>
+                <w:szCs w:val="20"/>
+              </w:rPr>
+              <w:t xml:space="preserve"> </w:t>
+            </w:r>
+            <w:proofErr w:type="spellStart"/>
+            <w:r>
+              <w:rPr>
+                <w:rFonts w:ascii="Times New Roman" w:hAnsi="Times New Roman" w:cs="Times New Roman"/>
+                <w:sz w:val="20"/>
+                <w:szCs w:val="20"/>
+              </w:rPr>
+              <w:t>илгээхийг</w:t>
+            </w:r>
+            <w:proofErr w:type="spellEnd"/>
+            <w:r>
+              <w:rPr>
+                <w:rFonts w:ascii="Times New Roman" w:hAnsi="Times New Roman" w:cs="Times New Roman"/>
+                <w:sz w:val="20"/>
+                <w:szCs w:val="20"/>
+              </w:rPr>
+              <w:t xml:space="preserve"> </w:t>
+            </w:r>
+            <w:proofErr w:type="spellStart"/>
+            <w:r>
+              <w:rPr>
+                <w:rFonts w:ascii="Times New Roman" w:hAnsi="Times New Roman" w:cs="Times New Roman"/>
+                <w:sz w:val="20"/>
+                <w:szCs w:val="20"/>
+              </w:rPr>
+              <w:t>зөвшөөрөх</w:t>
+            </w:r>
+            <w:proofErr w:type="spellEnd"/>
           </w:p>
         </w:tc>
         <w:tc>
           <w:tcPr>
-            <w:tcW w:w="3963" w:type="dxa"/>
+            <w:tcW w:w="3958" w:type="dxa"/>
             <w:gridSpan w:val="2"/>
           </w:tcPr>
           <w:p>
@@ -2449,13 +3423,59 @@
                 <w:szCs w:val="20"/>
               </w:rPr>
             </w:pPr>
-            <w:r>
-              <w:rPr>
-                <w:rFonts w:ascii="Times New Roman" w:hAnsi="Times New Roman" w:cs="Times New Roman"/>
-                <w:sz w:val="20"/>
-                <w:szCs w:val="20"/>
-              </w:rPr>
-              <w:t>Нотолсон гарын үсэг:</w:t>
+            <w:proofErr w:type="spellStart"/>
+            <w:r>
+              <w:rPr>
+                <w:rFonts w:ascii="Times New Roman" w:hAnsi="Times New Roman" w:cs="Times New Roman"/>
+                <w:sz w:val="20"/>
+                <w:szCs w:val="20"/>
+              </w:rPr>
+              <w:t>Нотолсон</w:t>
+            </w:r>
+            <w:proofErr w:type="spellEnd"/>
+            <w:r>
+              <w:rPr>
+                <w:rFonts w:ascii="Times New Roman" w:hAnsi="Times New Roman" w:cs="Times New Roman"/>
+                <w:sz w:val="20"/>
+                <w:szCs w:val="20"/>
+              </w:rPr>
+              <w:t xml:space="preserve"> </w:t>
+            </w:r>
+            <w:proofErr w:type="spellStart"/>
+            <w:r>
+              <w:rPr>
+                <w:rFonts w:ascii="Times New Roman" w:hAnsi="Times New Roman" w:cs="Times New Roman"/>
+                <w:sz w:val="20"/>
+                <w:szCs w:val="20"/>
+              </w:rPr>
+              <w:t>гарын</w:t>
+            </w:r>
+            <w:proofErr w:type="spellEnd"/>
+            <w:r>
+              <w:rPr>
+                <w:rFonts w:ascii="Times New Roman" w:hAnsi="Times New Roman" w:cs="Times New Roman"/>
+                <w:sz w:val="20"/>
+                <w:szCs w:val="20"/>
+              </w:rPr>
+              <w:t xml:space="preserve"> </w:t>
+            </w:r>
+            <w:proofErr w:type="spellStart"/>
+            <w:r>
+              <w:rPr>
+                <w:rFonts w:ascii="Times New Roman" w:hAnsi="Times New Roman" w:cs="Times New Roman"/>
+                <w:sz w:val="20"/>
+                <w:szCs w:val="20"/>
+              </w:rPr>
+              <w:t>үсэг</w:t>
+            </w:r>
+            <w:proofErr w:type="spellEnd"/>
+            <w:r>
+              <w:rPr>
+                <w:rFonts w:ascii="Times New Roman" w:hAnsi="Times New Roman" w:cs="Times New Roman"/>
+                <w:sz w:val="20"/>
+                <w:szCs w:val="20"/>
+              </w:rPr>
+              <w:t>:</w:t>
             </w:r>
           </w:p>
           <w:p>
@@ -2484,7 +3504,7 @@
         </w:trPr>
         <w:tc>
           <w:tcPr>
-            <w:tcW w:w="6614" w:type="dxa"/>
+            <w:tcW w:w="6619" w:type="dxa"/>
             <w:gridSpan w:val="4"/>
           </w:tcPr>
           <w:p>
@@ -2511,12 +3531,13 @@
         </w:tc>
         <w:tc>
           <w:tcPr>
-            <w:tcW w:w="3963" w:type="dxa"/>
+            <w:tcW w:w="3958" w:type="dxa"/>
             <w:gridSpan w:val="2"/>
           </w:tcPr>
           <w:p>
             <w:pPr>
               <w:spacing w:line="276" w:lineRule="auto"/>
+              <w:jc w:val="center"/>
               <w:rPr>
                 <w:rFonts w:ascii="Times New Roman" w:hAnsi="Times New Roman" w:cs="Times New Roman"/>
                 <w:sz w:val="20"/>
@@ -2524,6 +3545,11 @@
               </w:rPr>
             </w:pPr>
             <w:r>
+              <w:rPr>
+                <w:rFonts w:ascii="Times New Roman" w:hAnsi="Times New Roman" w:cs="Times New Roman"/>
+                <w:sz w:val="20"/>
+                <w:szCs w:val="20"/>
+              </w:rPr>
               <w:t>{{price}}</w:t>
             </w:r>
           </w:p>
@@ -2535,7 +3561,7 @@
         </w:trPr>
         <w:tc>
           <w:tcPr>
-            <w:tcW w:w="6614" w:type="dxa"/>
+            <w:tcW w:w="6619" w:type="dxa"/>
             <w:gridSpan w:val="4"/>
           </w:tcPr>
           <w:p>
@@ -2549,13 +3575,41 @@
                 <w:lang w:val="mn-MN"/>
               </w:rPr>
             </w:pPr>
-            <w:r>
-              <w:rPr>
-                <w:rFonts w:ascii="Times New Roman" w:hAnsi="Times New Roman" w:cs="Times New Roman"/>
-                <w:sz w:val="20"/>
-                <w:szCs w:val="20"/>
-              </w:rPr>
-              <w:t>Энэхүү гэрээний 4.1-</w:t>
+            <w:proofErr w:type="spellStart"/>
+            <w:r>
+              <w:rPr>
+                <w:rFonts w:ascii="Times New Roman" w:hAnsi="Times New Roman" w:cs="Times New Roman"/>
+                <w:sz w:val="20"/>
+                <w:szCs w:val="20"/>
+              </w:rPr>
+              <w:t>Энэхүү</w:t>
+            </w:r>
+            <w:proofErr w:type="spellEnd"/>
+            <w:r>
+              <w:rPr>
+                <w:rFonts w:ascii="Times New Roman" w:hAnsi="Times New Roman" w:cs="Times New Roman"/>
+                <w:sz w:val="20"/>
+                <w:szCs w:val="20"/>
+              </w:rPr>
+              <w:t xml:space="preserve"> </w:t>
+            </w:r>
+            <w:proofErr w:type="spellStart"/>
+            <w:r>
+              <w:rPr>
+                <w:rFonts w:ascii="Times New Roman" w:hAnsi="Times New Roman" w:cs="Times New Roman"/>
+                <w:sz w:val="20"/>
+                <w:szCs w:val="20"/>
+              </w:rPr>
+              <w:t>гэрээний</w:t>
+            </w:r>
+            <w:proofErr w:type="spellEnd"/>
+            <w:r>
+              <w:rPr>
+                <w:rFonts w:ascii="Times New Roman" w:hAnsi="Times New Roman" w:cs="Times New Roman"/>
+                <w:sz w:val="20"/>
+                <w:szCs w:val="20"/>
+              </w:rPr>
+              <w:t xml:space="preserve"> 4.1-</w:t>
             </w:r>
             <w:r>
               <w:rPr>
@@ -2570,7 +3624,7 @@
         </w:tc>
         <w:tc>
           <w:tcPr>
-            <w:tcW w:w="3963" w:type="dxa"/>
+            <w:tcW w:w="3958" w:type="dxa"/>
             <w:gridSpan w:val="2"/>
           </w:tcPr>
           <w:p>
@@ -2584,7 +3638,30 @@
               </w:rPr>
             </w:pPr>
             <w:r>
-              <w:t>{{commissionRate}}</w:t>
+              <w:rPr>
+                <w:rFonts w:ascii="Times New Roman" w:hAnsi="Times New Roman" w:cs="Times New Roman"/>
+                <w:sz w:val="20"/>
+                <w:szCs w:val="20"/>
+              </w:rPr>
+              <w:t>{{</w:t>
+            </w:r>
+            <w:proofErr w:type="spellStart"/>
+            <w:r>
+              <w:rPr>
+                <w:rFonts w:ascii="Times New Roman" w:hAnsi="Times New Roman" w:cs="Times New Roman"/>
+                <w:sz w:val="20"/>
+                <w:szCs w:val="20"/>
+              </w:rPr>
+              <w:t>commissionRate</w:t>
+            </w:r>
+            <w:proofErr w:type="spellEnd"/>
+            <w:r>
+              <w:rPr>
+                <w:rFonts w:ascii="Times New Roman" w:hAnsi="Times New Roman" w:cs="Times New Roman"/>
+                <w:sz w:val="20"/>
+                <w:szCs w:val="20"/>
+              </w:rPr>
+              <w:t>}}</w:t>
             </w:r>
           </w:p>
         </w:tc>
@@ -2595,7 +3672,7 @@
         </w:trPr>
         <w:tc>
           <w:tcPr>
-            <w:tcW w:w="6614" w:type="dxa"/>
+            <w:tcW w:w="6619" w:type="dxa"/>
             <w:gridSpan w:val="4"/>
           </w:tcPr>
           <w:p>
@@ -2608,13 +3685,41 @@
                 <w:szCs w:val="20"/>
               </w:rPr>
             </w:pPr>
-            <w:r>
-              <w:rPr>
-                <w:rFonts w:ascii="Times New Roman" w:hAnsi="Times New Roman" w:cs="Times New Roman"/>
-                <w:sz w:val="20"/>
-                <w:szCs w:val="20"/>
-              </w:rPr>
-              <w:t>Энэхүү гэрээний 4.1-</w:t>
+            <w:proofErr w:type="spellStart"/>
+            <w:r>
+              <w:rPr>
+                <w:rFonts w:ascii="Times New Roman" w:hAnsi="Times New Roman" w:cs="Times New Roman"/>
+                <w:sz w:val="20"/>
+                <w:szCs w:val="20"/>
+              </w:rPr>
+              <w:t>Энэхүү</w:t>
+            </w:r>
+            <w:proofErr w:type="spellEnd"/>
+            <w:r>
+              <w:rPr>
+                <w:rFonts w:ascii="Times New Roman" w:hAnsi="Times New Roman" w:cs="Times New Roman"/>
+                <w:sz w:val="20"/>
+                <w:szCs w:val="20"/>
+              </w:rPr>
+              <w:t xml:space="preserve"> </w:t>
+            </w:r>
+            <w:proofErr w:type="spellStart"/>
+            <w:r>
+              <w:rPr>
+                <w:rFonts w:ascii="Times New Roman" w:hAnsi="Times New Roman" w:cs="Times New Roman"/>
+                <w:sz w:val="20"/>
+                <w:szCs w:val="20"/>
+              </w:rPr>
+              <w:t>гэрээний</w:t>
+            </w:r>
+            <w:proofErr w:type="spellEnd"/>
+            <w:r>
+              <w:rPr>
+                <w:rFonts w:ascii="Times New Roman" w:hAnsi="Times New Roman" w:cs="Times New Roman"/>
+                <w:sz w:val="20"/>
+                <w:szCs w:val="20"/>
+              </w:rPr>
+              <w:t xml:space="preserve"> 4.1-</w:t>
             </w:r>
             <w:r>
               <w:rPr>
@@ -2629,7 +3734,7 @@
         </w:tc>
         <w:tc>
           <w:tcPr>
-            <w:tcW w:w="3963" w:type="dxa"/>
+            <w:tcW w:w="3958" w:type="dxa"/>
             <w:gridSpan w:val="2"/>
           </w:tcPr>
           <w:p>
@@ -2643,7 +3748,30 @@
               </w:rPr>
             </w:pPr>
             <w:r>
-              <w:t>{{commissionAmount}}</w:t>
+              <w:rPr>
+                <w:rFonts w:ascii="Times New Roman" w:hAnsi="Times New Roman" w:cs="Times New Roman"/>
+                <w:sz w:val="20"/>
+                <w:szCs w:val="20"/>
+              </w:rPr>
+              <w:t>{{</w:t>
+            </w:r>
+            <w:proofErr w:type="spellStart"/>
+            <w:r>
+              <w:rPr>
+                <w:rFonts w:ascii="Times New Roman" w:hAnsi="Times New Roman" w:cs="Times New Roman"/>
+                <w:sz w:val="20"/>
+                <w:szCs w:val="20"/>
+              </w:rPr>
+              <w:t>commissionAmount</w:t>
+            </w:r>
+            <w:proofErr w:type="spellEnd"/>
+            <w:r>
+              <w:rPr>
+                <w:rFonts w:ascii="Times New Roman" w:hAnsi="Times New Roman" w:cs="Times New Roman"/>
+                <w:sz w:val="20"/>
+                <w:szCs w:val="20"/>
+              </w:rPr>
+              <w:t>}}</w:t>
             </w:r>
           </w:p>
         </w:tc>
@@ -2667,13 +3795,69 @@
                 <w:szCs w:val="20"/>
               </w:rPr>
             </w:pPr>
-            <w:r>
-              <w:rPr>
-                <w:rFonts w:ascii="Times New Roman" w:hAnsi="Times New Roman" w:cs="Times New Roman"/>
-                <w:sz w:val="20"/>
-                <w:szCs w:val="20"/>
-              </w:rPr>
-              <w:t>Зуучлалын хөлс үсгээр:………………………………………………………………………………………………..</w:t>
+            <w:proofErr w:type="spellStart"/>
+            <w:r>
+              <w:rPr>
+                <w:rFonts w:ascii="Times New Roman" w:hAnsi="Times New Roman" w:cs="Times New Roman"/>
+                <w:sz w:val="20"/>
+                <w:szCs w:val="20"/>
+              </w:rPr>
+              <w:t>Зуучлалын</w:t>
+            </w:r>
+            <w:proofErr w:type="spellEnd"/>
+            <w:r>
+              <w:rPr>
+                <w:rFonts w:ascii="Times New Roman" w:hAnsi="Times New Roman" w:cs="Times New Roman"/>
+                <w:sz w:val="20"/>
+                <w:szCs w:val="20"/>
+              </w:rPr>
+              <w:t xml:space="preserve"> </w:t>
+            </w:r>
+            <w:proofErr w:type="spellStart"/>
+            <w:r>
+              <w:rPr>
+                <w:rFonts w:ascii="Times New Roman" w:hAnsi="Times New Roman" w:cs="Times New Roman"/>
+                <w:sz w:val="20"/>
+                <w:szCs w:val="20"/>
+              </w:rPr>
+              <w:t>хөлс</w:t>
+            </w:r>
+            <w:proofErr w:type="spellEnd"/>
+            <w:r>
+              <w:rPr>
+                <w:rFonts w:ascii="Times New Roman" w:hAnsi="Times New Roman" w:cs="Times New Roman"/>
+                <w:sz w:val="20"/>
+                <w:szCs w:val="20"/>
+              </w:rPr>
+              <w:t xml:space="preserve"> </w:t>
+            </w:r>
+            <w:proofErr w:type="spellStart"/>
+            <w:proofErr w:type="gramStart"/>
+            <w:r>
+              <w:rPr>
+                <w:rFonts w:ascii="Times New Roman" w:hAnsi="Times New Roman" w:cs="Times New Roman"/>
+                <w:sz w:val="20"/>
+                <w:szCs w:val="20"/>
+              </w:rPr>
+              <w:t>үсгээр</w:t>
+            </w:r>
+            <w:proofErr w:type="spellEnd"/>
+            <w:r>
+              <w:rPr>
+                <w:rFonts w:ascii="Times New Roman" w:hAnsi="Times New Roman" w:cs="Times New Roman"/>
+                <w:sz w:val="20"/>
+                <w:szCs w:val="20"/>
+              </w:rPr>
+              <w:t>:…</w:t>
+            </w:r>
+            <w:proofErr w:type="gramEnd"/>
+            <w:r>
+              <w:rPr>
+                <w:rFonts w:ascii="Times New Roman" w:hAnsi="Times New Roman" w:cs="Times New Roman"/>
+                <w:sz w:val="20"/>
+                <w:szCs w:val="20"/>
+              </w:rPr>
+              <w:t>……………………………………………………………………………………………..</w:t>
             </w:r>
           </w:p>
         </w:tc>
@@ -2926,42 +4110,90 @@
           <w:szCs w:val="20"/>
           <w:lang w:val="mn-MN"/>
         </w:rPr>
-        <w:t>Энэхүү Гэрээ нь {{duration}} ({{duration}}</w:t>
-      </w:r>
-      <w:r>
-        <w:rPr>
-          <w:rFonts w:ascii="Times New Roman" w:hAnsi="Times New Roman" w:cs="Times New Roman"/>
-          <w:sz w:val="20"/>
-          <w:szCs w:val="20"/>
-          <w:lang w:val="mn-MN"/>
-        </w:rPr>
-        <w:t/>
-      </w:r>
-      <w:r>
-        <w:rPr>
-          <w:rFonts w:ascii="Times New Roman" w:hAnsi="Times New Roman" w:cs="Times New Roman"/>
-          <w:sz w:val="20"/>
-          <w:szCs w:val="20"/>
-          <w:lang w:val="mn-MN"/>
-        </w:rPr>
-        <w:t>) сарын хугацаатай байх бөгөөд {{startDate}}</w:t>
-      </w:r>
-      <w:r>
-        <w:rPr>
-          <w:rFonts w:ascii="Times New Roman" w:hAnsi="Times New Roman" w:cs="Times New Roman"/>
-          <w:sz w:val="20"/>
-          <w:szCs w:val="20"/>
-        </w:rPr>
-        <w:t>..</w:t>
-      </w:r>
-      <w:r>
-        <w:rPr>
-          <w:rFonts w:ascii="Times New Roman" w:hAnsi="Times New Roman" w:cs="Times New Roman"/>
-          <w:sz w:val="20"/>
-          <w:szCs w:val="20"/>
-          <w:lang w:val="mn-MN"/>
-        </w:rPr>
-        <w:t>. оны ....-р сарын ....-ний/ны өдөр эхэлж, ....... оны .....-р сарын .....–ний/ны өдөр дуусгавар болно (“</w:t>
+        <w:t>Энэхүү Гэрээ нь ({{duration</w:t>
+      </w:r>
+      <w:r>
+        <w:rPr>
+          <w:rFonts w:ascii="Times New Roman" w:hAnsi="Times New Roman" w:cs="Times New Roman"/>
+          <w:sz w:val="20"/>
+          <w:szCs w:val="20"/>
+          <w:lang w:val="mn-MN"/>
+        </w:rPr>
+        <w:t xml:space="preserve">}} </w:t>
+      </w:r>
+      <w:r>
+        <w:rPr>
+          <w:rFonts w:ascii="Times New Roman" w:hAnsi="Times New Roman" w:cs="Times New Roman"/>
+          <w:sz w:val="20"/>
+          <w:szCs w:val="20"/>
+          <w:lang w:val="mn-MN"/>
+        </w:rPr>
+        <w:t>) сарын хугацаатай байх бөгөөд {{startDate</w:t>
+      </w:r>
+      <w:r>
+        <w:rPr>
+          <w:rFonts w:ascii="Times New Roman" w:hAnsi="Times New Roman" w:cs="Times New Roman"/>
+          <w:sz w:val="20"/>
+          <w:szCs w:val="20"/>
+          <w:lang w:val="mn-MN"/>
+        </w:rPr>
+        <w:t>}}</w:t>
+      </w:r>
+      <w:r>
+        <w:rPr>
+          <w:rFonts w:ascii="Times New Roman" w:hAnsi="Times New Roman" w:cs="Times New Roman"/>
+          <w:sz w:val="20"/>
+          <w:szCs w:val="20"/>
+          <w:lang w:val="mn-MN"/>
+        </w:rPr>
+        <w:t xml:space="preserve"> -</w:t>
+      </w:r>
+      <w:r>
+        <w:rPr>
+          <w:rFonts w:ascii="Times New Roman" w:hAnsi="Times New Roman" w:cs="Times New Roman"/>
+          <w:sz w:val="20"/>
+          <w:szCs w:val="20"/>
+          <w:lang w:val="mn-MN"/>
+        </w:rPr>
+        <w:t>ний/ны өдөр эхэлж</w:t>
+      </w:r>
+      <w:r>
+        <w:rPr>
+          <w:rFonts w:ascii="Times New Roman" w:hAnsi="Times New Roman" w:cs="Times New Roman"/>
+          <w:sz w:val="20"/>
+          <w:szCs w:val="20"/>
+          <w:lang w:val="mn-MN"/>
+        </w:rPr>
+        <w:t xml:space="preserve">, </w:t>
+      </w:r>
+      <w:r>
+        <w:rPr>
+          <w:rFonts w:ascii="Times New Roman" w:hAnsi="Times New Roman" w:cs="Times New Roman"/>
+          <w:b/>
+          <w:sz w:val="20"/>
+          <w:szCs w:val="20"/>
+          <w:lang w:val="mn-MN"/>
+        </w:rPr>
+        <w:t xml:space="preserve">{{endDate}}  </w:t>
+      </w:r>
+      <w:r>
+        <w:rPr>
+          <w:rFonts w:ascii="Times New Roman" w:hAnsi="Times New Roman" w:cs="Times New Roman"/>
+          <w:b/>
+          <w:sz w:val="20"/>
+          <w:szCs w:val="20"/>
+          <w:lang w:val="mn-MN"/>
+        </w:rPr>
+        <w:t>-</w:t>
+      </w:r>
+      <w:r>
+        <w:rPr>
+          <w:rFonts w:ascii="Times New Roman" w:hAnsi="Times New Roman" w:cs="Times New Roman"/>
+          <w:sz w:val="20"/>
+          <w:szCs w:val="20"/>
+          <w:lang w:val="mn-MN"/>
+        </w:rPr>
+        <w:t>ний/ны өдөр дуусгавар болно (“</w:t>
       </w:r>
       <w:r>
         <w:rPr>
@@ -2981,7 +4213,16 @@
           <w:szCs w:val="20"/>
           <w:lang w:val="mn-MN"/>
         </w:rPr>
-        <w:t>” гэх). Талууд харилцан тохиролцож Гэрээний хугацааг бичгээр сунгаж болно.</w:t>
+        <w:t>” гэх). Талууд харилцан тохиролцож Гэрээний хугацааг бичгээр</w:t>
+      </w:r>
+      <w:r>
+        <w:rPr>
+          <w:rFonts w:ascii="Times New Roman" w:hAnsi="Times New Roman" w:cs="Times New Roman"/>
+          <w:sz w:val="20"/>
+          <w:szCs w:val="20"/>
+          <w:lang w:val="mn-MN"/>
+        </w:rPr>
+        <w:t xml:space="preserve"> сунгаж болно.</w:t>
       </w:r>
     </w:p>
     <w:p>
@@ -3517,8 +4758,8 @@
         </w:rPr>
         <w:t xml:space="preserve">” гэж </w:t>
       </w:r>
-      <w:bookmarkStart w:id="4" w:name="_Hlk187844349"/>
-      <w:bookmarkStart w:id="5" w:name="_Hlk187835873"/>
+      <w:bookmarkStart w:id="3" w:name="_Hlk187844349"/>
+      <w:bookmarkStart w:id="4" w:name="_Hlk187835873"/>
       <w:r>
         <w:rPr>
           <w:rFonts w:ascii="Times New Roman" w:hAnsi="Times New Roman" w:cs="Times New Roman"/>
@@ -3564,7 +4805,7 @@
         </w:rPr>
         <w:t xml:space="preserve"> үл хөдлөх эд хөрөнгийг  ойлгоно</w:t>
       </w:r>
-      <w:bookmarkEnd w:id="4"/>
+      <w:bookmarkEnd w:id="3"/>
       <w:r>
         <w:rPr>
           <w:rFonts w:ascii="Times New Roman" w:hAnsi="Times New Roman" w:cs="Times New Roman"/>
@@ -3575,7 +4816,7 @@
         <w:t>.</w:t>
       </w:r>
     </w:p>
-    <w:bookmarkEnd w:id="5"/>
+    <w:bookmarkEnd w:id="4"/>
     <w:p>
       <w:pPr>
         <w:pStyle w:val="ListParagraph"/>
@@ -4089,7 +5330,6 @@
           <w:szCs w:val="20"/>
           <w:lang w:val="mn-MN"/>
         </w:rPr>
-        <w:lastRenderedPageBreak/>
         <w:t xml:space="preserve">Гэрээний </w:t>
       </w:r>
       <w:r>
@@ -4172,7 +5412,7 @@
         </w:rPr>
         <w:t xml:space="preserve"> /</w:t>
       </w:r>
-      <w:bookmarkStart w:id="6" w:name="_Hlk187833516"/>
+      <w:bookmarkStart w:id="5" w:name="_Hlk187833516"/>
       <w:r>
         <w:rPr>
           <w:rFonts w:ascii="Times New Roman" w:hAnsi="Times New Roman" w:cs="Times New Roman"/>
@@ -4183,7 +5423,7 @@
         </w:rPr>
         <w:t>Ап проперти девелопмент ХХК</w:t>
       </w:r>
-      <w:bookmarkEnd w:id="6"/>
+      <w:bookmarkEnd w:id="5"/>
       <w:r>
         <w:rPr>
           <w:rFonts w:ascii="Times New Roman" w:hAnsi="Times New Roman" w:cs="Times New Roman"/>
@@ -4315,6 +5555,7 @@
           <w:szCs w:val="20"/>
           <w:lang w:val="mn-MN"/>
         </w:rPr>
+        <w:lastRenderedPageBreak/>
         <w:t xml:space="preserve">Гэрээний хугацаа дууссанаас хойш Зуучлагч нь Зуучлуулагчид тухайн үл хөдлөх эд хөрөнгийг боломжит </w:t>
       </w:r>
       <w:r>
@@ -4666,7 +5907,7 @@
         </w:rPr>
         <w:t xml:space="preserve">Зуучлуулагч </w:t>
       </w:r>
-      <w:bookmarkStart w:id="7" w:name="_Hlk188618741"/>
+      <w:bookmarkStart w:id="6" w:name="_Hlk188618741"/>
       <w:r>
         <w:rPr>
           <w:rFonts w:ascii="Times New Roman" w:hAnsi="Times New Roman" w:cs="Times New Roman"/>
@@ -4687,7 +5928,7 @@
         </w:rPr>
         <w:t xml:space="preserve">Үл хөдлөх эд хөрөнгийн талаарх мэдээллийг </w:t>
       </w:r>
-      <w:bookmarkEnd w:id="7"/>
+      <w:bookmarkEnd w:id="6"/>
       <w:r>
         <w:rPr>
           <w:rFonts w:ascii="Times New Roman" w:hAnsi="Times New Roman" w:cs="Times New Roman"/>
@@ -5331,18 +6572,7 @@
           <w:szCs w:val="20"/>
           <w:lang w:val="mn-MN"/>
         </w:rPr>
-        <w:t xml:space="preserve">Зуучлагч нь Зуучлуулагчаас олгосон бүрэн эрхийн дагуу түүний нэрийн өмнөөс, түүний ашиг сонирхлын төлөө Үл хөдлөх эд хөрөнгийг худалдах нөхцлийн талаар худалдан авагчтай хэлэлцээр хийж болох бөгөөд </w:t>
-      </w:r>
-      <w:r>
-        <w:rPr>
-          <w:rFonts w:ascii="Times New Roman" w:hAnsi="Times New Roman" w:cs="Times New Roman"/>
-          <w:bCs/>
-          <w:sz w:val="20"/>
-          <w:szCs w:val="20"/>
-          <w:lang w:val="mn-MN"/>
-        </w:rPr>
-        <w:lastRenderedPageBreak/>
-        <w:t>хэрэв Зуучлуулагч</w:t>
+        <w:t>Зуучлагч нь Зуучлуулагчаас олгосон бүрэн эрхийн дагуу түүний нэрийн өмнөөс, түүний ашиг сонирхлын төлөө Үл хөдлөх эд хөрөнгийг худалдах нөхцлийн талаар худалдан авагчтай хэлэлцээр хийж болох бөгөөд хэрэв Зуучлуулагч</w:t>
       </w:r>
       <w:r>
         <w:rPr>
@@ -5457,6 +6687,7 @@
           <w:szCs w:val="20"/>
           <w:lang w:val="mn-MN"/>
         </w:rPr>
+        <w:lastRenderedPageBreak/>
         <w:t>Зуучлуулагч нь Зуучлагч болон Агентад тухайн Үл хөдлөх эд хөрөнгийг сурталчлан худалдах, маркетингийн үйл ажиллагаа явуулах эрхийг нь олгож, чиглэл өгч болно;</w:t>
       </w:r>
     </w:p>
@@ -6256,7 +7487,6 @@
           <w:szCs w:val="20"/>
           <w:lang w:val="mn-MN"/>
         </w:rPr>
-        <w:lastRenderedPageBreak/>
         <w:t>Зуучлуулагч нь Гэрээнд заасан хугацаанд зуучлалын хөлсийг төлөөгүй бол хугацаа хэтэрсэн хоног тутамд гүйцэтгээгүй үүргийн үнийн дүнгийн 0.5 хувьтай тэнцэх алдангийг Зуучлагчид үл маргах журмаар төлнө.</w:t>
       </w:r>
     </w:p>
@@ -6328,7 +7558,18 @@
           <w:szCs w:val="20"/>
           <w:lang w:val="mn-MN"/>
         </w:rPr>
-        <w:t xml:space="preserve">Зуучлагч нь үл хөдлөх хөрөнгийг танилцуулах явцад барилгын хийц бүтээц, засвар, үйлчилгээний чанар, онцлог байдлын улмаас боломжит худалдан авагч, түүнтэй хамт танилцаж явсан этгээд болон агентийн амь нас, эрүүл мэнд, эд хөрөнгөд аливаа хохирол учирсан тохиолдолд Зуучлуулагч үр дагаврыг хариуцах ба харин тухайн нөхцөл байдлын аюулгүйн зааварчилгааг Зуучлагчид урьдчилан өгсөн буюу анхааруулсан бол Зуучлуулагч хариуцлагаас чөлөөлөгдөнө. </w:t>
+        <w:t xml:space="preserve">Зуучлагч нь үл хөдлөх хөрөнгийг танилцуулах явцад барилгын хийц бүтээц, засвар, үйлчилгээний чанар, онцлог байдлын улмаас боломжит худалдан авагч, түүнтэй хамт танилцаж явсан этгээд болон агентийн амь нас, эрүүл </w:t>
+      </w:r>
+      <w:r>
+        <w:rPr>
+          <w:rFonts w:ascii="Times New Roman" w:hAnsi="Times New Roman" w:cs="Times New Roman"/>
+          <w:bCs/>
+          <w:sz w:val="20"/>
+          <w:szCs w:val="20"/>
+          <w:lang w:val="mn-MN"/>
+        </w:rPr>
+        <w:lastRenderedPageBreak/>
+        <w:t xml:space="preserve">мэнд, эд хөрөнгөд аливаа хохирол учирсан тохиолдолд Зуучлуулагч үр дагаврыг хариуцах ба харин тухайн нөхцөл байдлын аюулгүйн зааварчилгааг Зуучлагчид урьдчилан өгсөн буюу анхааруулсан бол Зуучлуулагч хариуцлагаас чөлөөлөгдөнө. </w:t>
       </w:r>
     </w:p>
     <w:p>
@@ -7215,20 +8456,7 @@
           <w:shd w:val="clear" w:color="auto" w:fill="FFFFFF"/>
           <w:lang w:val="mn-MN"/>
         </w:rPr>
-        <w:t xml:space="preserve">маргааныг 1 /нэг/ арбитрчаар </w:t>
-      </w:r>
-      <w:r>
-        <w:rPr>
-          <w:rFonts w:ascii="Times New Roman" w:hAnsi="Times New Roman" w:cs="Times New Roman"/>
-          <w:color w:val="000000"/>
-          <w:sz w:val="20"/>
-          <w:szCs w:val="20"/>
-          <w:u w:val="single"/>
-          <w:shd w:val="clear" w:color="auto" w:fill="FFFFFF"/>
-          <w:lang w:val="mn-MN"/>
-        </w:rPr>
-        <w:lastRenderedPageBreak/>
-        <w:t>шийдвэрлүүлэх хүсэлтэй бол энэ хэсэгт дурдана</w:t>
+        <w:t>маргааныг 1 /нэг/ арбитрчаар шийдвэрлүүлэх хүсэлтэй бол энэ хэсэгт дурдана</w:t>
       </w:r>
       <w:r>
         <w:rPr>
@@ -7344,6 +8572,7 @@
           <w:szCs w:val="20"/>
           <w:lang w:val="mn-MN"/>
         </w:rPr>
+        <w:lastRenderedPageBreak/>
         <w:t>Энэхүү</w:t>
       </w:r>
       <w:r>
@@ -7470,20 +8699,32 @@
           <w:lang w:val="mn-MN"/>
         </w:rPr>
       </w:pPr>
-      <w:bookmarkStart w:id="8" w:name="_Hlk187836253"/>
-    </w:p>
-    <w:p>
-      <w:pPr>
-        <w:jc w:val="center"/>
-        <w:rPr>
-          <w:rFonts w:ascii="Times New Roman" w:hAnsi="Times New Roman" w:cs="Times New Roman"/>
-          <w:b/>
-          <w:bCs/>
-          <w:sz w:val="20"/>
-          <w:szCs w:val="20"/>
-          <w:lang w:val="mn-MN"/>
-        </w:rPr>
-      </w:pPr>
+      <w:bookmarkStart w:id="7" w:name="_Hlk187836253"/>
+    </w:p>
+    <w:bookmarkEnd w:id="7"/>
+    <w:p>
+      <w:pPr>
+        <w:jc w:val="both"/>
+        <w:rPr>
+          <w:rFonts w:ascii="Times New Roman" w:hAnsi="Times New Roman" w:cs="Times New Roman"/>
+          <w:b/>
+          <w:bCs/>
+          <w:sz w:val="20"/>
+          <w:szCs w:val="20"/>
+          <w:lang w:val="mn-MN"/>
+        </w:rPr>
+      </w:pPr>
+      <w:r>
+        <w:rPr>
+          <w:rFonts w:ascii="Times New Roman" w:hAnsi="Times New Roman" w:cs="Times New Roman"/>
+          <w:b/>
+          <w:bCs/>
+          <w:sz w:val="20"/>
+          <w:szCs w:val="20"/>
+          <w:lang w:val="mn-MN"/>
+        </w:rPr>
+        <w:t xml:space="preserve">                                                                    </w:t>
+      </w:r>
       <w:r>
         <w:rPr>
           <w:rFonts w:ascii="Times New Roman" w:hAnsi="Times New Roman" w:cs="Times New Roman"/>
@@ -7495,24 +8736,6 @@
         </w:rPr>
         <w:t>ГЭРЭЭ БАЙГУУЛСАН:</w:t>
       </w:r>
-    </w:p>
-    <w:p>
-      <w:pPr>
-        <w:pStyle w:val="ListParagraph"/>
-        <w:tabs>
-          <w:tab w:val="left" w:pos="360"/>
-        </w:tabs>
-        <w:ind w:left="360"/>
-        <w:jc w:val="both"/>
-        <w:rPr>
-          <w:rFonts w:ascii="Times New Roman" w:hAnsi="Times New Roman" w:cs="Times New Roman"/>
-          <w:b/>
-          <w:bCs/>
-          <w:sz w:val="20"/>
-          <w:szCs w:val="20"/>
-          <w:lang w:val="mn-MN"/>
-        </w:rPr>
-      </w:pPr>
     </w:p>
     <w:p>
       <w:pPr>
@@ -7569,18 +8792,14 @@
           <w:rFonts w:ascii="Times New Roman" w:hAnsi="Times New Roman" w:cs="Times New Roman"/>
           <w:b/>
           <w:bCs/>
-          <w:sz w:val="22"/>
-          <w:szCs w:val="22"/>
-          <w:lang w:val="mn-MN"/>
-        </w:rPr>
-      </w:pPr>
-      <w:r>
-        <w:rPr>
-          <w:rFonts w:ascii="Times New Roman" w:hAnsi="Times New Roman" w:cs="Times New Roman"/>
-          <w:b/>
-          <w:bCs/>
-          <w:sz w:val="22"/>
-          <w:szCs w:val="22"/>
+          <w:lang w:val="mn-MN"/>
+        </w:rPr>
+      </w:pPr>
+      <w:r>
+        <w:rPr>
+          <w:rFonts w:ascii="Times New Roman" w:hAnsi="Times New Roman" w:cs="Times New Roman"/>
+          <w:b/>
+          <w:bCs/>
           <w:lang w:val="mn-MN"/>
         </w:rPr>
         <w:t>ЗУУЧЛУУЛАГЧ:</w:t>
@@ -7598,8 +8817,6 @@
           <w:rFonts w:ascii="Times New Roman" w:hAnsi="Times New Roman" w:cs="Times New Roman"/>
           <w:b/>
           <w:bCs/>
-          <w:sz w:val="22"/>
-          <w:szCs w:val="22"/>
           <w:lang w:val="mn-MN"/>
         </w:rPr>
       </w:pPr>
@@ -7614,18 +8831,14 @@
         <w:rPr>
           <w:rFonts w:ascii="Times New Roman" w:hAnsi="Times New Roman" w:cs="Times New Roman"/>
           <w:bCs/>
-          <w:sz w:val="22"/>
-          <w:szCs w:val="22"/>
-          <w:lang w:val="mn-MN"/>
-        </w:rPr>
-      </w:pPr>
-      <w:r>
-        <w:rPr>
-          <w:rFonts w:ascii="Times New Roman" w:hAnsi="Times New Roman" w:cs="Times New Roman"/>
-          <w:b/>
-          <w:bCs/>
-          <w:sz w:val="22"/>
-          <w:szCs w:val="22"/>
+          <w:lang w:val="mn-MN"/>
+        </w:rPr>
+      </w:pPr>
+      <w:r>
+        <w:rPr>
+          <w:rFonts w:ascii="Times New Roman" w:hAnsi="Times New Roman" w:cs="Times New Roman"/>
+          <w:b/>
+          <w:bCs/>
           <w:lang w:val="mn-MN"/>
         </w:rPr>
         <w:t>Овог нэр:</w:t>
@@ -7634,23 +8847,29 @@
         <w:rPr>
           <w:rFonts w:ascii="Times New Roman" w:hAnsi="Times New Roman" w:cs="Times New Roman"/>
           <w:bCs/>
-          <w:sz w:val="22"/>
-          <w:szCs w:val="22"/>
-          <w:lang w:val="mn-MN"/>
-        </w:rPr>
-        <w:t xml:space="preserve">......................................  </w:t>
-      </w:r>
-      <w:r>
-        <w:rPr>
-          <w:rFonts w:ascii="Times New Roman" w:hAnsi="Times New Roman" w:cs="Times New Roman"/>
-          <w:bCs/>
-          <w:sz w:val="22"/>
-          <w:szCs w:val="22"/>
-          <w:lang w:val="mn-MN"/>
-        </w:rPr>
-        <w:t xml:space="preserve">    </w:t>
-      </w:r>
-    </w:p>
+          <w:lang w:val="mn-MN"/>
+        </w:rPr>
+        <w:t xml:space="preserve"> </w:t>
+      </w:r>
+      <w:bookmarkStart w:id="8" w:name="_Hlk226652402"/>
+      <w:r>
+        <w:rPr>
+          <w:rFonts w:ascii="Times New Roman" w:hAnsi="Times New Roman" w:cs="Times New Roman"/>
+          <w:b/>
+          <w:lang w:val="mn-MN"/>
+        </w:rPr>
+        <w:t>{{name</w:t>
+      </w:r>
+      <w:r>
+        <w:rPr>
+          <w:rFonts w:ascii="Times New Roman" w:hAnsi="Times New Roman" w:cs="Times New Roman"/>
+          <w:b/>
+          <w:lang w:val="mn-MN"/>
+        </w:rPr>
+        <w:t xml:space="preserve">}} </w:t>
+      </w:r>
+    </w:p>
+    <w:bookmarkEnd w:id="8"/>
     <w:p>
       <w:pPr>
         <w:pStyle w:val="ListParagraph"/>
@@ -7661,17 +8880,13 @@
         <w:rPr>
           <w:rFonts w:ascii="Times New Roman" w:hAnsi="Times New Roman" w:cs="Times New Roman"/>
           <w:bCs/>
-          <w:sz w:val="22"/>
-          <w:szCs w:val="22"/>
-          <w:lang w:val="mn-MN"/>
-        </w:rPr>
-      </w:pPr>
-      <w:r>
-        <w:rPr>
-          <w:rFonts w:ascii="Times New Roman" w:hAnsi="Times New Roman" w:cs="Times New Roman"/>
-          <w:bCs/>
-          <w:sz w:val="22"/>
-          <w:szCs w:val="22"/>
+          <w:lang w:val="mn-MN"/>
+        </w:rPr>
+      </w:pPr>
+      <w:r>
+        <w:rPr>
+          <w:rFonts w:ascii="Times New Roman" w:hAnsi="Times New Roman" w:cs="Times New Roman"/>
+          <w:bCs/>
           <w:lang w:val="mn-MN"/>
         </w:rPr>
         <w:t xml:space="preserve">               </w:t>
@@ -7680,8 +8895,6 @@
         <w:rPr>
           <w:rFonts w:ascii="Times New Roman" w:hAnsi="Times New Roman" w:cs="Times New Roman"/>
           <w:bCs/>
-          <w:sz w:val="22"/>
-          <w:szCs w:val="22"/>
         </w:rPr>
         <w:t>/</w:t>
       </w:r>
@@ -7690,8 +8903,6 @@
           <w:rFonts w:ascii="Times New Roman" w:hAnsi="Times New Roman" w:cs="Times New Roman"/>
           <w:b/>
           <w:bCs/>
-          <w:sz w:val="22"/>
-          <w:szCs w:val="22"/>
         </w:rPr>
         <w:t>……………………………/</w:t>
       </w:r>
@@ -7700,8 +8911,6 @@
           <w:rFonts w:ascii="Times New Roman" w:hAnsi="Times New Roman" w:cs="Times New Roman"/>
           <w:b/>
           <w:bCs/>
-          <w:sz w:val="22"/>
-          <w:szCs w:val="22"/>
           <w:lang w:val="mn-MN"/>
         </w:rPr>
         <w:t xml:space="preserve">    </w:t>
@@ -7717,21 +8926,35 @@
         <w:rPr>
           <w:rFonts w:ascii="Times New Roman" w:hAnsi="Times New Roman" w:cs="Times New Roman"/>
           <w:bCs/>
-          <w:sz w:val="22"/>
-          <w:szCs w:val="22"/>
-          <w:lang w:val="mn-MN"/>
-        </w:rPr>
-      </w:pPr>
-      <w:r>
-        <w:rPr>
-          <w:rFonts w:ascii="Times New Roman" w:hAnsi="Times New Roman" w:cs="Times New Roman"/>
-          <w:bCs/>
-          <w:sz w:val="22"/>
-          <w:szCs w:val="22"/>
-          <w:lang w:val="mn-MN"/>
-        </w:rPr>
-        <w:t>Регистрийн дугаар: {{register}}</w:t>
-      </w:r>
+          <w:lang w:val="mn-MN"/>
+        </w:rPr>
+      </w:pPr>
+      <w:r>
+        <w:rPr>
+          <w:rFonts w:ascii="Times New Roman" w:hAnsi="Times New Roman" w:cs="Times New Roman"/>
+          <w:bCs/>
+          <w:lang w:val="mn-MN"/>
+        </w:rPr>
+        <w:t xml:space="preserve">Регистрийн дугаар: </w:t>
+      </w:r>
+      <w:bookmarkStart w:id="9" w:name="_Hlk226652409"/>
+      <w:r>
+        <w:rPr>
+          <w:rFonts w:ascii="Times New Roman" w:hAnsi="Times New Roman" w:cs="Times New Roman"/>
+          <w:b/>
+          <w:lang w:val="mn-MN"/>
+        </w:rPr>
+        <w:t>{{register</w:t>
+      </w:r>
+      <w:r>
+        <w:rPr>
+          <w:rFonts w:ascii="Times New Roman" w:hAnsi="Times New Roman" w:cs="Times New Roman"/>
+          <w:b/>
+          <w:lang w:val="mn-MN"/>
+        </w:rPr>
+        <w:t xml:space="preserve">}} </w:t>
+      </w:r>
+      <w:bookmarkEnd w:id="9"/>
     </w:p>
     <w:p>
       <w:pPr>
@@ -7743,20 +8966,40 @@
         <w:rPr>
           <w:rFonts w:ascii="Times New Roman" w:hAnsi="Times New Roman" w:cs="Times New Roman"/>
           <w:bCs/>
-          <w:sz w:val="22"/>
-          <w:szCs w:val="22"/>
-          <w:lang w:val="mn-MN"/>
-        </w:rPr>
-      </w:pPr>
-      <w:r>
-        <w:rPr>
-          <w:rFonts w:ascii="Times New Roman" w:hAnsi="Times New Roman" w:cs="Times New Roman"/>
-          <w:bCs/>
-          <w:sz w:val="22"/>
-          <w:szCs w:val="22"/>
-          <w:lang w:val="mn-MN"/>
-        </w:rPr>
-        <w:t>Хаяг: {{residentialAddress}}</w:t>
+          <w:lang w:val="mn-MN"/>
+        </w:rPr>
+      </w:pPr>
+      <w:r>
+        <w:rPr>
+          <w:rFonts w:ascii="Times New Roman" w:hAnsi="Times New Roman" w:cs="Times New Roman"/>
+          <w:bCs/>
+          <w:lang w:val="mn-MN"/>
+        </w:rPr>
+        <w:t>Хаяг:</w:t>
+      </w:r>
+      <w:r>
+        <w:rPr>
+          <w:rFonts w:ascii="Times New Roman" w:hAnsi="Times New Roman" w:cs="Times New Roman"/>
+          <w:bCs/>
+          <w:lang w:val="mn-MN"/>
+        </w:rPr>
+        <w:t xml:space="preserve"> </w:t>
+      </w:r>
+      <w:r>
+        <w:rPr>
+          <w:rFonts w:ascii="Times New Roman" w:hAnsi="Times New Roman" w:cs="Times New Roman"/>
+          <w:b/>
+          <w:lang w:val="mn-MN"/>
+        </w:rPr>
+        <w:t>{{residentialAddress</w:t>
+      </w:r>
+      <w:r>
+        <w:rPr>
+          <w:rFonts w:ascii="Times New Roman" w:hAnsi="Times New Roman" w:cs="Times New Roman"/>
+          <w:b/>
+          <w:lang w:val="mn-MN"/>
+        </w:rPr>
+        <w:t xml:space="preserve">}} </w:t>
       </w:r>
     </w:p>
     <w:p>
@@ -7769,20 +9012,46 @@
         <w:rPr>
           <w:rFonts w:ascii="Times New Roman" w:hAnsi="Times New Roman" w:cs="Times New Roman"/>
           <w:bCs/>
-          <w:sz w:val="22"/>
-          <w:szCs w:val="22"/>
-          <w:lang w:val="mn-MN"/>
-        </w:rPr>
-      </w:pPr>
-      <w:r>
-        <w:rPr>
-          <w:rFonts w:ascii="Times New Roman" w:hAnsi="Times New Roman" w:cs="Times New Roman"/>
-          <w:bCs/>
-          <w:sz w:val="22"/>
-          <w:szCs w:val="22"/>
-          <w:lang w:val="mn-MN"/>
-        </w:rPr>
-        <w:t>И-мэйл хаяг: {{email}}</w:t>
+          <w:lang w:val="mn-MN"/>
+        </w:rPr>
+      </w:pPr>
+      <w:r>
+        <w:rPr>
+          <w:rFonts w:ascii="Times New Roman" w:hAnsi="Times New Roman" w:cs="Times New Roman"/>
+          <w:bCs/>
+          <w:lang w:val="mn-MN"/>
+        </w:rPr>
+        <w:t>И-мэйл хаяг:</w:t>
+      </w:r>
+      <w:r>
+        <w:rPr>
+          <w:rFonts w:ascii="Tahoma" w:hAnsi="Tahoma" w:cs="Tahoma"/>
+          <w:bCs/>
+          <w:sz w:val="19"/>
+          <w:szCs w:val="19"/>
+          <w:lang w:val="mn-MN"/>
+        </w:rPr>
+        <w:t xml:space="preserve"> </w:t>
+      </w:r>
+      <w:r>
+        <w:rPr>
+          <w:rFonts w:ascii="Tahoma" w:hAnsi="Tahoma" w:cs="Tahoma"/>
+          <w:b/>
+          <w:sz w:val="19"/>
+          <w:szCs w:val="19"/>
+          <w:lang w:val="mn-MN"/>
+        </w:rPr>
+        <w:t>{{email</w:t>
+      </w:r>
+      <w:r>
+        <w:rPr>
+          <w:rFonts w:ascii="Tahoma" w:hAnsi="Tahoma" w:cs="Tahoma"/>
+          <w:b/>
+          <w:sz w:val="19"/>
+          <w:szCs w:val="19"/>
+          <w:lang w:val="mn-MN"/>
+        </w:rPr>
+        <w:t xml:space="preserve">}} </w:t>
       </w:r>
     </w:p>
     <w:p>
@@ -7795,20 +9064,40 @@
         <w:rPr>
           <w:rFonts w:ascii="Times New Roman" w:hAnsi="Times New Roman" w:cs="Times New Roman"/>
           <w:bCs/>
-          <w:sz w:val="22"/>
-          <w:szCs w:val="22"/>
-          <w:lang w:val="mn-MN"/>
-        </w:rPr>
-      </w:pPr>
-      <w:r>
-        <w:rPr>
-          <w:rFonts w:ascii="Times New Roman" w:hAnsi="Times New Roman" w:cs="Times New Roman"/>
-          <w:bCs/>
-          <w:sz w:val="22"/>
-          <w:szCs w:val="22"/>
-          <w:lang w:val="mn-MN"/>
-        </w:rPr>
-        <w:t>Утас: {{phone}}</w:t>
+          <w:lang w:val="mn-MN"/>
+        </w:rPr>
+      </w:pPr>
+      <w:r>
+        <w:rPr>
+          <w:rFonts w:ascii="Times New Roman" w:hAnsi="Times New Roman" w:cs="Times New Roman"/>
+          <w:bCs/>
+          <w:lang w:val="mn-MN"/>
+        </w:rPr>
+        <w:t>Утас:</w:t>
+      </w:r>
+      <w:r>
+        <w:rPr>
+          <w:rFonts w:ascii="Times New Roman" w:hAnsi="Times New Roman" w:cs="Times New Roman"/>
+          <w:bCs/>
+          <w:lang w:val="mn-MN"/>
+        </w:rPr>
+        <w:t xml:space="preserve"> </w:t>
+      </w:r>
+      <w:r>
+        <w:rPr>
+          <w:rFonts w:ascii="Times New Roman" w:hAnsi="Times New Roman" w:cs="Times New Roman"/>
+          <w:b/>
+          <w:lang w:val="mn-MN"/>
+        </w:rPr>
+        <w:t>{{phone</w:t>
+      </w:r>
+      <w:r>
+        <w:rPr>
+          <w:rFonts w:ascii="Times New Roman" w:hAnsi="Times New Roman" w:cs="Times New Roman"/>
+          <w:b/>
+          <w:lang w:val="mn-MN"/>
+        </w:rPr>
+        <w:t xml:space="preserve">}} </w:t>
       </w:r>
     </w:p>
     <w:p>
@@ -7821,20 +9110,16 @@
         <w:rPr>
           <w:rFonts w:ascii="Times New Roman" w:hAnsi="Times New Roman" w:cs="Times New Roman"/>
           <w:bCs/>
-          <w:sz w:val="22"/>
-          <w:szCs w:val="22"/>
-          <w:lang w:val="mn-MN"/>
-        </w:rPr>
-      </w:pPr>
-      <w:r>
-        <w:rPr>
-          <w:rFonts w:ascii="Times New Roman" w:hAnsi="Times New Roman" w:cs="Times New Roman"/>
-          <w:bCs/>
-          <w:sz w:val="22"/>
-          <w:szCs w:val="22"/>
-          <w:lang w:val="mn-MN"/>
-        </w:rPr>
-        <w:t>Яаралтай үед холбоо барих өөр утасны дугаар:</w:t>
+          <w:lang w:val="mn-MN"/>
+        </w:rPr>
+      </w:pPr>
+      <w:r>
+        <w:rPr>
+          <w:rFonts w:ascii="Times New Roman" w:hAnsi="Times New Roman" w:cs="Times New Roman"/>
+          <w:bCs/>
+          <w:lang w:val="mn-MN"/>
+        </w:rPr>
+        <w:t>Яаралтай үед холбоо барих өөр утасны дугаар:............................................</w:t>
       </w:r>
     </w:p>
     <w:p>
@@ -7848,8 +9133,6 @@
           <w:rFonts w:ascii="Times New Roman" w:hAnsi="Times New Roman" w:cs="Times New Roman"/>
           <w:b/>
           <w:bCs/>
-          <w:sz w:val="22"/>
-          <w:szCs w:val="22"/>
           <w:lang w:val="mn-MN"/>
         </w:rPr>
       </w:pPr>
@@ -7865,21 +9148,17 @@
           <w:rFonts w:ascii="Times New Roman" w:hAnsi="Times New Roman" w:cs="Times New Roman"/>
           <w:b/>
           <w:bCs/>
-          <w:sz w:val="22"/>
-          <w:szCs w:val="22"/>
-          <w:lang w:val="mn-MN"/>
-        </w:rPr>
-      </w:pPr>
-      <w:r>
-        <w:rPr>
-          <w:rFonts w:ascii="Times New Roman" w:hAnsi="Times New Roman" w:cs="Times New Roman"/>
-          <w:b/>
-          <w:bCs/>
-          <w:sz w:val="22"/>
-          <w:szCs w:val="22"/>
-          <w:lang w:val="mn-MN"/>
-        </w:rPr>
-        <w:t>Хамтран эзэмшигч ({{name2}}):</w:t>
+          <w:lang w:val="mn-MN"/>
+        </w:rPr>
+      </w:pPr>
+      <w:r>
+        <w:rPr>
+          <w:rFonts w:ascii="Times New Roman" w:hAnsi="Times New Roman" w:cs="Times New Roman"/>
+          <w:b/>
+          <w:bCs/>
+          <w:lang w:val="mn-MN"/>
+        </w:rPr>
+        <w:t>Хамтран эзэмшигч:</w:t>
       </w:r>
     </w:p>
     <w:p>
@@ -7893,8 +9172,6 @@
           <w:rFonts w:ascii="Times New Roman" w:hAnsi="Times New Roman" w:cs="Times New Roman"/>
           <w:b/>
           <w:bCs/>
-          <w:sz w:val="22"/>
-          <w:szCs w:val="22"/>
           <w:lang w:val="mn-MN"/>
         </w:rPr>
       </w:pPr>
@@ -7909,18 +9186,14 @@
         <w:rPr>
           <w:rFonts w:ascii="Times New Roman" w:hAnsi="Times New Roman" w:cs="Times New Roman"/>
           <w:bCs/>
-          <w:sz w:val="22"/>
-          <w:szCs w:val="22"/>
-          <w:lang w:val="mn-MN"/>
-        </w:rPr>
-      </w:pPr>
-      <w:r>
-        <w:rPr>
-          <w:rFonts w:ascii="Times New Roman" w:hAnsi="Times New Roman" w:cs="Times New Roman"/>
-          <w:b/>
-          <w:bCs/>
-          <w:sz w:val="22"/>
-          <w:szCs w:val="22"/>
+          <w:lang w:val="mn-MN"/>
+        </w:rPr>
+      </w:pPr>
+      <w:r>
+        <w:rPr>
+          <w:rFonts w:ascii="Times New Roman" w:hAnsi="Times New Roman" w:cs="Times New Roman"/>
+          <w:b/>
+          <w:bCs/>
           <w:lang w:val="mn-MN"/>
         </w:rPr>
         <w:t>Овог нэр:</w:t>
@@ -7929,21 +9202,25 @@
         <w:rPr>
           <w:rFonts w:ascii="Times New Roman" w:hAnsi="Times New Roman" w:cs="Times New Roman"/>
           <w:bCs/>
-          <w:sz w:val="22"/>
-          <w:szCs w:val="22"/>
-          <w:lang w:val="mn-MN"/>
-        </w:rPr>
-        <w:t xml:space="preserve">......................................  </w:t>
-      </w:r>
-      <w:r>
-        <w:rPr>
-          <w:rFonts w:ascii="Times New Roman" w:hAnsi="Times New Roman" w:cs="Times New Roman"/>
-          <w:bCs/>
-          <w:sz w:val="22"/>
-          <w:szCs w:val="22"/>
           <w:lang w:val="mn-MN"/>
         </w:rPr>
         <w:t xml:space="preserve">  </w:t>
+      </w:r>
+      <w:r>
+        <w:rPr>
+          <w:rFonts w:ascii="Times New Roman" w:hAnsi="Times New Roman" w:cs="Times New Roman"/>
+          <w:b/>
+          <w:lang w:val="mn-MN"/>
+        </w:rPr>
+        <w:t>{{name2</w:t>
+      </w:r>
+      <w:r>
+        <w:rPr>
+          <w:rFonts w:ascii="Times New Roman" w:hAnsi="Times New Roman" w:cs="Times New Roman"/>
+          <w:b/>
+          <w:lang w:val="mn-MN"/>
+        </w:rPr>
+        <w:t xml:space="preserve">}} </w:t>
       </w:r>
     </w:p>
     <w:p>
@@ -7956,17 +9233,13 @@
         <w:rPr>
           <w:rFonts w:ascii="Times New Roman" w:hAnsi="Times New Roman" w:cs="Times New Roman"/>
           <w:bCs/>
-          <w:sz w:val="22"/>
-          <w:szCs w:val="22"/>
-          <w:lang w:val="mn-MN"/>
-        </w:rPr>
-      </w:pPr>
-      <w:r>
-        <w:rPr>
-          <w:rFonts w:ascii="Times New Roman" w:hAnsi="Times New Roman" w:cs="Times New Roman"/>
-          <w:bCs/>
-          <w:sz w:val="22"/>
-          <w:szCs w:val="22"/>
+          <w:lang w:val="mn-MN"/>
+        </w:rPr>
+      </w:pPr>
+      <w:r>
+        <w:rPr>
+          <w:rFonts w:ascii="Times New Roman" w:hAnsi="Times New Roman" w:cs="Times New Roman"/>
+          <w:bCs/>
           <w:lang w:val="mn-MN"/>
         </w:rPr>
         <w:t xml:space="preserve">                  </w:t>
@@ -7975,8 +9248,6 @@
         <w:rPr>
           <w:rFonts w:ascii="Times New Roman" w:hAnsi="Times New Roman" w:cs="Times New Roman"/>
           <w:bCs/>
-          <w:sz w:val="22"/>
-          <w:szCs w:val="22"/>
         </w:rPr>
         <w:t>/</w:t>
       </w:r>
@@ -7985,8 +9256,6 @@
           <w:rFonts w:ascii="Times New Roman" w:hAnsi="Times New Roman" w:cs="Times New Roman"/>
           <w:b/>
           <w:bCs/>
-          <w:sz w:val="22"/>
-          <w:szCs w:val="22"/>
         </w:rPr>
         <w:t>……………………………/</w:t>
       </w:r>
@@ -8001,21 +9270,35 @@
         <w:rPr>
           <w:rFonts w:ascii="Times New Roman" w:hAnsi="Times New Roman" w:cs="Times New Roman"/>
           <w:bCs/>
-          <w:sz w:val="22"/>
-          <w:szCs w:val="22"/>
-          <w:lang w:val="mn-MN"/>
-        </w:rPr>
-      </w:pPr>
-      <w:r>
-        <w:rPr>
-          <w:rFonts w:ascii="Times New Roman" w:hAnsi="Times New Roman" w:cs="Times New Roman"/>
-          <w:bCs/>
-          <w:sz w:val="22"/>
-          <w:szCs w:val="22"/>
-          <w:lang w:val="mn-MN"/>
-        </w:rPr>
-        <w:t>Регистрийн дугаар: {{register}}</w:t>
-      </w:r>
+          <w:lang w:val="mn-MN"/>
+        </w:rPr>
+      </w:pPr>
+      <w:r>
+        <w:rPr>
+          <w:rFonts w:ascii="Times New Roman" w:hAnsi="Times New Roman" w:cs="Times New Roman"/>
+          <w:bCs/>
+          <w:lang w:val="mn-MN"/>
+        </w:rPr>
+        <w:t xml:space="preserve">Регистрийн дугаар: </w:t>
+      </w:r>
+      <w:bookmarkStart w:id="10" w:name="_Hlk226652481"/>
+      <w:r>
+        <w:rPr>
+          <w:rFonts w:ascii="Times New Roman" w:hAnsi="Times New Roman" w:cs="Times New Roman"/>
+          <w:b/>
+          <w:lang w:val="mn-MN"/>
+        </w:rPr>
+        <w:t>{{register2</w:t>
+      </w:r>
+      <w:r>
+        <w:rPr>
+          <w:rFonts w:ascii="Times New Roman" w:hAnsi="Times New Roman" w:cs="Times New Roman"/>
+          <w:b/>
+          <w:lang w:val="mn-MN"/>
+        </w:rPr>
+        <w:t xml:space="preserve">}} </w:t>
+      </w:r>
+      <w:bookmarkEnd w:id="10"/>
     </w:p>
     <w:p>
       <w:pPr>
@@ -8027,20 +9310,16 @@
         <w:rPr>
           <w:rFonts w:ascii="Times New Roman" w:hAnsi="Times New Roman" w:cs="Times New Roman"/>
           <w:bCs/>
-          <w:sz w:val="22"/>
-          <w:szCs w:val="22"/>
-          <w:lang w:val="mn-MN"/>
-        </w:rPr>
-      </w:pPr>
-      <w:r>
-        <w:rPr>
-          <w:rFonts w:ascii="Times New Roman" w:hAnsi="Times New Roman" w:cs="Times New Roman"/>
-          <w:bCs/>
-          <w:sz w:val="22"/>
-          <w:szCs w:val="22"/>
-          <w:lang w:val="mn-MN"/>
-        </w:rPr>
-        <w:t>Хаяг: {{residentialAddress}}</w:t>
+          <w:lang w:val="mn-MN"/>
+        </w:rPr>
+      </w:pPr>
+      <w:r>
+        <w:rPr>
+          <w:rFonts w:ascii="Times New Roman" w:hAnsi="Times New Roman" w:cs="Times New Roman"/>
+          <w:bCs/>
+          <w:lang w:val="mn-MN"/>
+        </w:rPr>
+        <w:t>Хаяг:..................................................................................................</w:t>
       </w:r>
     </w:p>
     <w:p>
@@ -8053,20 +9332,16 @@
         <w:rPr>
           <w:rFonts w:ascii="Times New Roman" w:hAnsi="Times New Roman" w:cs="Times New Roman"/>
           <w:bCs/>
-          <w:sz w:val="22"/>
-          <w:szCs w:val="22"/>
-          <w:lang w:val="mn-MN"/>
-        </w:rPr>
-      </w:pPr>
-      <w:r>
-        <w:rPr>
-          <w:rFonts w:ascii="Times New Roman" w:hAnsi="Times New Roman" w:cs="Times New Roman"/>
-          <w:bCs/>
-          <w:sz w:val="22"/>
-          <w:szCs w:val="22"/>
-          <w:lang w:val="mn-MN"/>
-        </w:rPr>
-        <w:t>И-мэйл хаяг: {{email}}</w:t>
+          <w:lang w:val="mn-MN"/>
+        </w:rPr>
+      </w:pPr>
+      <w:r>
+        <w:rPr>
+          <w:rFonts w:ascii="Times New Roman" w:hAnsi="Times New Roman" w:cs="Times New Roman"/>
+          <w:bCs/>
+          <w:lang w:val="mn-MN"/>
+        </w:rPr>
+        <w:t>И-мэйл хаяг: ....................................</w:t>
       </w:r>
     </w:p>
     <w:p>
@@ -8079,20 +9354,16 @@
         <w:rPr>
           <w:rFonts w:ascii="Times New Roman" w:hAnsi="Times New Roman" w:cs="Times New Roman"/>
           <w:bCs/>
-          <w:sz w:val="22"/>
-          <w:szCs w:val="22"/>
-          <w:lang w:val="mn-MN"/>
-        </w:rPr>
-      </w:pPr>
-      <w:r>
-        <w:rPr>
-          <w:rFonts w:ascii="Times New Roman" w:hAnsi="Times New Roman" w:cs="Times New Roman"/>
-          <w:bCs/>
-          <w:sz w:val="22"/>
-          <w:szCs w:val="22"/>
-          <w:lang w:val="mn-MN"/>
-        </w:rPr>
-        <w:t>Утас: {{phone}}</w:t>
+          <w:lang w:val="mn-MN"/>
+        </w:rPr>
+      </w:pPr>
+      <w:r>
+        <w:rPr>
+          <w:rFonts w:ascii="Times New Roman" w:hAnsi="Times New Roman" w:cs="Times New Roman"/>
+          <w:bCs/>
+          <w:lang w:val="mn-MN"/>
+        </w:rPr>
+        <w:t>Утас:............................................</w:t>
       </w:r>
     </w:p>
     <w:p>
@@ -8107,8 +9378,6 @@
           <w:rFonts w:ascii="Times New Roman" w:hAnsi="Times New Roman" w:cs="Times New Roman"/>
           <w:b/>
           <w:bCs/>
-          <w:sz w:val="22"/>
-          <w:szCs w:val="22"/>
           <w:lang w:val="mn-MN"/>
         </w:rPr>
         <w:sectPr>
@@ -8132,8 +9401,6 @@
           <w:rFonts w:ascii="Times New Roman" w:hAnsi="Times New Roman" w:cs="Times New Roman"/>
           <w:b/>
           <w:bCs/>
-          <w:sz w:val="22"/>
-          <w:szCs w:val="22"/>
           <w:lang w:val="mn-MN"/>
         </w:rPr>
       </w:pPr>
@@ -8150,18 +9417,14 @@
           <w:rFonts w:ascii="Times New Roman" w:hAnsi="Times New Roman" w:cs="Times New Roman"/>
           <w:b/>
           <w:bCs/>
-          <w:sz w:val="22"/>
-          <w:szCs w:val="22"/>
-          <w:lang w:val="mn-MN"/>
-        </w:rPr>
-      </w:pPr>
-      <w:r>
-        <w:rPr>
-          <w:rFonts w:ascii="Times New Roman" w:hAnsi="Times New Roman" w:cs="Times New Roman"/>
-          <w:b/>
-          <w:bCs/>
-          <w:sz w:val="22"/>
-          <w:szCs w:val="22"/>
+          <w:lang w:val="mn-MN"/>
+        </w:rPr>
+      </w:pPr>
+      <w:r>
+        <w:rPr>
+          <w:rFonts w:ascii="Times New Roman" w:hAnsi="Times New Roman" w:cs="Times New Roman"/>
+          <w:b/>
+          <w:bCs/>
           <w:lang w:val="mn-MN"/>
         </w:rPr>
         <w:t>ЗУУЧЛАГЧ:</w:t>
@@ -8179,18 +9442,14 @@
           <w:rFonts w:ascii="Times New Roman" w:hAnsi="Times New Roman" w:cs="Times New Roman"/>
           <w:b/>
           <w:bCs/>
-          <w:sz w:val="22"/>
-          <w:szCs w:val="22"/>
-          <w:lang w:val="mn-MN"/>
-        </w:rPr>
-      </w:pPr>
-      <w:r>
-        <w:rPr>
-          <w:rFonts w:ascii="Times New Roman" w:hAnsi="Times New Roman" w:cs="Times New Roman"/>
-          <w:b/>
-          <w:bCs/>
-          <w:sz w:val="22"/>
-          <w:szCs w:val="22"/>
+          <w:lang w:val="mn-MN"/>
+        </w:rPr>
+      </w:pPr>
+      <w:r>
+        <w:rPr>
+          <w:rFonts w:ascii="Times New Roman" w:hAnsi="Times New Roman" w:cs="Times New Roman"/>
+          <w:b/>
+          <w:bCs/>
           <w:lang w:val="mn-MN"/>
         </w:rPr>
         <w:t>“Ап проперти девелопмент”ХХК</w:t>
@@ -8207,16 +9466,12 @@
         <w:rPr>
           <w:rFonts w:ascii="Times New Roman" w:hAnsi="Times New Roman" w:cs="Times New Roman"/>
           <w:bCs/>
-          <w:sz w:val="22"/>
-          <w:szCs w:val="22"/>
-        </w:rPr>
-      </w:pPr>
-      <w:r>
-        <w:rPr>
-          <w:rFonts w:ascii="Times New Roman" w:hAnsi="Times New Roman" w:cs="Times New Roman"/>
-          <w:bCs/>
-          <w:sz w:val="22"/>
-          <w:szCs w:val="22"/>
+        </w:rPr>
+      </w:pPr>
+      <w:r>
+        <w:rPr>
+          <w:rFonts w:ascii="Times New Roman" w:hAnsi="Times New Roman" w:cs="Times New Roman"/>
+          <w:bCs/>
           <w:lang w:val="mn-MN"/>
         </w:rPr>
         <w:t xml:space="preserve">И-мэйл: </w:t>
@@ -8227,8 +9482,6 @@
             <w:rStyle w:val="Hyperlink"/>
             <w:rFonts w:ascii="Times New Roman" w:hAnsi="Times New Roman" w:cs="Times New Roman"/>
             <w:bCs/>
-            <w:sz w:val="22"/>
-            <w:szCs w:val="22"/>
           </w:rPr>
           <w:t>info.up@remax.mn</w:t>
         </w:r>
@@ -8245,17 +9498,13 @@
         <w:rPr>
           <w:rFonts w:ascii="Times New Roman" w:hAnsi="Times New Roman" w:cs="Times New Roman"/>
           <w:bCs/>
-          <w:sz w:val="22"/>
-          <w:szCs w:val="22"/>
-          <w:lang w:val="mn-MN"/>
-        </w:rPr>
-      </w:pPr>
-      <w:r>
-        <w:rPr>
-          <w:rFonts w:ascii="Times New Roman" w:hAnsi="Times New Roman" w:cs="Times New Roman"/>
-          <w:bCs/>
-          <w:sz w:val="22"/>
-          <w:szCs w:val="22"/>
+          <w:lang w:val="mn-MN"/>
+        </w:rPr>
+      </w:pPr>
+      <w:r>
+        <w:rPr>
+          <w:rFonts w:ascii="Times New Roman" w:hAnsi="Times New Roman" w:cs="Times New Roman"/>
+          <w:bCs/>
           <w:lang w:val="mn-MN"/>
         </w:rPr>
         <w:t xml:space="preserve">Хаяг: СБД, </w:t>
@@ -8264,8 +9513,6 @@
         <w:rPr>
           <w:rFonts w:ascii="Times New Roman" w:hAnsi="Times New Roman" w:cs="Times New Roman"/>
           <w:bCs/>
-          <w:sz w:val="22"/>
-          <w:szCs w:val="22"/>
         </w:rPr>
         <w:t>1-</w:t>
       </w:r>
@@ -8273,8 +9520,6 @@
         <w:rPr>
           <w:rFonts w:ascii="Times New Roman" w:hAnsi="Times New Roman" w:cs="Times New Roman"/>
           <w:bCs/>
-          <w:sz w:val="22"/>
-          <w:szCs w:val="22"/>
           <w:lang w:val="mn-MN"/>
         </w:rPr>
         <w:t xml:space="preserve">р хороо </w:t>
@@ -8283,11 +9528,18 @@
         <w:rPr>
           <w:rFonts w:ascii="Times New Roman" w:hAnsi="Times New Roman" w:cs="Times New Roman"/>
           <w:bCs/>
-          <w:sz w:val="22"/>
-          <w:szCs w:val="22"/>
-        </w:rPr>
-        <w:t>J Tower 908 тоот</w:t>
-      </w:r>
+        </w:rPr>
+        <w:t xml:space="preserve">J Tower 908 </w:t>
+      </w:r>
+      <w:proofErr w:type="spellStart"/>
+      <w:r>
+        <w:rPr>
+          <w:rFonts w:ascii="Times New Roman" w:hAnsi="Times New Roman" w:cs="Times New Roman"/>
+          <w:bCs/>
+        </w:rPr>
+        <w:t>тоот</w:t>
+      </w:r>
+      <w:proofErr w:type="spellEnd"/>
     </w:p>
     <w:p>
       <w:pPr>
@@ -8298,16 +9550,12 @@
         <w:rPr>
           <w:rFonts w:ascii="Times New Roman" w:hAnsi="Times New Roman" w:cs="Times New Roman"/>
           <w:bCs/>
-          <w:sz w:val="22"/>
-          <w:szCs w:val="22"/>
-        </w:rPr>
-      </w:pPr>
-      <w:r>
-        <w:rPr>
-          <w:rFonts w:ascii="Times New Roman" w:hAnsi="Times New Roman" w:cs="Times New Roman"/>
-          <w:bCs/>
-          <w:sz w:val="22"/>
-          <w:szCs w:val="22"/>
+        </w:rPr>
+      </w:pPr>
+      <w:r>
+        <w:rPr>
+          <w:rFonts w:ascii="Times New Roman" w:hAnsi="Times New Roman" w:cs="Times New Roman"/>
+          <w:bCs/>
           <w:lang w:val="mn-MN"/>
         </w:rPr>
         <w:t xml:space="preserve">Утас: </w:t>
@@ -8316,54 +9564,40 @@
         <w:rPr>
           <w:rFonts w:ascii="Times New Roman" w:hAnsi="Times New Roman" w:cs="Times New Roman"/>
           <w:bCs/>
-          <w:sz w:val="22"/>
-          <w:szCs w:val="22"/>
         </w:rPr>
         <w:t>72777999</w:t>
       </w:r>
     </w:p>
     <w:p>
       <w:pPr>
-        <w:pStyle w:val="ListParagraph"/>
         <w:tabs>
           <w:tab w:val="left" w:pos="360"/>
         </w:tabs>
-        <w:ind w:left="360"/>
         <w:jc w:val="both"/>
         <w:rPr>
           <w:rFonts w:ascii="Times New Roman" w:hAnsi="Times New Roman" w:cs="Times New Roman"/>
-          <w:b/>
-          <w:bCs/>
-          <w:sz w:val="22"/>
-          <w:szCs w:val="22"/>
-          <w:lang w:val="mn-MN"/>
-        </w:rPr>
-      </w:pPr>
-    </w:p>
-    <w:p>
-      <w:pPr>
-        <w:pStyle w:val="ListParagraph"/>
+          <w:bCs/>
+        </w:rPr>
+      </w:pPr>
+    </w:p>
+    <w:p>
+      <w:pPr>
         <w:tabs>
           <w:tab w:val="left" w:pos="360"/>
         </w:tabs>
-        <w:ind w:left="360"/>
         <w:jc w:val="both"/>
         <w:rPr>
           <w:rFonts w:ascii="Times New Roman" w:hAnsi="Times New Roman" w:cs="Times New Roman"/>
           <w:b/>
           <w:bCs/>
-          <w:sz w:val="22"/>
-          <w:szCs w:val="22"/>
-          <w:lang w:val="mn-MN"/>
-        </w:rPr>
-      </w:pPr>
-      <w:r>
-        <w:rPr>
-          <w:rFonts w:ascii="Times New Roman" w:hAnsi="Times New Roman" w:cs="Times New Roman"/>
-          <w:b/>
-          <w:bCs/>
-          <w:sz w:val="22"/>
-          <w:szCs w:val="22"/>
+          <w:lang w:val="mn-MN"/>
+        </w:rPr>
+      </w:pPr>
+      <w:r>
+        <w:rPr>
+          <w:rFonts w:ascii="Times New Roman" w:hAnsi="Times New Roman" w:cs="Times New Roman"/>
+          <w:b/>
+          <w:bCs/>
           <w:lang w:val="mn-MN"/>
         </w:rPr>
         <w:t>АГЕНТ:</w:t>
@@ -8371,30 +9605,41 @@
     </w:p>
     <w:p>
       <w:pPr>
-        <w:pStyle w:val="ListParagraph"/>
         <w:tabs>
           <w:tab w:val="left" w:pos="360"/>
         </w:tabs>
-        <w:ind w:left="360"/>
         <w:jc w:val="both"/>
         <w:rPr>
           <w:rFonts w:ascii="Times New Roman" w:hAnsi="Times New Roman" w:cs="Times New Roman"/>
-          <w:b/>
-          <w:bCs/>
-          <w:sz w:val="22"/>
-          <w:szCs w:val="22"/>
-          <w:lang w:val="mn-MN"/>
-        </w:rPr>
-      </w:pPr>
-      <w:r>
-        <w:rPr>
-          <w:rFonts w:ascii="Times New Roman" w:hAnsi="Times New Roman" w:cs="Times New Roman"/>
-          <w:bCs/>
-          <w:sz w:val="22"/>
-          <w:szCs w:val="22"/>
-          <w:lang w:val="mn-MN"/>
-        </w:rPr>
-        <w:t>{{agent}} /{{agent}}/</w:t>
+          <w:bCs/>
+          <w:lang w:val="mn-MN"/>
+        </w:rPr>
+      </w:pPr>
+      <w:bookmarkStart w:id="11" w:name="_Hlk226652497"/>
+      <w:r>
+        <w:rPr>
+          <w:rFonts w:ascii="Times New Roman" w:hAnsi="Times New Roman" w:cs="Times New Roman"/>
+          <w:b/>
+          <w:lang w:val="mn-MN"/>
+        </w:rPr>
+        <w:t xml:space="preserve">{{agent}} </w:t>
+      </w:r>
+      <w:r>
+        <w:rPr>
+          <w:rFonts w:ascii="Times New Roman" w:hAnsi="Times New Roman" w:cs="Times New Roman"/>
+          <w:bCs/>
+          <w:lang w:val="mn-MN"/>
+        </w:rPr>
+        <w:t xml:space="preserve"> </w:t>
+      </w:r>
+      <w:bookmarkEnd w:id="11"/>
+      <w:r>
+        <w:rPr>
+          <w:rFonts w:ascii="Times New Roman" w:hAnsi="Times New Roman" w:cs="Times New Roman"/>
+          <w:bCs/>
+          <w:lang w:val="mn-MN"/>
+        </w:rPr>
+        <w:t>/............................../</w:t>
       </w:r>
     </w:p>
     <w:p>
@@ -8402,30 +9647,11 @@
         <w:tabs>
           <w:tab w:val="left" w:pos="360"/>
         </w:tabs>
-        <w:contextualSpacing/>
         <w:jc w:val="both"/>
         <w:rPr>
           <w:rFonts w:ascii="Times New Roman" w:hAnsi="Times New Roman" w:cs="Times New Roman"/>
-          <w:bCs/>
-          <w:sz w:val="22"/>
-          <w:szCs w:val="22"/>
-          <w:lang w:val="mn-MN"/>
-        </w:rPr>
-      </w:pPr>
-    </w:p>
-    <w:p>
-      <w:pPr>
-        <w:pStyle w:val="ListParagraph"/>
-        <w:tabs>
-          <w:tab w:val="left" w:pos="360"/>
-        </w:tabs>
-        <w:ind w:left="360"/>
-        <w:jc w:val="both"/>
-        <w:rPr>
-          <w:rFonts w:ascii="Times New Roman" w:hAnsi="Times New Roman" w:cs="Times New Roman"/>
-          <w:bCs/>
-          <w:sz w:val="22"/>
-          <w:szCs w:val="22"/>
+          <w:b/>
+          <w:bCs/>
           <w:lang w:val="mn-MN"/>
         </w:rPr>
         <w:sectPr>
@@ -8440,14 +9666,11 @@
         <w:rPr>
           <w:rFonts w:ascii="Times New Roman" w:hAnsi="Times New Roman" w:cs="Times New Roman"/>
           <w:bCs/>
-          <w:sz w:val="22"/>
-          <w:szCs w:val="22"/>
-          <w:lang w:val="mn-MN"/>
-        </w:rPr>
-        <w:t>Утас: ...................................</w:t>
-      </w:r>
-    </w:p>
-    <w:bookmarkEnd w:id="8"/>
+          <w:lang w:val="mn-MN"/>
+        </w:rPr>
+        <w:t>Утас: .................................</w:t>
+      </w:r>
+    </w:p>
     <w:p>
       <w:pPr>
         <w:spacing w:line="276" w:lineRule="auto"/>
@@ -8461,6 +9684,7 @@
       </w:pPr>
     </w:p>
     <w:sectPr>
+      <w:footerReference w:type="default" r:id="rId11"/>
       <w:pgSz w:w="11904" w:h="16836"/>
       <w:pgMar w:top="320" w:right="877" w:bottom="584" w:left="1440" w:header="708" w:footer="708" w:gutter="0"/>
       <w:cols w:space="708"/>
@@ -8471,7 +9695,7 @@
 </file>
 
 <file path=word/endnotes.xml><?xml version="1.0" encoding="utf-8"?>
-<w:endnotes xmlns:wpc="http://schemas.microsoft.com/office/word/2010/wordprocessingCanvas" xmlns:mc="http://schemas.openxmlformats.org/markup-compatibility/2006" xmlns:o="urn:schemas-microsoft-com:office:office" xmlns:r="http://schemas.openxmlformats.org/officeDocument/2006/relationships" xmlns:m="http://schemas.openxmlformats.org/officeDocument/2006/math" xmlns:v="urn:schemas-microsoft-com:vml" xmlns:wp14="http://schemas.microsoft.com/office/word/2010/wordprocessingDrawing" xmlns:wp="http://schemas.openxmlformats.org/drawingml/2006/wordprocessingDrawing" xmlns:w10="urn:schemas-microsoft-com:office:word" xmlns:w="http://schemas.openxmlformats.org/wordprocessingml/2006/main" xmlns:w14="http://schemas.microsoft.com/office/word/2010/wordml" xmlns:w15="http://schemas.microsoft.com/office/word/2012/wordml" xmlns:wpg="http://schemas.microsoft.com/office/word/2010/wordprocessingGroup" xmlns:wpi="http://schemas.microsoft.com/office/word/2010/wordprocessingInk" xmlns:wne="http://schemas.microsoft.com/office/word/2006/wordml" xmlns:wps="http://schemas.microsoft.com/office/word/2010/wordprocessingShape" mc:Ignorable="w14 w15 wp14">
+<w:endnotes xmlns:wpc="http://schemas.microsoft.com/office/word/2010/wordprocessingCanvas" xmlns:cx="http://schemas.microsoft.com/office/drawing/2014/chartex" xmlns:cx1="http://schemas.microsoft.com/office/drawing/2015/9/8/chartex" xmlns:cx2="http://schemas.microsoft.com/office/drawing/2015/10/21/chartex" xmlns:cx3="http://schemas.microsoft.com/office/drawing/2016/5/9/chartex" xmlns:cx4="http://schemas.microsoft.com/office/drawing/2016/5/10/chartex" xmlns:cx5="http://schemas.microsoft.com/office/drawing/2016/5/11/chartex" xmlns:cx6="http://schemas.microsoft.com/office/drawing/2016/5/12/chartex" xmlns:cx7="http://schemas.microsoft.com/office/drawing/2016/5/13/chartex" xmlns:cx8="http://schemas.microsoft.com/office/drawing/2016/5/14/chartex" xmlns:mc="http://schemas.openxmlformats.org/markup-compatibility/2006" xmlns:aink="http://schemas.microsoft.com/office/drawing/2016/ink" xmlns:am3d="http://schemas.microsoft.com/office/drawing/2017/model3d" xmlns:o="urn:schemas-microsoft-com:office:office" xmlns:oel="http://schemas.microsoft.com/office/2019/extlst" xmlns:r="http://schemas.openxmlformats.org/officeDocument/2006/relationships" xmlns:m="http://schemas.openxmlformats.org/officeDocument/2006/math" xmlns:v="urn:schemas-microsoft-com:vml" xmlns:wp14="http://schemas.microsoft.com/office/word/2010/wordprocessingDrawing" xmlns:wp="http://schemas.openxmlformats.org/drawingml/2006/wordprocessingDrawing" xmlns:w10="urn:schemas-microsoft-com:office:word" xmlns:w="http://schemas.openxmlformats.org/wordprocessingml/2006/main" xmlns:w14="http://schemas.microsoft.com/office/word/2010/wordml" xmlns:w15="http://schemas.microsoft.com/office/word/2012/wordml" xmlns:w16cex="http://schemas.microsoft.com/office/word/2018/wordml/cex" xmlns:w16cid="http://schemas.microsoft.com/office/word/2016/wordml/cid" xmlns:w16="http://schemas.microsoft.com/office/word/2018/wordml" xmlns:w16sdtdh="http://schemas.microsoft.com/office/word/2020/wordml/sdtdatahash" xmlns:w16se="http://schemas.microsoft.com/office/word/2015/wordml/symex" xmlns:wpg="http://schemas.microsoft.com/office/word/2010/wordprocessingGroup" xmlns:wpi="http://schemas.microsoft.com/office/word/2010/wordprocessingInk" xmlns:wne="http://schemas.microsoft.com/office/word/2006/wordml" xmlns:wps="http://schemas.microsoft.com/office/word/2010/wordprocessingShape" mc:Ignorable="w14 w15 w16se w16cid w16 w16cex w16sdtdh wp14">
   <w:endnote w:type="separator" w:id="-1">
     <w:p>
       <w:r>
@@ -8490,7 +9714,192 @@
 </file>
 
 <file path=word/footer1.xml><?xml version="1.0" encoding="utf-8"?>
-<w:ftr xmlns:wpc="http://schemas.microsoft.com/office/word/2010/wordprocessingCanvas" xmlns:mc="http://schemas.openxmlformats.org/markup-compatibility/2006" xmlns:o="urn:schemas-microsoft-com:office:office" xmlns:r="http://schemas.openxmlformats.org/officeDocument/2006/relationships" xmlns:m="http://schemas.openxmlformats.org/officeDocument/2006/math" xmlns:v="urn:schemas-microsoft-com:vml" xmlns:wp14="http://schemas.microsoft.com/office/word/2010/wordprocessingDrawing" xmlns:wp="http://schemas.openxmlformats.org/drawingml/2006/wordprocessingDrawing" xmlns:w10="urn:schemas-microsoft-com:office:word" xmlns:w="http://schemas.openxmlformats.org/wordprocessingml/2006/main" xmlns:w14="http://schemas.microsoft.com/office/word/2010/wordml" xmlns:w15="http://schemas.microsoft.com/office/word/2012/wordml" xmlns:wpg="http://schemas.microsoft.com/office/word/2010/wordprocessingGroup" xmlns:wpi="http://schemas.microsoft.com/office/word/2010/wordprocessingInk" xmlns:wne="http://schemas.microsoft.com/office/word/2006/wordml" xmlns:wps="http://schemas.microsoft.com/office/word/2010/wordprocessingShape" mc:Ignorable="w14 w15 wp14">
+<w:ftr xmlns:wpc="http://schemas.microsoft.com/office/word/2010/wordprocessingCanvas" xmlns:cx="http://schemas.microsoft.com/office/drawing/2014/chartex" xmlns:cx1="http://schemas.microsoft.com/office/drawing/2015/9/8/chartex" xmlns:cx2="http://schemas.microsoft.com/office/drawing/2015/10/21/chartex" xmlns:cx3="http://schemas.microsoft.com/office/drawing/2016/5/9/chartex" xmlns:cx4="http://schemas.microsoft.com/office/drawing/2016/5/10/chartex" xmlns:cx5="http://schemas.microsoft.com/office/drawing/2016/5/11/chartex" xmlns:cx6="http://schemas.microsoft.com/office/drawing/2016/5/12/chartex" xmlns:cx7="http://schemas.microsoft.com/office/drawing/2016/5/13/chartex" xmlns:cx8="http://schemas.microsoft.com/office/drawing/2016/5/14/chartex" xmlns:mc="http://schemas.openxmlformats.org/markup-compatibility/2006" xmlns:aink="http://schemas.microsoft.com/office/drawing/2016/ink" xmlns:am3d="http://schemas.microsoft.com/office/drawing/2017/model3d" xmlns:o="urn:schemas-microsoft-com:office:office" xmlns:oel="http://schemas.microsoft.com/office/2019/extlst" xmlns:r="http://schemas.openxmlformats.org/officeDocument/2006/relationships" xmlns:m="http://schemas.openxmlformats.org/officeDocument/2006/math" xmlns:v="urn:schemas-microsoft-com:vml" xmlns:wp14="http://schemas.microsoft.com/office/word/2010/wordprocessingDrawing" xmlns:wp="http://schemas.openxmlformats.org/drawingml/2006/wordprocessingDrawing" xmlns:w10="urn:schemas-microsoft-com:office:word" xmlns:w="http://schemas.openxmlformats.org/wordprocessingml/2006/main" xmlns:w14="http://schemas.microsoft.com/office/word/2010/wordml" xmlns:w15="http://schemas.microsoft.com/office/word/2012/wordml" xmlns:w16cex="http://schemas.microsoft.com/office/word/2018/wordml/cex" xmlns:w16cid="http://schemas.microsoft.com/office/word/2016/wordml/cid" xmlns:w16="http://schemas.microsoft.com/office/word/2018/wordml" xmlns:w16sdtdh="http://schemas.microsoft.com/office/word/2020/wordml/sdtdatahash" xmlns:w16se="http://schemas.microsoft.com/office/word/2015/wordml/symex" xmlns:wpg="http://schemas.microsoft.com/office/word/2010/wordprocessingGroup" xmlns:wpi="http://schemas.microsoft.com/office/word/2010/wordprocessingInk" xmlns:wne="http://schemas.microsoft.com/office/word/2006/wordml" xmlns:wps="http://schemas.microsoft.com/office/word/2010/wordprocessingShape" mc:Ignorable="w14 w15 w16se w16cid w16 w16cex w16sdtdh wp14">
+  <w:sdt>
+    <w:sdtPr>
+      <w:rPr>
+        <w:rFonts w:ascii="Tahoma" w:hAnsi="Tahoma" w:cs="Tahoma"/>
+        <w:sz w:val="18"/>
+        <w:szCs w:val="18"/>
+      </w:rPr>
+      <w:id w:val="920919242"/>
+      <w:docPartObj>
+        <w:docPartGallery w:val="Page Numbers (Bottom of Page)"/>
+        <w:docPartUnique/>
+      </w:docPartObj>
+    </w:sdtPr>
+    <w:sdtEndPr>
+      <w:rPr>
+        <w:color w:val="7F7F7F" w:themeColor="background1" w:themeShade="7F"/>
+        <w:spacing w:val="60"/>
+      </w:rPr>
+    </w:sdtEndPr>
+    <w:sdtContent>
+      <w:p>
+        <w:pPr>
+          <w:pStyle w:val="Footer"/>
+          <w:pBdr>
+            <w:top w:val="single" w:sz="4" w:space="0" w:color="D9D9D9" w:themeColor="background1" w:themeShade="D9"/>
+          </w:pBdr>
+          <w:jc w:val="right"/>
+          <w:rPr>
+            <w:rFonts w:ascii="Times New Roman" w:hAnsi="Times New Roman" w:cs="Times New Roman"/>
+            <w:color w:val="7F7F7F" w:themeColor="background1" w:themeShade="7F"/>
+            <w:spacing w:val="60"/>
+            <w:sz w:val="18"/>
+            <w:szCs w:val="18"/>
+          </w:rPr>
+        </w:pPr>
+        <w:r>
+          <w:rPr>
+            <w:rFonts w:ascii="Times New Roman" w:hAnsi="Times New Roman" w:cs="Times New Roman"/>
+            <w:sz w:val="18"/>
+            <w:szCs w:val="18"/>
+          </w:rPr>
+          <w:fldChar w:fldCharType="begin"/>
+        </w:r>
+        <w:r>
+          <w:rPr>
+            <w:rFonts w:ascii="Times New Roman" w:hAnsi="Times New Roman" w:cs="Times New Roman"/>
+            <w:sz w:val="18"/>
+            <w:szCs w:val="18"/>
+          </w:rPr>
+          <w:instrText xml:space="preserve"> PAGE   \* MERGEFORMAT </w:instrText>
+        </w:r>
+        <w:r>
+          <w:rPr>
+            <w:rFonts w:ascii="Times New Roman" w:hAnsi="Times New Roman" w:cs="Times New Roman"/>
+            <w:sz w:val="18"/>
+            <w:szCs w:val="18"/>
+          </w:rPr>
+          <w:fldChar w:fldCharType="separate"/>
+        </w:r>
+        <w:r>
+          <w:rPr>
+            <w:rFonts w:ascii="Times New Roman" w:hAnsi="Times New Roman" w:cs="Times New Roman"/>
+            <w:b/>
+            <w:bCs/>
+            <w:noProof/>
+            <w:sz w:val="18"/>
+            <w:szCs w:val="18"/>
+          </w:rPr>
+          <w:t>5</w:t>
+        </w:r>
+        <w:r>
+          <w:rPr>
+            <w:rFonts w:ascii="Times New Roman" w:hAnsi="Times New Roman" w:cs="Times New Roman"/>
+            <w:b/>
+            <w:bCs/>
+            <w:noProof/>
+            <w:sz w:val="18"/>
+            <w:szCs w:val="18"/>
+          </w:rPr>
+          <w:fldChar w:fldCharType="end"/>
+        </w:r>
+        <w:r>
+          <w:rPr>
+            <w:rFonts w:ascii="Times New Roman" w:hAnsi="Times New Roman" w:cs="Times New Roman"/>
+            <w:b/>
+            <w:bCs/>
+            <w:sz w:val="18"/>
+            <w:szCs w:val="18"/>
+          </w:rPr>
+          <w:t xml:space="preserve"> | </w:t>
+        </w:r>
+        <w:r>
+          <w:rPr>
+            <w:rFonts w:ascii="Times New Roman" w:hAnsi="Times New Roman" w:cs="Times New Roman"/>
+            <w:color w:val="7F7F7F" w:themeColor="background1" w:themeShade="7F"/>
+            <w:spacing w:val="60"/>
+            <w:sz w:val="18"/>
+            <w:szCs w:val="18"/>
+          </w:rPr>
+          <w:t>Page</w:t>
+        </w:r>
+      </w:p>
+      <w:p>
+        <w:pPr>
+          <w:pStyle w:val="Footer"/>
+          <w:pBdr>
+            <w:top w:val="single" w:sz="4" w:space="0" w:color="D9D9D9" w:themeColor="background1" w:themeShade="D9"/>
+          </w:pBdr>
+          <w:jc w:val="right"/>
+          <w:rPr>
+            <w:rFonts w:ascii="Times New Roman" w:hAnsi="Times New Roman" w:cs="Times New Roman"/>
+            <w:color w:val="7F7F7F" w:themeColor="background1" w:themeShade="7F"/>
+            <w:spacing w:val="60"/>
+            <w:sz w:val="18"/>
+            <w:szCs w:val="18"/>
+          </w:rPr>
+        </w:pPr>
+        <w:r>
+          <w:rPr>
+            <w:rFonts w:ascii="Times New Roman" w:hAnsi="Times New Roman" w:cs="Times New Roman"/>
+            <w:color w:val="7F7F7F" w:themeColor="background1" w:themeShade="7F"/>
+            <w:spacing w:val="60"/>
+            <w:sz w:val="18"/>
+            <w:szCs w:val="18"/>
+            <w:lang w:val="mn-MN"/>
+          </w:rPr>
+          <w:t xml:space="preserve">Зуучлуулагч:                                          </w:t>
+        </w:r>
+        <w:r>
+          <w:rPr>
+            <w:rFonts w:ascii="Times New Roman" w:hAnsi="Times New Roman" w:cs="Times New Roman"/>
+            <w:color w:val="7F7F7F" w:themeColor="background1" w:themeShade="7F"/>
+            <w:spacing w:val="60"/>
+            <w:sz w:val="18"/>
+            <w:szCs w:val="18"/>
+            <w:lang w:val="mn-MN"/>
+          </w:rPr>
+          <w:t xml:space="preserve">                 </w:t>
+        </w:r>
+        <w:r>
+          <w:rPr>
+            <w:rFonts w:ascii="Times New Roman" w:hAnsi="Times New Roman" w:cs="Times New Roman"/>
+            <w:color w:val="7F7F7F" w:themeColor="background1" w:themeShade="7F"/>
+            <w:spacing w:val="60"/>
+            <w:sz w:val="18"/>
+            <w:szCs w:val="18"/>
+            <w:lang w:val="mn-MN"/>
+          </w:rPr>
+          <w:t>Зуучлагч:</w:t>
+        </w:r>
+        <w:r>
+          <w:rPr>
+            <w:rFonts w:ascii="Times New Roman" w:hAnsi="Times New Roman" w:cs="Times New Roman"/>
+            <w:color w:val="7F7F7F" w:themeColor="background1" w:themeShade="7F"/>
+            <w:spacing w:val="60"/>
+            <w:sz w:val="18"/>
+            <w:szCs w:val="18"/>
+            <w:lang w:val="mn-MN"/>
+          </w:rPr>
+          <w:t xml:space="preserve">              </w:t>
+        </w:r>
+        <w:r>
+          <w:rPr>
+            <w:rFonts w:ascii="Tahoma" w:hAnsi="Tahoma" w:cs="Tahoma"/>
+            <w:color w:val="7F7F7F" w:themeColor="background1" w:themeShade="7F"/>
+            <w:spacing w:val="60"/>
+            <w:sz w:val="18"/>
+            <w:szCs w:val="18"/>
+            <w:lang w:val="mn-MN" w:eastAsia="ko-KR"/>
+          </w:rPr>
+          <w:t xml:space="preserve">                                 </w:t>
+        </w:r>
+      </w:p>
+    </w:sdtContent>
+  </w:sdt>
+  <w:p>
+    <w:pPr>
+      <w:pStyle w:val="Footer"/>
+    </w:pPr>
+  </w:p>
+</w:ftr>
+</file>
+
+<file path=word/footer2.xml><?xml version="1.0" encoding="utf-8"?>
+<w:ftr xmlns:wpc="http://schemas.microsoft.com/office/word/2010/wordprocessingCanvas" xmlns:cx="http://schemas.microsoft.com/office/drawing/2014/chartex" xmlns:cx1="http://schemas.microsoft.com/office/drawing/2015/9/8/chartex" xmlns:cx2="http://schemas.microsoft.com/office/drawing/2015/10/21/chartex" xmlns:cx3="http://schemas.microsoft.com/office/drawing/2016/5/9/chartex" xmlns:cx4="http://schemas.microsoft.com/office/drawing/2016/5/10/chartex" xmlns:cx5="http://schemas.microsoft.com/office/drawing/2016/5/11/chartex" xmlns:cx6="http://schemas.microsoft.com/office/drawing/2016/5/12/chartex" xmlns:cx7="http://schemas.microsoft.com/office/drawing/2016/5/13/chartex" xmlns:cx8="http://schemas.microsoft.com/office/drawing/2016/5/14/chartex" xmlns:mc="http://schemas.openxmlformats.org/markup-compatibility/2006" xmlns:aink="http://schemas.microsoft.com/office/drawing/2016/ink" xmlns:am3d="http://schemas.microsoft.com/office/drawing/2017/model3d" xmlns:o="urn:schemas-microsoft-com:office:office" xmlns:oel="http://schemas.microsoft.com/office/2019/extlst" xmlns:r="http://schemas.openxmlformats.org/officeDocument/2006/relationships" xmlns:m="http://schemas.openxmlformats.org/officeDocument/2006/math" xmlns:v="urn:schemas-microsoft-com:vml" xmlns:wp14="http://schemas.microsoft.com/office/word/2010/wordprocessingDrawing" xmlns:wp="http://schemas.openxmlformats.org/drawingml/2006/wordprocessingDrawing" xmlns:w10="urn:schemas-microsoft-com:office:word" xmlns:w="http://schemas.openxmlformats.org/wordprocessingml/2006/main" xmlns:w14="http://schemas.microsoft.com/office/word/2010/wordml" xmlns:w15="http://schemas.microsoft.com/office/word/2012/wordml" xmlns:w16cex="http://schemas.microsoft.com/office/word/2018/wordml/cex" xmlns:w16cid="http://schemas.microsoft.com/office/word/2016/wordml/cid" xmlns:w16="http://schemas.microsoft.com/office/word/2018/wordml" xmlns:w16sdtdh="http://schemas.microsoft.com/office/word/2020/wordml/sdtdatahash" xmlns:w16se="http://schemas.microsoft.com/office/word/2015/wordml/symex" xmlns:wpg="http://schemas.microsoft.com/office/word/2010/wordprocessingGroup" xmlns:wpi="http://schemas.microsoft.com/office/word/2010/wordprocessingInk" xmlns:wne="http://schemas.microsoft.com/office/word/2006/wordml" xmlns:wps="http://schemas.microsoft.com/office/word/2010/wordprocessingShape" mc:Ignorable="w14 w15 w16se w16cid w16 w16cex w16sdtdh wp14">
   <w:sdt>
     <w:sdtPr>
       <w:rPr>
@@ -8675,7 +10084,7 @@
 </file>
 
 <file path=word/footnotes.xml><?xml version="1.0" encoding="utf-8"?>
-<w:footnotes xmlns:wpc="http://schemas.microsoft.com/office/word/2010/wordprocessingCanvas" xmlns:mc="http://schemas.openxmlformats.org/markup-compatibility/2006" xmlns:o="urn:schemas-microsoft-com:office:office" xmlns:r="http://schemas.openxmlformats.org/officeDocument/2006/relationships" xmlns:m="http://schemas.openxmlformats.org/officeDocument/2006/math" xmlns:v="urn:schemas-microsoft-com:vml" xmlns:wp14="http://schemas.microsoft.com/office/word/2010/wordprocessingDrawing" xmlns:wp="http://schemas.openxmlformats.org/drawingml/2006/wordprocessingDrawing" xmlns:w10="urn:schemas-microsoft-com:office:word" xmlns:w="http://schemas.openxmlformats.org/wordprocessingml/2006/main" xmlns:w14="http://schemas.microsoft.com/office/word/2010/wordml" xmlns:w15="http://schemas.microsoft.com/office/word/2012/wordml" xmlns:wpg="http://schemas.microsoft.com/office/word/2010/wordprocessingGroup" xmlns:wpi="http://schemas.microsoft.com/office/word/2010/wordprocessingInk" xmlns:wne="http://schemas.microsoft.com/office/word/2006/wordml" xmlns:wps="http://schemas.microsoft.com/office/word/2010/wordprocessingShape" mc:Ignorable="w14 w15 wp14">
+<w:footnotes xmlns:wpc="http://schemas.microsoft.com/office/word/2010/wordprocessingCanvas" xmlns:cx="http://schemas.microsoft.com/office/drawing/2014/chartex" xmlns:cx1="http://schemas.microsoft.com/office/drawing/2015/9/8/chartex" xmlns:cx2="http://schemas.microsoft.com/office/drawing/2015/10/21/chartex" xmlns:cx3="http://schemas.microsoft.com/office/drawing/2016/5/9/chartex" xmlns:cx4="http://schemas.microsoft.com/office/drawing/2016/5/10/chartex" xmlns:cx5="http://schemas.microsoft.com/office/drawing/2016/5/11/chartex" xmlns:cx6="http://schemas.microsoft.com/office/drawing/2016/5/12/chartex" xmlns:cx7="http://schemas.microsoft.com/office/drawing/2016/5/13/chartex" xmlns:cx8="http://schemas.microsoft.com/office/drawing/2016/5/14/chartex" xmlns:mc="http://schemas.openxmlformats.org/markup-compatibility/2006" xmlns:aink="http://schemas.microsoft.com/office/drawing/2016/ink" xmlns:am3d="http://schemas.microsoft.com/office/drawing/2017/model3d" xmlns:o="urn:schemas-microsoft-com:office:office" xmlns:oel="http://schemas.microsoft.com/office/2019/extlst" xmlns:r="http://schemas.openxmlformats.org/officeDocument/2006/relationships" xmlns:m="http://schemas.openxmlformats.org/officeDocument/2006/math" xmlns:v="urn:schemas-microsoft-com:vml" xmlns:wp14="http://schemas.microsoft.com/office/word/2010/wordprocessingDrawing" xmlns:wp="http://schemas.openxmlformats.org/drawingml/2006/wordprocessingDrawing" xmlns:w10="urn:schemas-microsoft-com:office:word" xmlns:w="http://schemas.openxmlformats.org/wordprocessingml/2006/main" xmlns:w14="http://schemas.microsoft.com/office/word/2010/wordml" xmlns:w15="http://schemas.microsoft.com/office/word/2012/wordml" xmlns:w16cex="http://schemas.microsoft.com/office/word/2018/wordml/cex" xmlns:w16cid="http://schemas.microsoft.com/office/word/2016/wordml/cid" xmlns:w16="http://schemas.microsoft.com/office/word/2018/wordml" xmlns:w16sdtdh="http://schemas.microsoft.com/office/word/2020/wordml/sdtdatahash" xmlns:w16se="http://schemas.microsoft.com/office/word/2015/wordml/symex" xmlns:wpg="http://schemas.microsoft.com/office/word/2010/wordprocessingGroup" xmlns:wpi="http://schemas.microsoft.com/office/word/2010/wordprocessingInk" xmlns:wne="http://schemas.microsoft.com/office/word/2006/wordml" xmlns:wps="http://schemas.microsoft.com/office/word/2010/wordprocessingShape" mc:Ignorable="w14 w15 w16se w16cid w16 w16cex w16sdtdh wp14">
   <w:footnote w:type="separator" w:id="-1">
     <w:p>
       <w:r>
@@ -8694,7 +10103,7 @@
 </file>
 
 <file path=word/numbering.xml><?xml version="1.0" encoding="utf-8"?>
-<w:numbering xmlns:wpc="http://schemas.microsoft.com/office/word/2010/wordprocessingCanvas" xmlns:mc="http://schemas.openxmlformats.org/markup-compatibility/2006" xmlns:o="urn:schemas-microsoft-com:office:office" xmlns:r="http://schemas.openxmlformats.org/officeDocument/2006/relationships" xmlns:m="http://schemas.openxmlformats.org/officeDocument/2006/math" xmlns:v="urn:schemas-microsoft-com:vml" xmlns:wp14="http://schemas.microsoft.com/office/word/2010/wordprocessingDrawing" xmlns:wp="http://schemas.openxmlformats.org/drawingml/2006/wordprocessingDrawing" xmlns:w10="urn:schemas-microsoft-com:office:word" xmlns:w="http://schemas.openxmlformats.org/wordprocessingml/2006/main" xmlns:w14="http://schemas.microsoft.com/office/word/2010/wordml" xmlns:w15="http://schemas.microsoft.com/office/word/2012/wordml" xmlns:wpg="http://schemas.microsoft.com/office/word/2010/wordprocessingGroup" xmlns:wpi="http://schemas.microsoft.com/office/word/2010/wordprocessingInk" xmlns:wne="http://schemas.microsoft.com/office/word/2006/wordml" xmlns:wps="http://schemas.microsoft.com/office/word/2010/wordprocessingShape" mc:Ignorable="w14 w15 wp14">
+<w:numbering xmlns:wpc="http://schemas.microsoft.com/office/word/2010/wordprocessingCanvas" xmlns:cx="http://schemas.microsoft.com/office/drawing/2014/chartex" xmlns:cx1="http://schemas.microsoft.com/office/drawing/2015/9/8/chartex" xmlns:cx2="http://schemas.microsoft.com/office/drawing/2015/10/21/chartex" xmlns:cx3="http://schemas.microsoft.com/office/drawing/2016/5/9/chartex" xmlns:cx4="http://schemas.microsoft.com/office/drawing/2016/5/10/chartex" xmlns:cx5="http://schemas.microsoft.com/office/drawing/2016/5/11/chartex" xmlns:cx6="http://schemas.microsoft.com/office/drawing/2016/5/12/chartex" xmlns:cx7="http://schemas.microsoft.com/office/drawing/2016/5/13/chartex" xmlns:cx8="http://schemas.microsoft.com/office/drawing/2016/5/14/chartex" xmlns:mc="http://schemas.openxmlformats.org/markup-compatibility/2006" xmlns:aink="http://schemas.microsoft.com/office/drawing/2016/ink" xmlns:am3d="http://schemas.microsoft.com/office/drawing/2017/model3d" xmlns:o="urn:schemas-microsoft-com:office:office" xmlns:oel="http://schemas.microsoft.com/office/2019/extlst" xmlns:r="http://schemas.openxmlformats.org/officeDocument/2006/relationships" xmlns:m="http://schemas.openxmlformats.org/officeDocument/2006/math" xmlns:v="urn:schemas-microsoft-com:vml" xmlns:wp14="http://schemas.microsoft.com/office/word/2010/wordprocessingDrawing" xmlns:wp="http://schemas.openxmlformats.org/drawingml/2006/wordprocessingDrawing" xmlns:w10="urn:schemas-microsoft-com:office:word" xmlns:w="http://schemas.openxmlformats.org/wordprocessingml/2006/main" xmlns:w14="http://schemas.microsoft.com/office/word/2010/wordml" xmlns:w15="http://schemas.microsoft.com/office/word/2012/wordml" xmlns:w16cex="http://schemas.microsoft.com/office/word/2018/wordml/cex" xmlns:w16cid="http://schemas.microsoft.com/office/word/2016/wordml/cid" xmlns:w16="http://schemas.microsoft.com/office/word/2018/wordml" xmlns:w16sdtdh="http://schemas.microsoft.com/office/word/2020/wordml/sdtdatahash" xmlns:w16se="http://schemas.microsoft.com/office/word/2015/wordml/symex" xmlns:wpg="http://schemas.microsoft.com/office/word/2010/wordprocessingGroup" xmlns:wpi="http://schemas.microsoft.com/office/word/2010/wordprocessingInk" xmlns:wne="http://schemas.microsoft.com/office/word/2006/wordml" xmlns:wps="http://schemas.microsoft.com/office/word/2010/wordprocessingShape" mc:Ignorable="w14 w15 w16se w16cid w16 w16cex w16sdtdh wp14">
   <w:abstractNum w:abstractNumId="0" w15:restartNumberingAfterBreak="0">
     <w:nsid w:val="06C27366"/>
     <w:multiLevelType w:val="multilevel"/>
@@ -10966,71 +12375,71 @@
       </w:rPr>
     </w:lvl>
   </w:abstractNum>
-  <w:num w:numId="1">
+  <w:num w:numId="1" w16cid:durableId="958679515">
     <w:abstractNumId w:val="12"/>
   </w:num>
-  <w:num w:numId="2">
+  <w:num w:numId="2" w16cid:durableId="1488132201">
     <w:abstractNumId w:val="6"/>
   </w:num>
-  <w:num w:numId="3">
+  <w:num w:numId="3" w16cid:durableId="2093045756">
     <w:abstractNumId w:val="11"/>
   </w:num>
-  <w:num w:numId="4">
+  <w:num w:numId="4" w16cid:durableId="1584610413">
     <w:abstractNumId w:val="8"/>
   </w:num>
-  <w:num w:numId="5">
+  <w:num w:numId="5" w16cid:durableId="894699883">
     <w:abstractNumId w:val="18"/>
   </w:num>
-  <w:num w:numId="6">
+  <w:num w:numId="6" w16cid:durableId="1173565590">
     <w:abstractNumId w:val="5"/>
   </w:num>
-  <w:num w:numId="7">
+  <w:num w:numId="7" w16cid:durableId="1911622458">
     <w:abstractNumId w:val="13"/>
   </w:num>
-  <w:num w:numId="8">
+  <w:num w:numId="8" w16cid:durableId="1399552854">
     <w:abstractNumId w:val="14"/>
   </w:num>
-  <w:num w:numId="9">
+  <w:num w:numId="9" w16cid:durableId="964430732">
     <w:abstractNumId w:val="1"/>
   </w:num>
-  <w:num w:numId="10">
+  <w:num w:numId="10" w16cid:durableId="498741409">
     <w:abstractNumId w:val="2"/>
   </w:num>
-  <w:num w:numId="11">
+  <w:num w:numId="11" w16cid:durableId="1183665005">
     <w:abstractNumId w:val="9"/>
   </w:num>
-  <w:num w:numId="12">
+  <w:num w:numId="12" w16cid:durableId="439688184">
     <w:abstractNumId w:val="7"/>
   </w:num>
-  <w:num w:numId="13">
+  <w:num w:numId="13" w16cid:durableId="2057926237">
     <w:abstractNumId w:val="17"/>
   </w:num>
-  <w:num w:numId="14">
+  <w:num w:numId="14" w16cid:durableId="1770813704">
     <w:abstractNumId w:val="15"/>
   </w:num>
-  <w:num w:numId="15">
+  <w:num w:numId="15" w16cid:durableId="885337615">
     <w:abstractNumId w:val="10"/>
   </w:num>
-  <w:num w:numId="16">
+  <w:num w:numId="16" w16cid:durableId="526911993">
     <w:abstractNumId w:val="4"/>
   </w:num>
-  <w:num w:numId="17">
+  <w:num w:numId="17" w16cid:durableId="271017700">
     <w:abstractNumId w:val="19"/>
   </w:num>
-  <w:num w:numId="18">
+  <w:num w:numId="18" w16cid:durableId="1281301083">
     <w:abstractNumId w:val="3"/>
   </w:num>
-  <w:num w:numId="19">
+  <w:num w:numId="19" w16cid:durableId="818427628">
     <w:abstractNumId w:val="16"/>
   </w:num>
-  <w:num w:numId="20">
+  <w:num w:numId="20" w16cid:durableId="1260717660">
     <w:abstractNumId w:val="0"/>
   </w:num>
 </w:numbering>
 </file>
 
 <file path=word/styles.xml><?xml version="1.0" encoding="utf-8"?>
-<w:styles xmlns:mc="http://schemas.openxmlformats.org/markup-compatibility/2006" xmlns:r="http://schemas.openxmlformats.org/officeDocument/2006/relationships" xmlns:w="http://schemas.openxmlformats.org/wordprocessingml/2006/main" xmlns:w14="http://schemas.microsoft.com/office/word/2010/wordml" xmlns:w15="http://schemas.microsoft.com/office/word/2012/wordml" mc:Ignorable="w14 w15">
+<w:styles xmlns:mc="http://schemas.openxmlformats.org/markup-compatibility/2006" xmlns:r="http://schemas.openxmlformats.org/officeDocument/2006/relationships" xmlns:w="http://schemas.openxmlformats.org/wordprocessingml/2006/main" xmlns:w14="http://schemas.microsoft.com/office/word/2010/wordml" xmlns:w15="http://schemas.microsoft.com/office/word/2012/wordml" xmlns:w16cex="http://schemas.microsoft.com/office/word/2018/wordml/cex" xmlns:w16cid="http://schemas.microsoft.com/office/word/2016/wordml/cid" xmlns:w16="http://schemas.microsoft.com/office/word/2018/wordml" xmlns:w16sdtdh="http://schemas.microsoft.com/office/word/2020/wordml/sdtdatahash" xmlns:w16se="http://schemas.microsoft.com/office/word/2015/wordml/symex" mc:Ignorable="w14 w15 w16se w16cid w16 w16cex w16sdtdh">
   <w:docDefaults>
     <w:rPrDefault>
       <w:rPr>
@@ -11044,7 +12453,7 @@
     </w:rPrDefault>
     <w:pPrDefault/>
   </w:docDefaults>
-  <w:latentStyles w:defLockedState="0" w:defUIPriority="99" w:defSemiHidden="0" w:defUnhideWhenUsed="0" w:defQFormat="0" w:count="371">
+  <w:latentStyles w:defLockedState="0" w:defUIPriority="99" w:defSemiHidden="0" w:defUnhideWhenUsed="0" w:defQFormat="0" w:count="376">
     <w:lsdException w:name="Normal" w:uiPriority="0" w:qFormat="1"/>
     <w:lsdException w:name="heading 1" w:uiPriority="9" w:qFormat="1"/>
     <w:lsdException w:name="heading 2" w:semiHidden="1" w:uiPriority="9" w:unhideWhenUsed="1" w:qFormat="1"/>
@@ -11416,6 +12825,11 @@
     <w:lsdException w:name="List Table 5 Dark Accent 6" w:uiPriority="50"/>
     <w:lsdException w:name="List Table 6 Colorful Accent 6" w:uiPriority="51"/>
     <w:lsdException w:name="List Table 7 Colorful Accent 6" w:uiPriority="52"/>
+    <w:lsdException w:name="Mention" w:semiHidden="1" w:unhideWhenUsed="1"/>
+    <w:lsdException w:name="Smart Hyperlink" w:semiHidden="1" w:unhideWhenUsed="1"/>
+    <w:lsdException w:name="Hashtag" w:semiHidden="1" w:unhideWhenUsed="1"/>
+    <w:lsdException w:name="Unresolved Mention" w:semiHidden="1" w:unhideWhenUsed="1"/>
+    <w:lsdException w:name="Smart Link" w:semiHidden="1" w:unhideWhenUsed="1"/>
   </w:latentStyles>
   <w:style w:type="paragraph" w:default="1" w:styleId="Normal">
     <w:name w:val="Normal"/>
@@ -11621,7 +13035,6 @@
   <w:style w:type="character" w:default="1" w:styleId="DefaultParagraphFont">
     <w:name w:val="Default Paragraph Font"/>
     <w:uiPriority w:val="1"/>
-    <w:semiHidden/>
     <w:unhideWhenUsed/>
   </w:style>
   <w:style w:type="table" w:default="1" w:styleId="TableNormal">

--- a/templates/sell_standard.docx
+++ b/templates/sell_standard.docx
@@ -401,25 +401,23 @@
           <w:sz w:val="20"/>
           <w:szCs w:val="20"/>
         </w:rPr>
-        <w:t>{{</w:t>
-      </w:r>
-      <w:proofErr w:type="spellStart"/>
-      <w:r>
-        <w:rPr>
-          <w:rFonts w:ascii="Times New Roman" w:hAnsi="Times New Roman" w:cs="Times New Roman"/>
-          <w:sz w:val="20"/>
-          <w:szCs w:val="20"/>
-        </w:rPr>
-        <w:t>startDate</w:t>
-      </w:r>
-      <w:proofErr w:type="spellEnd"/>
-      <w:r>
-        <w:rPr>
-          <w:rFonts w:ascii="Times New Roman" w:hAnsi="Times New Roman" w:cs="Times New Roman"/>
-          <w:sz w:val="20"/>
-          <w:szCs w:val="20"/>
-        </w:rPr>
-        <w:t xml:space="preserve">}} </w:t>
+        <w:t>{{startDate}}</w:t>
+      </w:r>
+      <w:r>
+        <w:rPr>
+          <w:rFonts w:ascii="Times New Roman" w:hAnsi="Times New Roman" w:cs="Times New Roman"/>
+          <w:sz w:val="20"/>
+          <w:szCs w:val="20"/>
+        </w:rPr>
+        <w:t/>
+      </w:r>
+      <w:r>
+        <w:rPr>
+          <w:rFonts w:ascii="Times New Roman" w:hAnsi="Times New Roman" w:cs="Times New Roman"/>
+          <w:sz w:val="20"/>
+          <w:szCs w:val="20"/>
+        </w:rPr>
+        <w:t xml:space="preserve" w:space="preserve"> </w:t>
       </w:r>
       <w:r>
         <w:rPr>
@@ -456,7 +454,6 @@
         </w:rPr>
         <w:tab/>
       </w:r>
-      <w:proofErr w:type="gramStart"/>
       <w:r>
         <w:rPr>
           <w:rFonts w:ascii="Times New Roman" w:hAnsi="Times New Roman" w:cs="Times New Roman"/>
@@ -482,26 +479,25 @@
           <w:szCs w:val="20"/>
           <w:lang w:val="mn-MN"/>
         </w:rPr>
-        <w:t xml:space="preserve"> {</w:t>
-      </w:r>
-      <w:proofErr w:type="gramEnd"/>
-      <w:r>
-        <w:rPr>
-          <w:rFonts w:ascii="Times New Roman" w:hAnsi="Times New Roman" w:cs="Times New Roman"/>
-          <w:sz w:val="20"/>
-          <w:szCs w:val="20"/>
-          <w:lang w:val="mn-MN"/>
-        </w:rPr>
-        <w:t>{contractNumber</w:t>
-      </w:r>
-      <w:r>
-        <w:rPr>
-          <w:rFonts w:ascii="Times New Roman" w:hAnsi="Times New Roman" w:cs="Times New Roman"/>
-          <w:sz w:val="20"/>
-          <w:szCs w:val="20"/>
-          <w:lang w:val="mn-MN"/>
-        </w:rPr>
-        <w:t xml:space="preserve">}} </w:t>
+        <w:t xml:space="preserve" w:space="preserve"> {{contractNumber}}</w:t>
+      </w:r>
+      <w:r>
+        <w:rPr>
+          <w:rFonts w:ascii="Times New Roman" w:hAnsi="Times New Roman" w:cs="Times New Roman"/>
+          <w:sz w:val="20"/>
+          <w:szCs w:val="20"/>
+          <w:lang w:val="mn-MN"/>
+        </w:rPr>
+        <w:t/>
+      </w:r>
+      <w:r>
+        <w:rPr>
+          <w:rFonts w:ascii="Times New Roman" w:hAnsi="Times New Roman" w:cs="Times New Roman"/>
+          <w:sz w:val="20"/>
+          <w:szCs w:val="20"/>
+          <w:lang w:val="mn-MN"/>
+        </w:rPr>
+        <w:t xml:space="preserve" w:space="preserve"> </w:t>
       </w:r>
       <w:r>
         <w:rPr>
@@ -794,7 +790,6 @@
                 <w:szCs w:val="20"/>
               </w:rPr>
             </w:pPr>
-            <w:proofErr w:type="spellStart"/>
             <w:r>
               <w:rPr>
                 <w:rFonts w:ascii="Times New Roman" w:hAnsi="Times New Roman" w:cs="Times New Roman"/>
@@ -803,7 +798,6 @@
               </w:rPr>
               <w:t>Хуулийн</w:t>
             </w:r>
-            <w:proofErr w:type="spellEnd"/>
             <w:r>
               <w:rPr>
                 <w:rFonts w:ascii="Times New Roman" w:hAnsi="Times New Roman" w:cs="Times New Roman"/>
@@ -812,7 +806,6 @@
               </w:rPr>
               <w:t xml:space="preserve"> </w:t>
             </w:r>
-            <w:proofErr w:type="spellStart"/>
             <w:r>
               <w:rPr>
                 <w:rFonts w:ascii="Times New Roman" w:hAnsi="Times New Roman" w:cs="Times New Roman"/>
@@ -821,7 +814,6 @@
               </w:rPr>
               <w:t>этгээдийн</w:t>
             </w:r>
-            <w:proofErr w:type="spellEnd"/>
             <w:r>
               <w:rPr>
                 <w:rFonts w:ascii="Times New Roman" w:hAnsi="Times New Roman" w:cs="Times New Roman"/>
@@ -830,7 +822,6 @@
               </w:rPr>
               <w:t xml:space="preserve"> </w:t>
             </w:r>
-            <w:proofErr w:type="spellStart"/>
             <w:r>
               <w:rPr>
                 <w:rFonts w:ascii="Times New Roman" w:hAnsi="Times New Roman" w:cs="Times New Roman"/>
@@ -839,7 +830,6 @@
               </w:rPr>
               <w:t>нэр</w:t>
             </w:r>
-            <w:proofErr w:type="spellEnd"/>
             <w:r>
               <w:rPr>
                 <w:rFonts w:ascii="Times New Roman" w:hAnsi="Times New Roman" w:cs="Times New Roman"/>
@@ -848,7 +838,6 @@
               </w:rPr>
               <w:t>…………………</w:t>
             </w:r>
-            <w:proofErr w:type="gramStart"/>
             <w:r>
               <w:rPr>
                 <w:rFonts w:ascii="Times New Roman" w:hAnsi="Times New Roman" w:cs="Times New Roman"/>
@@ -857,8 +846,6 @@
               </w:rPr>
               <w:t>…..</w:t>
             </w:r>
-            <w:proofErr w:type="spellStart"/>
-            <w:proofErr w:type="gramEnd"/>
             <w:r>
               <w:rPr>
                 <w:rFonts w:ascii="Times New Roman" w:hAnsi="Times New Roman" w:cs="Times New Roman"/>
@@ -867,7 +854,6 @@
               </w:rPr>
               <w:t>түүнийг</w:t>
             </w:r>
-            <w:proofErr w:type="spellEnd"/>
             <w:r>
               <w:rPr>
                 <w:rFonts w:ascii="Times New Roman" w:hAnsi="Times New Roman" w:cs="Times New Roman"/>
@@ -876,7 +862,6 @@
               </w:rPr>
               <w:t xml:space="preserve"> </w:t>
             </w:r>
-            <w:proofErr w:type="spellStart"/>
             <w:r>
               <w:rPr>
                 <w:rFonts w:ascii="Times New Roman" w:hAnsi="Times New Roman" w:cs="Times New Roman"/>
@@ -885,7 +870,6 @@
               </w:rPr>
               <w:t>төлөөлөн</w:t>
             </w:r>
-            <w:proofErr w:type="spellEnd"/>
             <w:r>
               <w:rPr>
                 <w:rFonts w:ascii="Times New Roman" w:hAnsi="Times New Roman" w:cs="Times New Roman"/>
@@ -894,7 +878,6 @@
               </w:rPr>
               <w:t xml:space="preserve"> </w:t>
             </w:r>
-            <w:proofErr w:type="spellStart"/>
             <w:r>
               <w:rPr>
                 <w:rFonts w:ascii="Times New Roman" w:hAnsi="Times New Roman" w:cs="Times New Roman"/>
@@ -903,7 +886,6 @@
               </w:rPr>
               <w:t>Захирал</w:t>
             </w:r>
-            <w:proofErr w:type="spellEnd"/>
             <w:r>
               <w:rPr>
                 <w:rFonts w:ascii="Times New Roman" w:hAnsi="Times New Roman" w:cs="Times New Roman"/>
@@ -912,7 +894,6 @@
               </w:rPr>
               <w:t>/</w:t>
             </w:r>
-            <w:proofErr w:type="spellStart"/>
             <w:r>
               <w:rPr>
                 <w:rFonts w:ascii="Times New Roman" w:hAnsi="Times New Roman" w:cs="Times New Roman"/>
@@ -921,7 +902,6 @@
               </w:rPr>
               <w:t>Гүйцэтгэх</w:t>
             </w:r>
-            <w:proofErr w:type="spellEnd"/>
             <w:r>
               <w:rPr>
                 <w:rFonts w:ascii="Times New Roman" w:hAnsi="Times New Roman" w:cs="Times New Roman"/>
@@ -930,7 +910,6 @@
               </w:rPr>
               <w:t xml:space="preserve"> </w:t>
             </w:r>
-            <w:proofErr w:type="spellStart"/>
             <w:r>
               <w:rPr>
                 <w:rFonts w:ascii="Times New Roman" w:hAnsi="Times New Roman" w:cs="Times New Roman"/>
@@ -939,7 +918,6 @@
               </w:rPr>
               <w:t>захирал</w:t>
             </w:r>
-            <w:proofErr w:type="spellEnd"/>
             <w:r>
               <w:rPr>
                 <w:rFonts w:ascii="Times New Roman" w:hAnsi="Times New Roman" w:cs="Times New Roman"/>
@@ -948,7 +926,6 @@
               </w:rPr>
               <w:t xml:space="preserve"> ............................</w:t>
             </w:r>
-            <w:proofErr w:type="spellStart"/>
             <w:r>
               <w:rPr>
                 <w:rFonts w:ascii="Times New Roman" w:hAnsi="Times New Roman" w:cs="Times New Roman"/>
@@ -957,7 +934,6 @@
               </w:rPr>
               <w:t>овогтой</w:t>
             </w:r>
-            <w:proofErr w:type="spellEnd"/>
             <w:r>
               <w:rPr>
                 <w:rFonts w:ascii="Times New Roman" w:hAnsi="Times New Roman" w:cs="Times New Roman"/>
@@ -976,7 +952,6 @@
                 <w:szCs w:val="20"/>
               </w:rPr>
             </w:pPr>
-            <w:proofErr w:type="spellStart"/>
             <w:r>
               <w:rPr>
                 <w:rFonts w:ascii="Times New Roman" w:hAnsi="Times New Roman" w:cs="Times New Roman"/>
@@ -985,7 +960,6 @@
               </w:rPr>
               <w:t>Утас</w:t>
             </w:r>
-            <w:proofErr w:type="spellEnd"/>
             <w:r>
               <w:rPr>
                 <w:rFonts w:ascii="Times New Roman" w:hAnsi="Times New Roman" w:cs="Times New Roman"/>
@@ -1012,8 +986,6 @@
               </w:rPr>
               <w:t>И-</w:t>
             </w:r>
-            <w:proofErr w:type="spellStart"/>
-            <w:proofErr w:type="gramStart"/>
             <w:r>
               <w:rPr>
                 <w:rFonts w:ascii="Times New Roman" w:hAnsi="Times New Roman" w:cs="Times New Roman"/>
@@ -1022,7 +994,6 @@
               </w:rPr>
               <w:t>мэйл</w:t>
             </w:r>
-            <w:proofErr w:type="spellEnd"/>
             <w:r>
               <w:rPr>
                 <w:rFonts w:ascii="Times New Roman" w:hAnsi="Times New Roman" w:cs="Times New Roman"/>
@@ -1031,7 +1002,6 @@
               </w:rPr>
               <w:t>:.........................</w:t>
             </w:r>
-            <w:proofErr w:type="gramEnd"/>
           </w:p>
         </w:tc>
         <w:tc>
@@ -1048,7 +1018,6 @@
                 <w:szCs w:val="20"/>
               </w:rPr>
             </w:pPr>
-            <w:proofErr w:type="spellStart"/>
             <w:r>
               <w:rPr>
                 <w:rFonts w:ascii="Times New Roman" w:hAnsi="Times New Roman" w:cs="Times New Roman"/>
@@ -1057,7 +1026,6 @@
               </w:rPr>
               <w:t>Регистрийн</w:t>
             </w:r>
-            <w:proofErr w:type="spellEnd"/>
             <w:r>
               <w:rPr>
                 <w:rFonts w:ascii="Times New Roman" w:hAnsi="Times New Roman" w:cs="Times New Roman"/>
@@ -1066,7 +1034,6 @@
               </w:rPr>
               <w:t xml:space="preserve"> </w:t>
             </w:r>
-            <w:proofErr w:type="spellStart"/>
             <w:r>
               <w:rPr>
                 <w:rFonts w:ascii="Times New Roman" w:hAnsi="Times New Roman" w:cs="Times New Roman"/>
@@ -1075,7 +1042,6 @@
               </w:rPr>
               <w:t>дугаар</w:t>
             </w:r>
-            <w:proofErr w:type="spellEnd"/>
             <w:r>
               <w:rPr>
                 <w:rFonts w:ascii="Times New Roman" w:hAnsi="Times New Roman" w:cs="Times New Roman"/>
@@ -1104,7 +1070,6 @@
               </w:rPr>
               <w:t>“</w:t>
             </w:r>
-            <w:proofErr w:type="spellStart"/>
             <w:r>
               <w:rPr>
                 <w:rFonts w:ascii="Times New Roman" w:hAnsi="Times New Roman" w:cs="Times New Roman"/>
@@ -1113,7 +1078,6 @@
               </w:rPr>
               <w:t>Ап</w:t>
             </w:r>
-            <w:proofErr w:type="spellEnd"/>
             <w:r>
               <w:rPr>
                 <w:rFonts w:ascii="Times New Roman" w:hAnsi="Times New Roman" w:cs="Times New Roman"/>
@@ -1122,7 +1086,6 @@
               </w:rPr>
               <w:t xml:space="preserve"> </w:t>
             </w:r>
-            <w:proofErr w:type="spellStart"/>
             <w:r>
               <w:rPr>
                 <w:rFonts w:ascii="Times New Roman" w:hAnsi="Times New Roman" w:cs="Times New Roman"/>
@@ -1131,7 +1094,6 @@
               </w:rPr>
               <w:t>проперти</w:t>
             </w:r>
-            <w:proofErr w:type="spellEnd"/>
             <w:r>
               <w:rPr>
                 <w:rFonts w:ascii="Times New Roman" w:hAnsi="Times New Roman" w:cs="Times New Roman"/>
@@ -1140,7 +1102,6 @@
               </w:rPr>
               <w:t xml:space="preserve"> </w:t>
             </w:r>
-            <w:proofErr w:type="spellStart"/>
             <w:r>
               <w:rPr>
                 <w:rFonts w:ascii="Times New Roman" w:hAnsi="Times New Roman" w:cs="Times New Roman"/>
@@ -1149,7 +1110,6 @@
               </w:rPr>
               <w:t>девелопмент</w:t>
             </w:r>
-            <w:proofErr w:type="spellEnd"/>
             <w:r>
               <w:rPr>
                 <w:rFonts w:ascii="Times New Roman" w:hAnsi="Times New Roman" w:cs="Times New Roman"/>
@@ -1234,7 +1194,7 @@
                 <w:szCs w:val="20"/>
                 <w:lang w:val="mn-MN"/>
               </w:rPr>
-              <w:t xml:space="preserve"> болон Агент {{agent</w:t>
+              <w:t xml:space="preserve" w:space="preserve"> болон Агент {{agent}}</w:t>
             </w:r>
             <w:r>
               <w:rPr>
@@ -1243,7 +1203,7 @@
                 <w:szCs w:val="20"/>
                 <w:lang w:val="mn-MN"/>
               </w:rPr>
-              <w:t>}}</w:t>
+              <w:t/>
             </w:r>
             <w:r>
               <w:rPr>
@@ -1284,7 +1244,6 @@
                 <w:szCs w:val="20"/>
               </w:rPr>
             </w:pPr>
-            <w:proofErr w:type="spellStart"/>
             <w:r>
               <w:rPr>
                 <w:rFonts w:ascii="Times New Roman" w:hAnsi="Times New Roman" w:cs="Times New Roman"/>
@@ -1293,7 +1252,6 @@
               </w:rPr>
               <w:t>Иргэн</w:t>
             </w:r>
-            <w:proofErr w:type="spellEnd"/>
           </w:p>
         </w:tc>
         <w:tc>
@@ -1316,15 +1274,15 @@
                 <w:sz w:val="20"/>
                 <w:szCs w:val="20"/>
               </w:rPr>
-              <w:t>{{name</w:t>
-            </w:r>
-            <w:r>
-              <w:rPr>
-                <w:rFonts w:ascii="Times New Roman" w:hAnsi="Times New Roman" w:cs="Times New Roman"/>
-                <w:sz w:val="20"/>
-                <w:szCs w:val="20"/>
-              </w:rPr>
-              <w:t xml:space="preserve">}} </w:t>
+              <w:t>{{name}}</w:t>
+            </w:r>
+            <w:r>
+              <w:rPr>
+                <w:rFonts w:ascii="Times New Roman" w:hAnsi="Times New Roman" w:cs="Times New Roman"/>
+                <w:sz w:val="20"/>
+                <w:szCs w:val="20"/>
+              </w:rPr>
+              <w:t xml:space="preserve" w:space="preserve"> </w:t>
             </w:r>
             <w:r>
               <w:rPr>
@@ -1345,7 +1303,6 @@
                 <w:szCs w:val="20"/>
               </w:rPr>
             </w:pPr>
-            <w:proofErr w:type="gramStart"/>
             <w:r>
               <w:rPr>
                 <w:rFonts w:ascii="Times New Roman" w:hAnsi="Times New Roman" w:cs="Times New Roman"/>
@@ -1363,7 +1320,6 @@
               </w:rPr>
               <w:t>РД</w:t>
             </w:r>
-            <w:proofErr w:type="gramEnd"/>
             <w:r>
               <w:rPr>
                 <w:rFonts w:ascii="Times New Roman" w:hAnsi="Times New Roman" w:cs="Times New Roman"/>
@@ -1371,7 +1327,7 @@
                 <w:szCs w:val="20"/>
                 <w:lang w:val="mn-MN"/>
               </w:rPr>
-              <w:t>: {{register</w:t>
+              <w:t w:space="preserve">: {{register}}</w:t>
             </w:r>
             <w:r>
               <w:rPr>
@@ -1380,7 +1336,7 @@
                 <w:szCs w:val="20"/>
                 <w:lang w:val="mn-MN"/>
               </w:rPr>
-              <w:t xml:space="preserve">}} </w:t>
+              <w:t xml:space="preserve" w:space="preserve"> </w:t>
             </w:r>
             <w:r>
               <w:rPr>
@@ -1467,7 +1423,6 @@
               </w:rPr>
               <w:t>(</w:t>
             </w:r>
-            <w:proofErr w:type="spellStart"/>
             <w:r>
               <w:rPr>
                 <w:rFonts w:ascii="Times New Roman" w:hAnsi="Times New Roman" w:cs="Times New Roman"/>
@@ -1476,7 +1431,6 @@
               </w:rPr>
               <w:t>Зуучлуулагч</w:t>
             </w:r>
-            <w:proofErr w:type="spellEnd"/>
             <w:r>
               <w:rPr>
                 <w:rFonts w:ascii="Times New Roman" w:hAnsi="Times New Roman" w:cs="Times New Roman"/>
@@ -1485,7 +1439,6 @@
               </w:rPr>
               <w:t xml:space="preserve"> </w:t>
             </w:r>
-            <w:proofErr w:type="spellStart"/>
             <w:r>
               <w:rPr>
                 <w:rFonts w:ascii="Times New Roman" w:hAnsi="Times New Roman" w:cs="Times New Roman"/>
@@ -1494,7 +1447,6 @@
               </w:rPr>
               <w:t>болон</w:t>
             </w:r>
-            <w:proofErr w:type="spellEnd"/>
             <w:r>
               <w:rPr>
                 <w:rFonts w:ascii="Times New Roman" w:hAnsi="Times New Roman" w:cs="Times New Roman"/>
@@ -1503,7 +1455,6 @@
               </w:rPr>
               <w:t xml:space="preserve"> </w:t>
             </w:r>
-            <w:proofErr w:type="spellStart"/>
             <w:r>
               <w:rPr>
                 <w:rFonts w:ascii="Times New Roman" w:hAnsi="Times New Roman" w:cs="Times New Roman"/>
@@ -1512,7 +1463,6 @@
               </w:rPr>
               <w:t>зуучлагч</w:t>
             </w:r>
-            <w:proofErr w:type="spellEnd"/>
             <w:r>
               <w:rPr>
                 <w:rFonts w:ascii="Times New Roman" w:hAnsi="Times New Roman" w:cs="Times New Roman"/>
@@ -1521,7 +1471,6 @@
               </w:rPr>
               <w:t xml:space="preserve"> </w:t>
             </w:r>
-            <w:proofErr w:type="spellStart"/>
             <w:r>
               <w:rPr>
                 <w:rFonts w:ascii="Times New Roman" w:hAnsi="Times New Roman" w:cs="Times New Roman"/>
@@ -1530,7 +1479,6 @@
               </w:rPr>
               <w:t>нарыг</w:t>
             </w:r>
-            <w:proofErr w:type="spellEnd"/>
             <w:r>
               <w:rPr>
                 <w:rFonts w:ascii="Times New Roman" w:hAnsi="Times New Roman" w:cs="Times New Roman"/>
@@ -1539,7 +1487,6 @@
               </w:rPr>
               <w:t xml:space="preserve"> </w:t>
             </w:r>
-            <w:proofErr w:type="spellStart"/>
             <w:r>
               <w:rPr>
                 <w:rFonts w:ascii="Times New Roman" w:hAnsi="Times New Roman" w:cs="Times New Roman"/>
@@ -1548,7 +1495,6 @@
               </w:rPr>
               <w:t>хамтад</w:t>
             </w:r>
-            <w:proofErr w:type="spellEnd"/>
             <w:r>
               <w:rPr>
                 <w:rFonts w:ascii="Times New Roman" w:hAnsi="Times New Roman" w:cs="Times New Roman"/>
@@ -1557,7 +1503,6 @@
               </w:rPr>
               <w:t xml:space="preserve"> </w:t>
             </w:r>
-            <w:proofErr w:type="spellStart"/>
             <w:r>
               <w:rPr>
                 <w:rFonts w:ascii="Times New Roman" w:hAnsi="Times New Roman" w:cs="Times New Roman"/>
@@ -1566,7 +1511,6 @@
               </w:rPr>
               <w:t>нь</w:t>
             </w:r>
-            <w:proofErr w:type="spellEnd"/>
             <w:r>
               <w:rPr>
                 <w:rFonts w:ascii="Times New Roman" w:hAnsi="Times New Roman" w:cs="Times New Roman"/>
@@ -1575,7 +1519,6 @@
               </w:rPr>
               <w:t xml:space="preserve"> “</w:t>
             </w:r>
-            <w:proofErr w:type="spellStart"/>
             <w:r>
               <w:rPr>
                 <w:rFonts w:ascii="Times New Roman" w:hAnsi="Times New Roman" w:cs="Times New Roman"/>
@@ -1584,7 +1527,6 @@
               </w:rPr>
               <w:t>Талууд</w:t>
             </w:r>
-            <w:proofErr w:type="spellEnd"/>
             <w:r>
               <w:rPr>
                 <w:rFonts w:ascii="Times New Roman" w:hAnsi="Times New Roman" w:cs="Times New Roman"/>
@@ -1593,7 +1535,6 @@
               </w:rPr>
               <w:t xml:space="preserve">” </w:t>
             </w:r>
-            <w:proofErr w:type="spellStart"/>
             <w:r>
               <w:rPr>
                 <w:rFonts w:ascii="Times New Roman" w:hAnsi="Times New Roman" w:cs="Times New Roman"/>
@@ -1602,7 +1543,6 @@
               </w:rPr>
               <w:t>гэнэ</w:t>
             </w:r>
-            <w:proofErr w:type="spellEnd"/>
             <w:r>
               <w:rPr>
                 <w:rFonts w:ascii="Times New Roman" w:hAnsi="Times New Roman" w:cs="Times New Roman"/>
@@ -1706,7 +1646,6 @@
                 <w:szCs w:val="20"/>
               </w:rPr>
             </w:pPr>
-            <w:proofErr w:type="spellStart"/>
             <w:r>
               <w:rPr>
                 <w:rFonts w:ascii="Times New Roman" w:hAnsi="Times New Roman" w:cs="Times New Roman"/>
@@ -1715,7 +1654,6 @@
               </w:rPr>
               <w:t>Ашиглалтанд</w:t>
             </w:r>
-            <w:proofErr w:type="spellEnd"/>
           </w:p>
         </w:tc>
         <w:tc>
@@ -1732,7 +1670,6 @@
                 <w:szCs w:val="20"/>
               </w:rPr>
             </w:pPr>
-            <w:proofErr w:type="spellStart"/>
             <w:r>
               <w:rPr>
                 <w:rFonts w:ascii="Times New Roman" w:hAnsi="Times New Roman" w:cs="Times New Roman"/>
@@ -1741,7 +1678,6 @@
               </w:rPr>
               <w:t>Талбайн</w:t>
             </w:r>
-            <w:proofErr w:type="spellEnd"/>
             <w:r>
               <w:rPr>
                 <w:rFonts w:ascii="Times New Roman" w:hAnsi="Times New Roman" w:cs="Times New Roman"/>
@@ -1750,7 +1686,6 @@
               </w:rPr>
               <w:t xml:space="preserve"> </w:t>
             </w:r>
-            <w:proofErr w:type="spellStart"/>
             <w:r>
               <w:rPr>
                 <w:rFonts w:ascii="Times New Roman" w:hAnsi="Times New Roman" w:cs="Times New Roman"/>
@@ -1759,7 +1694,6 @@
               </w:rPr>
               <w:t>зориулалт</w:t>
             </w:r>
-            <w:proofErr w:type="spellEnd"/>
           </w:p>
         </w:tc>
       </w:tr>
@@ -1789,7 +1723,7 @@
                 <w:sz w:val="22"/>
                 <w:szCs w:val="22"/>
               </w:rPr>
-              <w:t>{{cert</w:t>
+              <w:t>{{cert}}</w:t>
             </w:r>
             <w:r>
               <w:rPr>
@@ -1799,7 +1733,7 @@
                 <w:sz w:val="22"/>
                 <w:szCs w:val="22"/>
               </w:rPr>
-              <w:t>}}</w:t>
+              <w:t/>
             </w:r>
           </w:p>
         </w:tc>
@@ -1841,7 +1775,6 @@
                 <w:szCs w:val="20"/>
               </w:rPr>
             </w:pPr>
-            <w:proofErr w:type="spellStart"/>
             <w:r>
               <w:rPr>
                 <w:rFonts w:ascii="Times New Roman" w:hAnsi="Times New Roman" w:cs="Times New Roman"/>
@@ -1850,7 +1783,6 @@
               </w:rPr>
               <w:t>Он</w:t>
             </w:r>
-            <w:proofErr w:type="spellEnd"/>
           </w:p>
         </w:tc>
         <w:tc>
@@ -1897,7 +1829,6 @@
                 <w:szCs w:val="20"/>
               </w:rPr>
             </w:pPr>
-            <w:proofErr w:type="spellStart"/>
             <w:r>
               <w:rPr>
                 <w:rFonts w:ascii="Times New Roman" w:hAnsi="Times New Roman" w:cs="Times New Roman"/>
@@ -1906,7 +1837,6 @@
               </w:rPr>
               <w:t>Хаяг</w:t>
             </w:r>
-            <w:proofErr w:type="spellEnd"/>
           </w:p>
         </w:tc>
         <w:tc>
@@ -1923,7 +1853,6 @@
                 <w:szCs w:val="20"/>
               </w:rPr>
             </w:pPr>
-            <w:proofErr w:type="spellStart"/>
             <w:r>
               <w:rPr>
                 <w:rFonts w:ascii="Times New Roman" w:hAnsi="Times New Roman" w:cs="Times New Roman"/>
@@ -1932,7 +1861,6 @@
               </w:rPr>
               <w:t>Давхар</w:t>
             </w:r>
-            <w:proofErr w:type="spellEnd"/>
           </w:p>
         </w:tc>
         <w:tc>
@@ -1949,7 +1877,6 @@
                 <w:szCs w:val="20"/>
               </w:rPr>
             </w:pPr>
-            <w:proofErr w:type="spellStart"/>
             <w:r>
               <w:rPr>
                 <w:rFonts w:ascii="Times New Roman" w:hAnsi="Times New Roman" w:cs="Times New Roman"/>
@@ -1958,7 +1885,6 @@
               </w:rPr>
               <w:t>Өрөөний</w:t>
             </w:r>
-            <w:proofErr w:type="spellEnd"/>
             <w:r>
               <w:rPr>
                 <w:rFonts w:ascii="Times New Roman" w:hAnsi="Times New Roman" w:cs="Times New Roman"/>
@@ -1967,7 +1893,6 @@
               </w:rPr>
               <w:t xml:space="preserve"> </w:t>
             </w:r>
-            <w:proofErr w:type="spellStart"/>
             <w:r>
               <w:rPr>
                 <w:rFonts w:ascii="Times New Roman" w:hAnsi="Times New Roman" w:cs="Times New Roman"/>
@@ -1976,7 +1901,6 @@
               </w:rPr>
               <w:t>тоо</w:t>
             </w:r>
-            <w:proofErr w:type="spellEnd"/>
           </w:p>
         </w:tc>
         <w:tc>
@@ -1993,7 +1917,6 @@
                 <w:szCs w:val="20"/>
               </w:rPr>
             </w:pPr>
-            <w:proofErr w:type="spellStart"/>
             <w:r>
               <w:rPr>
                 <w:rFonts w:ascii="Times New Roman" w:hAnsi="Times New Roman" w:cs="Times New Roman"/>
@@ -2002,7 +1925,6 @@
               </w:rPr>
               <w:t>Талбайн</w:t>
             </w:r>
-            <w:proofErr w:type="spellEnd"/>
             <w:r>
               <w:rPr>
                 <w:rFonts w:ascii="Times New Roman" w:hAnsi="Times New Roman" w:cs="Times New Roman"/>
@@ -2011,7 +1933,6 @@
               </w:rPr>
               <w:t xml:space="preserve"> </w:t>
             </w:r>
-            <w:proofErr w:type="spellStart"/>
             <w:r>
               <w:rPr>
                 <w:rFonts w:ascii="Times New Roman" w:hAnsi="Times New Roman" w:cs="Times New Roman"/>
@@ -2020,7 +1941,6 @@
               </w:rPr>
               <w:t>хэмжээ</w:t>
             </w:r>
-            <w:proofErr w:type="spellEnd"/>
           </w:p>
         </w:tc>
       </w:tr>
@@ -2060,15 +1980,15 @@
                 <w:sz w:val="20"/>
                 <w:szCs w:val="20"/>
               </w:rPr>
-              <w:t>{{address</w:t>
-            </w:r>
-            <w:r>
-              <w:rPr>
-                <w:rFonts w:ascii="Times New Roman" w:hAnsi="Times New Roman" w:cs="Times New Roman"/>
-                <w:sz w:val="20"/>
-                <w:szCs w:val="20"/>
-              </w:rPr>
-              <w:t xml:space="preserve">}} </w:t>
+              <w:t>{{address}}</w:t>
+            </w:r>
+            <w:r>
+              <w:rPr>
+                <w:rFonts w:ascii="Times New Roman" w:hAnsi="Times New Roman" w:cs="Times New Roman"/>
+                <w:sz w:val="20"/>
+                <w:szCs w:val="20"/>
+              </w:rPr>
+              <w:t xml:space="preserve" w:space="preserve"> </w:t>
             </w:r>
           </w:p>
         </w:tc>
@@ -2108,15 +2028,15 @@
                 <w:sz w:val="20"/>
                 <w:szCs w:val="20"/>
               </w:rPr>
-              <w:t>{{rooms</w:t>
-            </w:r>
-            <w:r>
-              <w:rPr>
-                <w:rFonts w:ascii="Times New Roman" w:hAnsi="Times New Roman" w:cs="Times New Roman"/>
-                <w:sz w:val="20"/>
-                <w:szCs w:val="20"/>
-              </w:rPr>
-              <w:t xml:space="preserve">}} </w:t>
+              <w:t>{{rooms}}</w:t>
+            </w:r>
+            <w:r>
+              <w:rPr>
+                <w:rFonts w:ascii="Times New Roman" w:hAnsi="Times New Roman" w:cs="Times New Roman"/>
+                <w:sz w:val="20"/>
+                <w:szCs w:val="20"/>
+              </w:rPr>
+              <w:t xml:space="preserve" w:space="preserve"> </w:t>
             </w:r>
           </w:p>
         </w:tc>
@@ -2140,15 +2060,15 @@
                 <w:sz w:val="20"/>
                 <w:szCs w:val="20"/>
               </w:rPr>
-              <w:t>{{area</w:t>
-            </w:r>
-            <w:r>
-              <w:rPr>
-                <w:rFonts w:ascii="Times New Roman" w:hAnsi="Times New Roman" w:cs="Times New Roman"/>
-                <w:sz w:val="20"/>
-                <w:szCs w:val="20"/>
-              </w:rPr>
-              <w:t xml:space="preserve">}} </w:t>
+              <w:t>{{area}}</w:t>
+            </w:r>
+            <w:r>
+              <w:rPr>
+                <w:rFonts w:ascii="Times New Roman" w:hAnsi="Times New Roman" w:cs="Times New Roman"/>
+                <w:sz w:val="20"/>
+                <w:szCs w:val="20"/>
+              </w:rPr>
+              <w:t xml:space="preserve" w:space="preserve"> </w:t>
             </w:r>
           </w:p>
         </w:tc>
@@ -2172,7 +2092,6 @@
                 <w:szCs w:val="20"/>
               </w:rPr>
             </w:pPr>
-            <w:proofErr w:type="spellStart"/>
             <w:r>
               <w:rPr>
                 <w:rFonts w:ascii="Times New Roman" w:hAnsi="Times New Roman" w:cs="Times New Roman"/>
@@ -2181,7 +2100,6 @@
               </w:rPr>
               <w:t>Энэхүү</w:t>
             </w:r>
-            <w:proofErr w:type="spellEnd"/>
             <w:r>
               <w:rPr>
                 <w:rFonts w:ascii="Times New Roman" w:hAnsi="Times New Roman" w:cs="Times New Roman"/>
@@ -2190,7 +2108,6 @@
               </w:rPr>
               <w:t xml:space="preserve"> </w:t>
             </w:r>
-            <w:proofErr w:type="spellStart"/>
             <w:r>
               <w:rPr>
                 <w:rFonts w:ascii="Times New Roman" w:hAnsi="Times New Roman" w:cs="Times New Roman"/>
@@ -2199,7 +2116,6 @@
               </w:rPr>
               <w:t>гэрээний</w:t>
             </w:r>
-            <w:proofErr w:type="spellEnd"/>
             <w:r>
               <w:rPr>
                 <w:rFonts w:ascii="Times New Roman" w:hAnsi="Times New Roman" w:cs="Times New Roman"/>
@@ -2208,7 +2124,6 @@
               </w:rPr>
               <w:t xml:space="preserve"> </w:t>
             </w:r>
-            <w:proofErr w:type="spellStart"/>
             <w:r>
               <w:rPr>
                 <w:rFonts w:ascii="Times New Roman" w:hAnsi="Times New Roman" w:cs="Times New Roman"/>
@@ -2217,7 +2132,6 @@
               </w:rPr>
               <w:t>хугацаа</w:t>
             </w:r>
-            <w:proofErr w:type="spellEnd"/>
             <w:r>
               <w:rPr>
                 <w:rFonts w:ascii="Times New Roman" w:hAnsi="Times New Roman" w:cs="Times New Roman"/>
@@ -2258,7 +2172,6 @@
                 <w:szCs w:val="20"/>
               </w:rPr>
             </w:pPr>
-            <w:proofErr w:type="spellStart"/>
             <w:r>
               <w:rPr>
                 <w:rFonts w:ascii="Times New Roman" w:hAnsi="Times New Roman" w:cs="Times New Roman"/>
@@ -2267,7 +2180,6 @@
               </w:rPr>
               <w:t>Өмчлөгчийн</w:t>
             </w:r>
-            <w:proofErr w:type="spellEnd"/>
             <w:r>
               <w:rPr>
                 <w:rFonts w:ascii="Times New Roman" w:hAnsi="Times New Roman" w:cs="Times New Roman"/>
@@ -2276,7 +2188,6 @@
               </w:rPr>
               <w:t xml:space="preserve"> </w:t>
             </w:r>
-            <w:proofErr w:type="spellStart"/>
             <w:r>
               <w:rPr>
                 <w:rFonts w:ascii="Times New Roman" w:hAnsi="Times New Roman" w:cs="Times New Roman"/>
@@ -2285,7 +2196,6 @@
               </w:rPr>
               <w:t>тоо</w:t>
             </w:r>
-            <w:proofErr w:type="spellEnd"/>
             <w:r>
               <w:rPr>
                 <w:rFonts w:ascii="Times New Roman" w:hAnsi="Times New Roman" w:cs="Times New Roman"/>
@@ -2311,7 +2221,6 @@
                 <w:szCs w:val="20"/>
               </w:rPr>
             </w:pPr>
-            <w:proofErr w:type="spellStart"/>
             <w:r>
               <w:rPr>
                 <w:rFonts w:ascii="Times New Roman" w:hAnsi="Times New Roman" w:cs="Times New Roman"/>
@@ -2320,7 +2229,6 @@
               </w:rPr>
               <w:t>Төлөөлж</w:t>
             </w:r>
-            <w:proofErr w:type="spellEnd"/>
             <w:r>
               <w:rPr>
                 <w:rFonts w:ascii="Times New Roman" w:hAnsi="Times New Roman" w:cs="Times New Roman"/>
@@ -2329,7 +2237,6 @@
               </w:rPr>
               <w:t xml:space="preserve"> </w:t>
             </w:r>
-            <w:proofErr w:type="spellStart"/>
             <w:r>
               <w:rPr>
                 <w:rFonts w:ascii="Times New Roman" w:hAnsi="Times New Roman" w:cs="Times New Roman"/>
@@ -2338,7 +2245,6 @@
               </w:rPr>
               <w:t>гэрээ</w:t>
             </w:r>
-            <w:proofErr w:type="spellEnd"/>
             <w:r>
               <w:rPr>
                 <w:rFonts w:ascii="Times New Roman" w:hAnsi="Times New Roman" w:cs="Times New Roman"/>
@@ -2347,7 +2253,6 @@
               </w:rPr>
               <w:t xml:space="preserve"> </w:t>
             </w:r>
-            <w:proofErr w:type="spellStart"/>
             <w:r>
               <w:rPr>
                 <w:rFonts w:ascii="Times New Roman" w:hAnsi="Times New Roman" w:cs="Times New Roman"/>
@@ -2356,7 +2261,6 @@
               </w:rPr>
               <w:t>хийсэн</w:t>
             </w:r>
-            <w:proofErr w:type="spellEnd"/>
             <w:r>
               <w:rPr>
                 <w:rFonts w:ascii="Times New Roman" w:hAnsi="Times New Roman" w:cs="Times New Roman"/>
@@ -2365,7 +2269,6 @@
               </w:rPr>
               <w:t xml:space="preserve"> </w:t>
             </w:r>
-            <w:proofErr w:type="spellStart"/>
             <w:r>
               <w:rPr>
                 <w:rFonts w:ascii="Times New Roman" w:hAnsi="Times New Roman" w:cs="Times New Roman"/>
@@ -2374,7 +2277,6 @@
               </w:rPr>
               <w:t>өмчлөгч</w:t>
             </w:r>
-            <w:proofErr w:type="spellEnd"/>
             <w:r>
               <w:rPr>
                 <w:rFonts w:ascii="Times New Roman" w:hAnsi="Times New Roman" w:cs="Times New Roman"/>
@@ -2421,7 +2323,6 @@
                 <w:szCs w:val="20"/>
               </w:rPr>
             </w:pPr>
-            <w:proofErr w:type="spellStart"/>
             <w:r>
               <w:rPr>
                 <w:rFonts w:ascii="Times New Roman" w:hAnsi="Times New Roman" w:cs="Times New Roman"/>
@@ -2430,7 +2331,6 @@
               </w:rPr>
               <w:t>Эхлэх</w:t>
             </w:r>
-            <w:proofErr w:type="spellEnd"/>
             <w:r>
               <w:rPr>
                 <w:rFonts w:ascii="Times New Roman" w:hAnsi="Times New Roman" w:cs="Times New Roman"/>
@@ -2439,7 +2339,6 @@
               </w:rPr>
               <w:t xml:space="preserve"> </w:t>
             </w:r>
-            <w:proofErr w:type="spellStart"/>
             <w:r>
               <w:rPr>
                 <w:rFonts w:ascii="Times New Roman" w:hAnsi="Times New Roman" w:cs="Times New Roman"/>
@@ -2448,7 +2347,6 @@
               </w:rPr>
               <w:t>өдөр</w:t>
             </w:r>
-            <w:proofErr w:type="spellEnd"/>
           </w:p>
         </w:tc>
         <w:tc>
@@ -2465,7 +2363,6 @@
                 <w:szCs w:val="20"/>
               </w:rPr>
             </w:pPr>
-            <w:proofErr w:type="spellStart"/>
             <w:r>
               <w:rPr>
                 <w:rFonts w:ascii="Times New Roman" w:hAnsi="Times New Roman" w:cs="Times New Roman"/>
@@ -2474,7 +2371,6 @@
               </w:rPr>
               <w:t>Дуусгавар</w:t>
             </w:r>
-            <w:proofErr w:type="spellEnd"/>
             <w:r>
               <w:rPr>
                 <w:rFonts w:ascii="Times New Roman" w:hAnsi="Times New Roman" w:cs="Times New Roman"/>
@@ -2499,7 +2395,6 @@
                 <w:szCs w:val="20"/>
               </w:rPr>
             </w:pPr>
-            <w:proofErr w:type="spellStart"/>
             <w:r>
               <w:rPr>
                 <w:rFonts w:ascii="Times New Roman" w:hAnsi="Times New Roman" w:cs="Times New Roman"/>
@@ -2508,7 +2403,6 @@
               </w:rPr>
               <w:t>Сараар</w:t>
             </w:r>
-            <w:proofErr w:type="spellEnd"/>
           </w:p>
         </w:tc>
         <w:tc>
@@ -2621,7 +2515,6 @@
                 <w:szCs w:val="20"/>
               </w:rPr>
             </w:pPr>
-            <w:proofErr w:type="spellStart"/>
             <w:r>
               <w:rPr>
                 <w:rFonts w:ascii="Times New Roman" w:hAnsi="Times New Roman" w:cs="Times New Roman"/>
@@ -2630,7 +2523,6 @@
               </w:rPr>
               <w:t>Хуулийн</w:t>
             </w:r>
-            <w:proofErr w:type="spellEnd"/>
             <w:r>
               <w:rPr>
                 <w:rFonts w:ascii="Times New Roman" w:hAnsi="Times New Roman" w:cs="Times New Roman"/>
@@ -2639,7 +2531,6 @@
               </w:rPr>
               <w:t xml:space="preserve"> </w:t>
             </w:r>
-            <w:proofErr w:type="spellStart"/>
             <w:r>
               <w:rPr>
                 <w:rFonts w:ascii="Times New Roman" w:hAnsi="Times New Roman" w:cs="Times New Roman"/>
@@ -2648,7 +2539,6 @@
               </w:rPr>
               <w:t>этгээд</w:t>
             </w:r>
-            <w:proofErr w:type="spellEnd"/>
           </w:p>
           <w:p>
             <w:pPr>
@@ -2706,25 +2596,23 @@
                 <w:sz w:val="20"/>
                 <w:szCs w:val="20"/>
               </w:rPr>
-              <w:t>{{</w:t>
-            </w:r>
-            <w:proofErr w:type="spellStart"/>
-            <w:r>
-              <w:rPr>
-                <w:rFonts w:ascii="Times New Roman" w:hAnsi="Times New Roman" w:cs="Times New Roman"/>
-                <w:sz w:val="20"/>
-                <w:szCs w:val="20"/>
-              </w:rPr>
-              <w:t>startDate</w:t>
-            </w:r>
-            <w:proofErr w:type="spellEnd"/>
-            <w:r>
-              <w:rPr>
-                <w:rFonts w:ascii="Times New Roman" w:hAnsi="Times New Roman" w:cs="Times New Roman"/>
-                <w:sz w:val="20"/>
-                <w:szCs w:val="20"/>
-              </w:rPr>
-              <w:t xml:space="preserve">}} </w:t>
+              <w:t>{{startDate}}</w:t>
+            </w:r>
+            <w:r>
+              <w:rPr>
+                <w:rFonts w:ascii="Times New Roman" w:hAnsi="Times New Roman" w:cs="Times New Roman"/>
+                <w:sz w:val="20"/>
+                <w:szCs w:val="20"/>
+              </w:rPr>
+              <w:t/>
+            </w:r>
+            <w:r>
+              <w:rPr>
+                <w:rFonts w:ascii="Times New Roman" w:hAnsi="Times New Roman" w:cs="Times New Roman"/>
+                <w:sz w:val="20"/>
+                <w:szCs w:val="20"/>
+              </w:rPr>
+              <w:t xml:space="preserve" w:space="preserve"> </w:t>
             </w:r>
             <w:r>
               <w:rPr>
@@ -2756,25 +2644,23 @@
                 <w:sz w:val="20"/>
                 <w:szCs w:val="20"/>
               </w:rPr>
-              <w:t>{{</w:t>
-            </w:r>
-            <w:proofErr w:type="spellStart"/>
-            <w:r>
-              <w:rPr>
-                <w:rFonts w:ascii="Times New Roman" w:hAnsi="Times New Roman" w:cs="Times New Roman"/>
-                <w:sz w:val="20"/>
-                <w:szCs w:val="20"/>
-              </w:rPr>
-              <w:t>startDate</w:t>
-            </w:r>
-            <w:proofErr w:type="spellEnd"/>
-            <w:r>
-              <w:rPr>
-                <w:rFonts w:ascii="Times New Roman" w:hAnsi="Times New Roman" w:cs="Times New Roman"/>
-                <w:sz w:val="20"/>
-                <w:szCs w:val="20"/>
-              </w:rPr>
-              <w:t xml:space="preserve">}} </w:t>
+              <w:t>{{startDate}}</w:t>
+            </w:r>
+            <w:r>
+              <w:rPr>
+                <w:rFonts w:ascii="Times New Roman" w:hAnsi="Times New Roman" w:cs="Times New Roman"/>
+                <w:sz w:val="20"/>
+                <w:szCs w:val="20"/>
+              </w:rPr>
+              <w:t/>
+            </w:r>
+            <w:r>
+              <w:rPr>
+                <w:rFonts w:ascii="Times New Roman" w:hAnsi="Times New Roman" w:cs="Times New Roman"/>
+                <w:sz w:val="20"/>
+                <w:szCs w:val="20"/>
+              </w:rPr>
+              <w:t xml:space="preserve" w:space="preserve"> </w:t>
             </w:r>
             <w:r>
               <w:rPr>
@@ -2939,7 +2825,6 @@
                 <w:szCs w:val="20"/>
               </w:rPr>
             </w:pPr>
-            <w:proofErr w:type="spellStart"/>
             <w:r>
               <w:rPr>
                 <w:rFonts w:ascii="Times New Roman" w:hAnsi="Times New Roman" w:cs="Times New Roman"/>
@@ -2948,7 +2833,6 @@
               </w:rPr>
               <w:t>Нотолсон</w:t>
             </w:r>
-            <w:proofErr w:type="spellEnd"/>
             <w:r>
               <w:rPr>
                 <w:rFonts w:ascii="Times New Roman" w:hAnsi="Times New Roman" w:cs="Times New Roman"/>
@@ -2957,7 +2841,6 @@
               </w:rPr>
               <w:t xml:space="preserve"> </w:t>
             </w:r>
-            <w:proofErr w:type="spellStart"/>
             <w:r>
               <w:rPr>
                 <w:rFonts w:ascii="Times New Roman" w:hAnsi="Times New Roman" w:cs="Times New Roman"/>
@@ -2966,7 +2849,6 @@
               </w:rPr>
               <w:t>гарын</w:t>
             </w:r>
-            <w:proofErr w:type="spellEnd"/>
             <w:r>
               <w:rPr>
                 <w:rFonts w:ascii="Times New Roman" w:hAnsi="Times New Roman" w:cs="Times New Roman"/>
@@ -2975,7 +2857,6 @@
               </w:rPr>
               <w:t xml:space="preserve"> </w:t>
             </w:r>
-            <w:proofErr w:type="spellStart"/>
             <w:r>
               <w:rPr>
                 <w:rFonts w:ascii="Times New Roman" w:hAnsi="Times New Roman" w:cs="Times New Roman"/>
@@ -2984,7 +2865,6 @@
               </w:rPr>
               <w:t>үсэг</w:t>
             </w:r>
-            <w:proofErr w:type="spellEnd"/>
             <w:r>
               <w:rPr>
                 <w:rFonts w:ascii="Times New Roman" w:hAnsi="Times New Roman" w:cs="Times New Roman"/>
@@ -3058,7 +2938,6 @@
                 <w:szCs w:val="20"/>
               </w:rPr>
             </w:pPr>
-            <w:proofErr w:type="spellStart"/>
             <w:r>
               <w:rPr>
                 <w:rFonts w:ascii="Times New Roman" w:hAnsi="Times New Roman" w:cs="Times New Roman"/>
@@ -3067,7 +2946,6 @@
               </w:rPr>
               <w:t>Нотолсон</w:t>
             </w:r>
-            <w:proofErr w:type="spellEnd"/>
             <w:r>
               <w:rPr>
                 <w:rFonts w:ascii="Times New Roman" w:hAnsi="Times New Roman" w:cs="Times New Roman"/>
@@ -3076,7 +2954,6 @@
               </w:rPr>
               <w:t xml:space="preserve"> </w:t>
             </w:r>
-            <w:proofErr w:type="spellStart"/>
             <w:r>
               <w:rPr>
                 <w:rFonts w:ascii="Times New Roman" w:hAnsi="Times New Roman" w:cs="Times New Roman"/>
@@ -3085,7 +2962,6 @@
               </w:rPr>
               <w:t>гарын</w:t>
             </w:r>
-            <w:proofErr w:type="spellEnd"/>
             <w:r>
               <w:rPr>
                 <w:rFonts w:ascii="Times New Roman" w:hAnsi="Times New Roman" w:cs="Times New Roman"/>
@@ -3094,7 +2970,6 @@
               </w:rPr>
               <w:t xml:space="preserve"> </w:t>
             </w:r>
-            <w:proofErr w:type="spellStart"/>
             <w:r>
               <w:rPr>
                 <w:rFonts w:ascii="Times New Roman" w:hAnsi="Times New Roman" w:cs="Times New Roman"/>
@@ -3103,7 +2978,6 @@
               </w:rPr>
               <w:t>үсэг</w:t>
             </w:r>
-            <w:proofErr w:type="spellEnd"/>
             <w:r>
               <w:rPr>
                 <w:rFonts w:ascii="Times New Roman" w:hAnsi="Times New Roman" w:cs="Times New Roman"/>
@@ -3177,7 +3051,6 @@
                 <w:szCs w:val="20"/>
               </w:rPr>
             </w:pPr>
-            <w:proofErr w:type="spellStart"/>
             <w:r>
               <w:rPr>
                 <w:rFonts w:ascii="Times New Roman" w:hAnsi="Times New Roman" w:cs="Times New Roman"/>
@@ -3186,7 +3059,6 @@
               </w:rPr>
               <w:t>Нотолсон</w:t>
             </w:r>
-            <w:proofErr w:type="spellEnd"/>
             <w:r>
               <w:rPr>
                 <w:rFonts w:ascii="Times New Roman" w:hAnsi="Times New Roman" w:cs="Times New Roman"/>
@@ -3195,7 +3067,6 @@
               </w:rPr>
               <w:t xml:space="preserve"> </w:t>
             </w:r>
-            <w:proofErr w:type="spellStart"/>
             <w:r>
               <w:rPr>
                 <w:rFonts w:ascii="Times New Roman" w:hAnsi="Times New Roman" w:cs="Times New Roman"/>
@@ -3204,7 +3075,6 @@
               </w:rPr>
               <w:t>гарын</w:t>
             </w:r>
-            <w:proofErr w:type="spellEnd"/>
             <w:r>
               <w:rPr>
                 <w:rFonts w:ascii="Times New Roman" w:hAnsi="Times New Roman" w:cs="Times New Roman"/>
@@ -3213,7 +3083,6 @@
               </w:rPr>
               <w:t xml:space="preserve"> </w:t>
             </w:r>
-            <w:proofErr w:type="spellStart"/>
             <w:r>
               <w:rPr>
                 <w:rFonts w:ascii="Times New Roman" w:hAnsi="Times New Roman" w:cs="Times New Roman"/>
@@ -3222,7 +3091,6 @@
               </w:rPr>
               <w:t>үсэг</w:t>
             </w:r>
-            <w:proofErr w:type="spellEnd"/>
             <w:r>
               <w:rPr>
                 <w:rFonts w:ascii="Times New Roman" w:hAnsi="Times New Roman" w:cs="Times New Roman"/>
@@ -3271,7 +3139,6 @@
                 <w:szCs w:val="20"/>
               </w:rPr>
             </w:pPr>
-            <w:proofErr w:type="spellStart"/>
             <w:r>
               <w:rPr>
                 <w:rFonts w:ascii="Times New Roman" w:hAnsi="Times New Roman" w:cs="Times New Roman"/>
@@ -3280,7 +3147,6 @@
               </w:rPr>
               <w:t>Мэдээллийг</w:t>
             </w:r>
-            <w:proofErr w:type="spellEnd"/>
             <w:r>
               <w:rPr>
                 <w:rFonts w:ascii="Times New Roman" w:hAnsi="Times New Roman" w:cs="Times New Roman"/>
@@ -3289,7 +3155,6 @@
               </w:rPr>
               <w:t xml:space="preserve"> </w:t>
             </w:r>
-            <w:proofErr w:type="spellStart"/>
             <w:r>
               <w:rPr>
                 <w:rFonts w:ascii="Times New Roman" w:hAnsi="Times New Roman" w:cs="Times New Roman"/>
@@ -3298,7 +3163,6 @@
               </w:rPr>
               <w:t>цааш</w:t>
             </w:r>
-            <w:proofErr w:type="spellEnd"/>
             <w:r>
               <w:rPr>
                 <w:rFonts w:ascii="Times New Roman" w:hAnsi="Times New Roman" w:cs="Times New Roman"/>
@@ -3307,7 +3171,6 @@
               </w:rPr>
               <w:t xml:space="preserve"> </w:t>
             </w:r>
-            <w:proofErr w:type="spellStart"/>
             <w:r>
               <w:rPr>
                 <w:rFonts w:ascii="Times New Roman" w:hAnsi="Times New Roman" w:cs="Times New Roman"/>
@@ -3316,7 +3179,6 @@
               </w:rPr>
               <w:t>төрийн</w:t>
             </w:r>
-            <w:proofErr w:type="spellEnd"/>
             <w:r>
               <w:rPr>
                 <w:rFonts w:ascii="Times New Roman" w:hAnsi="Times New Roman" w:cs="Times New Roman"/>
@@ -3325,7 +3187,6 @@
               </w:rPr>
               <w:t xml:space="preserve"> </w:t>
             </w:r>
-            <w:proofErr w:type="spellStart"/>
             <w:r>
               <w:rPr>
                 <w:rFonts w:ascii="Times New Roman" w:hAnsi="Times New Roman" w:cs="Times New Roman"/>
@@ -3334,7 +3195,6 @@
               </w:rPr>
               <w:t>захиргааны</w:t>
             </w:r>
-            <w:proofErr w:type="spellEnd"/>
             <w:r>
               <w:rPr>
                 <w:rFonts w:ascii="Times New Roman" w:hAnsi="Times New Roman" w:cs="Times New Roman"/>
@@ -3343,7 +3203,6 @@
               </w:rPr>
               <w:t xml:space="preserve"> </w:t>
             </w:r>
-            <w:proofErr w:type="spellStart"/>
             <w:r>
               <w:rPr>
                 <w:rFonts w:ascii="Times New Roman" w:hAnsi="Times New Roman" w:cs="Times New Roman"/>
@@ -3352,7 +3211,6 @@
               </w:rPr>
               <w:t>байгууллагын</w:t>
             </w:r>
-            <w:proofErr w:type="spellEnd"/>
             <w:r>
               <w:rPr>
                 <w:rFonts w:ascii="Times New Roman" w:hAnsi="Times New Roman" w:cs="Times New Roman"/>
@@ -3361,7 +3219,6 @@
               </w:rPr>
               <w:t xml:space="preserve"> </w:t>
             </w:r>
-            <w:proofErr w:type="spellStart"/>
             <w:r>
               <w:rPr>
                 <w:rFonts w:ascii="Times New Roman" w:hAnsi="Times New Roman" w:cs="Times New Roman"/>
@@ -3370,7 +3227,6 @@
               </w:rPr>
               <w:t>хэрэгцээнд</w:t>
             </w:r>
-            <w:proofErr w:type="spellEnd"/>
             <w:r>
               <w:rPr>
                 <w:rFonts w:ascii="Times New Roman" w:hAnsi="Times New Roman" w:cs="Times New Roman"/>
@@ -3379,7 +3235,6 @@
               </w:rPr>
               <w:t xml:space="preserve"> </w:t>
             </w:r>
-            <w:proofErr w:type="spellStart"/>
             <w:r>
               <w:rPr>
                 <w:rFonts w:ascii="Times New Roman" w:hAnsi="Times New Roman" w:cs="Times New Roman"/>
@@ -3388,7 +3243,6 @@
               </w:rPr>
               <w:t>илгээхийг</w:t>
             </w:r>
-            <w:proofErr w:type="spellEnd"/>
             <w:r>
               <w:rPr>
                 <w:rFonts w:ascii="Times New Roman" w:hAnsi="Times New Roman" w:cs="Times New Roman"/>
@@ -3397,7 +3251,6 @@
               </w:rPr>
               <w:t xml:space="preserve"> </w:t>
             </w:r>
-            <w:proofErr w:type="spellStart"/>
             <w:r>
               <w:rPr>
                 <w:rFonts w:ascii="Times New Roman" w:hAnsi="Times New Roman" w:cs="Times New Roman"/>
@@ -3406,7 +3259,6 @@
               </w:rPr>
               <w:t>зөвшөөрөх</w:t>
             </w:r>
-            <w:proofErr w:type="spellEnd"/>
           </w:p>
         </w:tc>
         <w:tc>
@@ -3423,7 +3275,6 @@
                 <w:szCs w:val="20"/>
               </w:rPr>
             </w:pPr>
-            <w:proofErr w:type="spellStart"/>
             <w:r>
               <w:rPr>
                 <w:rFonts w:ascii="Times New Roman" w:hAnsi="Times New Roman" w:cs="Times New Roman"/>
@@ -3432,7 +3283,6 @@
               </w:rPr>
               <w:t>Нотолсон</w:t>
             </w:r>
-            <w:proofErr w:type="spellEnd"/>
             <w:r>
               <w:rPr>
                 <w:rFonts w:ascii="Times New Roman" w:hAnsi="Times New Roman" w:cs="Times New Roman"/>
@@ -3441,7 +3291,6 @@
               </w:rPr>
               <w:t xml:space="preserve"> </w:t>
             </w:r>
-            <w:proofErr w:type="spellStart"/>
             <w:r>
               <w:rPr>
                 <w:rFonts w:ascii="Times New Roman" w:hAnsi="Times New Roman" w:cs="Times New Roman"/>
@@ -3450,7 +3299,6 @@
               </w:rPr>
               <w:t>гарын</w:t>
             </w:r>
-            <w:proofErr w:type="spellEnd"/>
             <w:r>
               <w:rPr>
                 <w:rFonts w:ascii="Times New Roman" w:hAnsi="Times New Roman" w:cs="Times New Roman"/>
@@ -3459,7 +3307,6 @@
               </w:rPr>
               <w:t xml:space="preserve"> </w:t>
             </w:r>
-            <w:proofErr w:type="spellStart"/>
             <w:r>
               <w:rPr>
                 <w:rFonts w:ascii="Times New Roman" w:hAnsi="Times New Roman" w:cs="Times New Roman"/>
@@ -3468,7 +3315,6 @@
               </w:rPr>
               <w:t>үсэг</w:t>
             </w:r>
-            <w:proofErr w:type="spellEnd"/>
             <w:r>
               <w:rPr>
                 <w:rFonts w:ascii="Times New Roman" w:hAnsi="Times New Roman" w:cs="Times New Roman"/>
@@ -3575,7 +3421,6 @@
                 <w:lang w:val="mn-MN"/>
               </w:rPr>
             </w:pPr>
-            <w:proofErr w:type="spellStart"/>
             <w:r>
               <w:rPr>
                 <w:rFonts w:ascii="Times New Roman" w:hAnsi="Times New Roman" w:cs="Times New Roman"/>
@@ -3584,7 +3429,6 @@
               </w:rPr>
               <w:t>Энэхүү</w:t>
             </w:r>
-            <w:proofErr w:type="spellEnd"/>
             <w:r>
               <w:rPr>
                 <w:rFonts w:ascii="Times New Roman" w:hAnsi="Times New Roman" w:cs="Times New Roman"/>
@@ -3593,7 +3437,6 @@
               </w:rPr>
               <w:t xml:space="preserve"> </w:t>
             </w:r>
-            <w:proofErr w:type="spellStart"/>
             <w:r>
               <w:rPr>
                 <w:rFonts w:ascii="Times New Roman" w:hAnsi="Times New Roman" w:cs="Times New Roman"/>
@@ -3602,7 +3445,6 @@
               </w:rPr>
               <w:t>гэрээний</w:t>
             </w:r>
-            <w:proofErr w:type="spellEnd"/>
             <w:r>
               <w:rPr>
                 <w:rFonts w:ascii="Times New Roman" w:hAnsi="Times New Roman" w:cs="Times New Roman"/>
@@ -3643,25 +3485,23 @@
                 <w:sz w:val="20"/>
                 <w:szCs w:val="20"/>
               </w:rPr>
-              <w:t>{{</w:t>
-            </w:r>
-            <w:proofErr w:type="spellStart"/>
-            <w:r>
-              <w:rPr>
-                <w:rFonts w:ascii="Times New Roman" w:hAnsi="Times New Roman" w:cs="Times New Roman"/>
-                <w:sz w:val="20"/>
-                <w:szCs w:val="20"/>
-              </w:rPr>
-              <w:t>commissionRate</w:t>
-            </w:r>
-            <w:proofErr w:type="spellEnd"/>
-            <w:r>
-              <w:rPr>
-                <w:rFonts w:ascii="Times New Roman" w:hAnsi="Times New Roman" w:cs="Times New Roman"/>
-                <w:sz w:val="20"/>
-                <w:szCs w:val="20"/>
-              </w:rPr>
-              <w:t>}}</w:t>
+              <w:t>{{commissionRate}}</w:t>
+            </w:r>
+            <w:r>
+              <w:rPr>
+                <w:rFonts w:ascii="Times New Roman" w:hAnsi="Times New Roman" w:cs="Times New Roman"/>
+                <w:sz w:val="20"/>
+                <w:szCs w:val="20"/>
+              </w:rPr>
+              <w:t/>
+            </w:r>
+            <w:r>
+              <w:rPr>
+                <w:rFonts w:ascii="Times New Roman" w:hAnsi="Times New Roman" w:cs="Times New Roman"/>
+                <w:sz w:val="20"/>
+                <w:szCs w:val="20"/>
+              </w:rPr>
+              <w:t/>
             </w:r>
           </w:p>
         </w:tc>
@@ -3685,7 +3525,6 @@
                 <w:szCs w:val="20"/>
               </w:rPr>
             </w:pPr>
-            <w:proofErr w:type="spellStart"/>
             <w:r>
               <w:rPr>
                 <w:rFonts w:ascii="Times New Roman" w:hAnsi="Times New Roman" w:cs="Times New Roman"/>
@@ -3694,7 +3533,6 @@
               </w:rPr>
               <w:t>Энэхүү</w:t>
             </w:r>
-            <w:proofErr w:type="spellEnd"/>
             <w:r>
               <w:rPr>
                 <w:rFonts w:ascii="Times New Roman" w:hAnsi="Times New Roman" w:cs="Times New Roman"/>
@@ -3703,7 +3541,6 @@
               </w:rPr>
               <w:t xml:space="preserve"> </w:t>
             </w:r>
-            <w:proofErr w:type="spellStart"/>
             <w:r>
               <w:rPr>
                 <w:rFonts w:ascii="Times New Roman" w:hAnsi="Times New Roman" w:cs="Times New Roman"/>
@@ -3712,7 +3549,6 @@
               </w:rPr>
               <w:t>гэрээний</w:t>
             </w:r>
-            <w:proofErr w:type="spellEnd"/>
             <w:r>
               <w:rPr>
                 <w:rFonts w:ascii="Times New Roman" w:hAnsi="Times New Roman" w:cs="Times New Roman"/>
@@ -3753,25 +3589,23 @@
                 <w:sz w:val="20"/>
                 <w:szCs w:val="20"/>
               </w:rPr>
-              <w:t>{{</w:t>
-            </w:r>
-            <w:proofErr w:type="spellStart"/>
-            <w:r>
-              <w:rPr>
-                <w:rFonts w:ascii="Times New Roman" w:hAnsi="Times New Roman" w:cs="Times New Roman"/>
-                <w:sz w:val="20"/>
-                <w:szCs w:val="20"/>
-              </w:rPr>
-              <w:t>commissionAmount</w:t>
-            </w:r>
-            <w:proofErr w:type="spellEnd"/>
-            <w:r>
-              <w:rPr>
-                <w:rFonts w:ascii="Times New Roman" w:hAnsi="Times New Roman" w:cs="Times New Roman"/>
-                <w:sz w:val="20"/>
-                <w:szCs w:val="20"/>
-              </w:rPr>
-              <w:t>}}</w:t>
+              <w:t>{{commissionAmount}}</w:t>
+            </w:r>
+            <w:r>
+              <w:rPr>
+                <w:rFonts w:ascii="Times New Roman" w:hAnsi="Times New Roman" w:cs="Times New Roman"/>
+                <w:sz w:val="20"/>
+                <w:szCs w:val="20"/>
+              </w:rPr>
+              <w:t/>
+            </w:r>
+            <w:r>
+              <w:rPr>
+                <w:rFonts w:ascii="Times New Roman" w:hAnsi="Times New Roman" w:cs="Times New Roman"/>
+                <w:sz w:val="20"/>
+                <w:szCs w:val="20"/>
+              </w:rPr>
+              <w:t/>
             </w:r>
           </w:p>
         </w:tc>
@@ -3795,7 +3629,6 @@
                 <w:szCs w:val="20"/>
               </w:rPr>
             </w:pPr>
-            <w:proofErr w:type="spellStart"/>
             <w:r>
               <w:rPr>
                 <w:rFonts w:ascii="Times New Roman" w:hAnsi="Times New Roman" w:cs="Times New Roman"/>
@@ -3804,7 +3637,6 @@
               </w:rPr>
               <w:t>Зуучлалын</w:t>
             </w:r>
-            <w:proofErr w:type="spellEnd"/>
             <w:r>
               <w:rPr>
                 <w:rFonts w:ascii="Times New Roman" w:hAnsi="Times New Roman" w:cs="Times New Roman"/>
@@ -3813,7 +3645,6 @@
               </w:rPr>
               <w:t xml:space="preserve"> </w:t>
             </w:r>
-            <w:proofErr w:type="spellStart"/>
             <w:r>
               <w:rPr>
                 <w:rFonts w:ascii="Times New Roman" w:hAnsi="Times New Roman" w:cs="Times New Roman"/>
@@ -3822,7 +3653,6 @@
               </w:rPr>
               <w:t>хөлс</w:t>
             </w:r>
-            <w:proofErr w:type="spellEnd"/>
             <w:r>
               <w:rPr>
                 <w:rFonts w:ascii="Times New Roman" w:hAnsi="Times New Roman" w:cs="Times New Roman"/>
@@ -3831,8 +3661,6 @@
               </w:rPr>
               <w:t xml:space="preserve"> </w:t>
             </w:r>
-            <w:proofErr w:type="spellStart"/>
-            <w:proofErr w:type="gramStart"/>
             <w:r>
               <w:rPr>
                 <w:rFonts w:ascii="Times New Roman" w:hAnsi="Times New Roman" w:cs="Times New Roman"/>
@@ -3841,7 +3669,6 @@
               </w:rPr>
               <w:t>үсгээр</w:t>
             </w:r>
-            <w:proofErr w:type="spellEnd"/>
             <w:r>
               <w:rPr>
                 <w:rFonts w:ascii="Times New Roman" w:hAnsi="Times New Roman" w:cs="Times New Roman"/>
@@ -3850,7 +3677,6 @@
               </w:rPr>
               <w:t>:…</w:t>
             </w:r>
-            <w:proofErr w:type="gramEnd"/>
             <w:r>
               <w:rPr>
                 <w:rFonts w:ascii="Times New Roman" w:hAnsi="Times New Roman" w:cs="Times New Roman"/>
@@ -4110,34 +3936,34 @@
           <w:szCs w:val="20"/>
           <w:lang w:val="mn-MN"/>
         </w:rPr>
-        <w:t>Энэхүү Гэрээ нь ({{duration</w:t>
-      </w:r>
-      <w:r>
-        <w:rPr>
-          <w:rFonts w:ascii="Times New Roman" w:hAnsi="Times New Roman" w:cs="Times New Roman"/>
-          <w:sz w:val="20"/>
-          <w:szCs w:val="20"/>
-          <w:lang w:val="mn-MN"/>
-        </w:rPr>
-        <w:t xml:space="preserve">}} </w:t>
-      </w:r>
-      <w:r>
-        <w:rPr>
-          <w:rFonts w:ascii="Times New Roman" w:hAnsi="Times New Roman" w:cs="Times New Roman"/>
-          <w:sz w:val="20"/>
-          <w:szCs w:val="20"/>
-          <w:lang w:val="mn-MN"/>
-        </w:rPr>
-        <w:t>) сарын хугацаатай байх бөгөөд {{startDate</w:t>
-      </w:r>
-      <w:r>
-        <w:rPr>
-          <w:rFonts w:ascii="Times New Roman" w:hAnsi="Times New Roman" w:cs="Times New Roman"/>
-          <w:sz w:val="20"/>
-          <w:szCs w:val="20"/>
-          <w:lang w:val="mn-MN"/>
-        </w:rPr>
-        <w:t>}}</w:t>
+        <w:t w:space="preserve">Энэхүү Гэрээ нь ({{duration}}</w:t>
+      </w:r>
+      <w:r>
+        <w:rPr>
+          <w:rFonts w:ascii="Times New Roman" w:hAnsi="Times New Roman" w:cs="Times New Roman"/>
+          <w:sz w:val="20"/>
+          <w:szCs w:val="20"/>
+          <w:lang w:val="mn-MN"/>
+        </w:rPr>
+        <w:t xml:space="preserve" w:space="preserve"> </w:t>
+      </w:r>
+      <w:r>
+        <w:rPr>
+          <w:rFonts w:ascii="Times New Roman" w:hAnsi="Times New Roman" w:cs="Times New Roman"/>
+          <w:sz w:val="20"/>
+          <w:szCs w:val="20"/>
+          <w:lang w:val="mn-MN"/>
+        </w:rPr>
+        <w:t w:space="preserve">) сарын хугацаатай байх бөгөөд {{startDate}}</w:t>
+      </w:r>
+      <w:r>
+        <w:rPr>
+          <w:rFonts w:ascii="Times New Roman" w:hAnsi="Times New Roman" w:cs="Times New Roman"/>
+          <w:sz w:val="20"/>
+          <w:szCs w:val="20"/>
+          <w:lang w:val="mn-MN"/>
+        </w:rPr>
+        <w:t/>
       </w:r>
       <w:r>
         <w:rPr>
@@ -8858,15 +8684,15 @@
           <w:b/>
           <w:lang w:val="mn-MN"/>
         </w:rPr>
-        <w:t>{{name</w:t>
-      </w:r>
-      <w:r>
-        <w:rPr>
-          <w:rFonts w:ascii="Times New Roman" w:hAnsi="Times New Roman" w:cs="Times New Roman"/>
-          <w:b/>
-          <w:lang w:val="mn-MN"/>
-        </w:rPr>
-        <w:t xml:space="preserve">}} </w:t>
+        <w:t>{{name}}</w:t>
+      </w:r>
+      <w:r>
+        <w:rPr>
+          <w:rFonts w:ascii="Times New Roman" w:hAnsi="Times New Roman" w:cs="Times New Roman"/>
+          <w:b/>
+          <w:lang w:val="mn-MN"/>
+        </w:rPr>
+        <w:t xml:space="preserve" w:space="preserve"> </w:t>
       </w:r>
     </w:p>
     <w:bookmarkEnd w:id="8"/>
@@ -8944,15 +8770,15 @@
           <w:b/>
           <w:lang w:val="mn-MN"/>
         </w:rPr>
-        <w:t>{{register</w:t>
-      </w:r>
-      <w:r>
-        <w:rPr>
-          <w:rFonts w:ascii="Times New Roman" w:hAnsi="Times New Roman" w:cs="Times New Roman"/>
-          <w:b/>
-          <w:lang w:val="mn-MN"/>
-        </w:rPr>
-        <w:t xml:space="preserve">}} </w:t>
+        <w:t>{{register}}</w:t>
+      </w:r>
+      <w:r>
+        <w:rPr>
+          <w:rFonts w:ascii="Times New Roman" w:hAnsi="Times New Roman" w:cs="Times New Roman"/>
+          <w:b/>
+          <w:lang w:val="mn-MN"/>
+        </w:rPr>
+        <w:t xml:space="preserve" w:space="preserve"> </w:t>
       </w:r>
       <w:bookmarkEnd w:id="9"/>
     </w:p>
@@ -8991,15 +8817,15 @@
           <w:b/>
           <w:lang w:val="mn-MN"/>
         </w:rPr>
-        <w:t>{{residentialAddress</w:t>
-      </w:r>
-      <w:r>
-        <w:rPr>
-          <w:rFonts w:ascii="Times New Roman" w:hAnsi="Times New Roman" w:cs="Times New Roman"/>
-          <w:b/>
-          <w:lang w:val="mn-MN"/>
-        </w:rPr>
-        <w:t xml:space="preserve">}} </w:t>
+        <w:t>{{residentialAddress}}</w:t>
+      </w:r>
+      <w:r>
+        <w:rPr>
+          <w:rFonts w:ascii="Times New Roman" w:hAnsi="Times New Roman" w:cs="Times New Roman"/>
+          <w:b/>
+          <w:lang w:val="mn-MN"/>
+        </w:rPr>
+        <w:t xml:space="preserve" w:space="preserve"> </w:t>
       </w:r>
     </w:p>
     <w:p>
@@ -9041,7 +8867,7 @@
           <w:szCs w:val="19"/>
           <w:lang w:val="mn-MN"/>
         </w:rPr>
-        <w:t>{{email</w:t>
+        <w:t>{{email}}</w:t>
       </w:r>
       <w:r>
         <w:rPr>
@@ -9051,7 +8877,7 @@
           <w:szCs w:val="19"/>
           <w:lang w:val="mn-MN"/>
         </w:rPr>
-        <w:t xml:space="preserve">}} </w:t>
+        <w:t xml:space="preserve" w:space="preserve"> </w:t>
       </w:r>
     </w:p>
     <w:p>
@@ -9089,15 +8915,15 @@
           <w:b/>
           <w:lang w:val="mn-MN"/>
         </w:rPr>
-        <w:t>{{phone</w:t>
-      </w:r>
-      <w:r>
-        <w:rPr>
-          <w:rFonts w:ascii="Times New Roman" w:hAnsi="Times New Roman" w:cs="Times New Roman"/>
-          <w:b/>
-          <w:lang w:val="mn-MN"/>
-        </w:rPr>
-        <w:t xml:space="preserve">}} </w:t>
+        <w:t>{{phone}}</w:t>
+      </w:r>
+      <w:r>
+        <w:rPr>
+          <w:rFonts w:ascii="Times New Roman" w:hAnsi="Times New Roman" w:cs="Times New Roman"/>
+          <w:b/>
+          <w:lang w:val="mn-MN"/>
+        </w:rPr>
+        <w:t xml:space="preserve" w:space="preserve"> </w:t>
       </w:r>
     </w:p>
     <w:p>
@@ -9212,15 +9038,15 @@
           <w:b/>
           <w:lang w:val="mn-MN"/>
         </w:rPr>
-        <w:t>{{name2</w:t>
-      </w:r>
-      <w:r>
-        <w:rPr>
-          <w:rFonts w:ascii="Times New Roman" w:hAnsi="Times New Roman" w:cs="Times New Roman"/>
-          <w:b/>
-          <w:lang w:val="mn-MN"/>
-        </w:rPr>
-        <w:t xml:space="preserve">}} </w:t>
+        <w:t>{{name2}}</w:t>
+      </w:r>
+      <w:r>
+        <w:rPr>
+          <w:rFonts w:ascii="Times New Roman" w:hAnsi="Times New Roman" w:cs="Times New Roman"/>
+          <w:b/>
+          <w:lang w:val="mn-MN"/>
+        </w:rPr>
+        <w:t xml:space="preserve" w:space="preserve"> </w:t>
       </w:r>
     </w:p>
     <w:p>
@@ -9288,15 +9114,15 @@
           <w:b/>
           <w:lang w:val="mn-MN"/>
         </w:rPr>
-        <w:t>{{register2</w:t>
-      </w:r>
-      <w:r>
-        <w:rPr>
-          <w:rFonts w:ascii="Times New Roman" w:hAnsi="Times New Roman" w:cs="Times New Roman"/>
-          <w:b/>
-          <w:lang w:val="mn-MN"/>
-        </w:rPr>
-        <w:t xml:space="preserve">}} </w:t>
+        <w:t>{{register2}}</w:t>
+      </w:r>
+      <w:r>
+        <w:rPr>
+          <w:rFonts w:ascii="Times New Roman" w:hAnsi="Times New Roman" w:cs="Times New Roman"/>
+          <w:b/>
+          <w:lang w:val="mn-MN"/>
+        </w:rPr>
+        <w:t xml:space="preserve" w:space="preserve"> </w:t>
       </w:r>
       <w:bookmarkEnd w:id="10"/>
     </w:p>
@@ -9531,7 +9357,6 @@
         </w:rPr>
         <w:t xml:space="preserve">J Tower 908 </w:t>
       </w:r>
-      <w:proofErr w:type="spellStart"/>
       <w:r>
         <w:rPr>
           <w:rFonts w:ascii="Times New Roman" w:hAnsi="Times New Roman" w:cs="Times New Roman"/>
@@ -9539,7 +9364,6 @@
         </w:rPr>
         <w:t>тоот</w:t>
       </w:r>
-      <w:proofErr w:type="spellEnd"/>
     </w:p>
     <w:p>
       <w:pPr>

--- a/templates/sell_standard.docx
+++ b/templates/sell_standard.docx
@@ -409,15 +409,7 @@
           <w:sz w:val="20"/>
           <w:szCs w:val="20"/>
         </w:rPr>
-        <w:t/>
-      </w:r>
-      <w:r>
-        <w:rPr>
-          <w:rFonts w:ascii="Times New Roman" w:hAnsi="Times New Roman" w:cs="Times New Roman"/>
-          <w:sz w:val="20"/>
-          <w:szCs w:val="20"/>
-        </w:rPr>
-        <w:t xml:space="preserve" w:space="preserve"> </w:t>
+        <w:t xml:space="preserve"> </w:t>
       </w:r>
       <w:r>
         <w:rPr>
@@ -479,25 +471,16 @@
           <w:szCs w:val="20"/>
           <w:lang w:val="mn-MN"/>
         </w:rPr>
-        <w:t xml:space="preserve" w:space="preserve"> {{contractNumber}}</w:t>
-      </w:r>
-      <w:r>
-        <w:rPr>
-          <w:rFonts w:ascii="Times New Roman" w:hAnsi="Times New Roman" w:cs="Times New Roman"/>
-          <w:sz w:val="20"/>
-          <w:szCs w:val="20"/>
-          <w:lang w:val="mn-MN"/>
-        </w:rPr>
-        <w:t/>
-      </w:r>
-      <w:r>
-        <w:rPr>
-          <w:rFonts w:ascii="Times New Roman" w:hAnsi="Times New Roman" w:cs="Times New Roman"/>
-          <w:sz w:val="20"/>
-          <w:szCs w:val="20"/>
-          <w:lang w:val="mn-MN"/>
-        </w:rPr>
-        <w:t xml:space="preserve" w:space="preserve"> </w:t>
+        <w:t xml:space="preserve"> {{contractNumber}}</w:t>
+      </w:r>
+      <w:r>
+        <w:rPr>
+          <w:rFonts w:ascii="Times New Roman" w:hAnsi="Times New Roman" w:cs="Times New Roman"/>
+          <w:sz w:val="20"/>
+          <w:szCs w:val="20"/>
+          <w:lang w:val="mn-MN"/>
+        </w:rPr>
+        <w:t xml:space="preserve"> </w:t>
       </w:r>
       <w:r>
         <w:rPr>
@@ -796,151 +779,7 @@
                 <w:sz w:val="20"/>
                 <w:szCs w:val="20"/>
               </w:rPr>
-              <w:t>Хуулийн</w:t>
-            </w:r>
-            <w:r>
-              <w:rPr>
-                <w:rFonts w:ascii="Times New Roman" w:hAnsi="Times New Roman" w:cs="Times New Roman"/>
-                <w:sz w:val="20"/>
-                <w:szCs w:val="20"/>
-              </w:rPr>
-              <w:t xml:space="preserve"> </w:t>
-            </w:r>
-            <w:r>
-              <w:rPr>
-                <w:rFonts w:ascii="Times New Roman" w:hAnsi="Times New Roman" w:cs="Times New Roman"/>
-                <w:sz w:val="20"/>
-                <w:szCs w:val="20"/>
-              </w:rPr>
-              <w:t>этгээдийн</w:t>
-            </w:r>
-            <w:r>
-              <w:rPr>
-                <w:rFonts w:ascii="Times New Roman" w:hAnsi="Times New Roman" w:cs="Times New Roman"/>
-                <w:sz w:val="20"/>
-                <w:szCs w:val="20"/>
-              </w:rPr>
-              <w:t xml:space="preserve"> </w:t>
-            </w:r>
-            <w:r>
-              <w:rPr>
-                <w:rFonts w:ascii="Times New Roman" w:hAnsi="Times New Roman" w:cs="Times New Roman"/>
-                <w:sz w:val="20"/>
-                <w:szCs w:val="20"/>
-              </w:rPr>
-              <w:t>нэр</w:t>
-            </w:r>
-            <w:r>
-              <w:rPr>
-                <w:rFonts w:ascii="Times New Roman" w:hAnsi="Times New Roman" w:cs="Times New Roman"/>
-                <w:sz w:val="20"/>
-                <w:szCs w:val="20"/>
-              </w:rPr>
-              <w:t>…………………</w:t>
-            </w:r>
-            <w:r>
-              <w:rPr>
-                <w:rFonts w:ascii="Times New Roman" w:hAnsi="Times New Roman" w:cs="Times New Roman"/>
-                <w:sz w:val="20"/>
-                <w:szCs w:val="20"/>
-              </w:rPr>
-              <w:t>…..</w:t>
-            </w:r>
-            <w:r>
-              <w:rPr>
-                <w:rFonts w:ascii="Times New Roman" w:hAnsi="Times New Roman" w:cs="Times New Roman"/>
-                <w:sz w:val="20"/>
-                <w:szCs w:val="20"/>
-              </w:rPr>
-              <w:t>түүнийг</w:t>
-            </w:r>
-            <w:r>
-              <w:rPr>
-                <w:rFonts w:ascii="Times New Roman" w:hAnsi="Times New Roman" w:cs="Times New Roman"/>
-                <w:sz w:val="20"/>
-                <w:szCs w:val="20"/>
-              </w:rPr>
-              <w:t xml:space="preserve"> </w:t>
-            </w:r>
-            <w:r>
-              <w:rPr>
-                <w:rFonts w:ascii="Times New Roman" w:hAnsi="Times New Roman" w:cs="Times New Roman"/>
-                <w:sz w:val="20"/>
-                <w:szCs w:val="20"/>
-              </w:rPr>
-              <w:t>төлөөлөн</w:t>
-            </w:r>
-            <w:r>
-              <w:rPr>
-                <w:rFonts w:ascii="Times New Roman" w:hAnsi="Times New Roman" w:cs="Times New Roman"/>
-                <w:sz w:val="20"/>
-                <w:szCs w:val="20"/>
-              </w:rPr>
-              <w:t xml:space="preserve"> </w:t>
-            </w:r>
-            <w:r>
-              <w:rPr>
-                <w:rFonts w:ascii="Times New Roman" w:hAnsi="Times New Roman" w:cs="Times New Roman"/>
-                <w:sz w:val="20"/>
-                <w:szCs w:val="20"/>
-              </w:rPr>
-              <w:t>Захирал</w:t>
-            </w:r>
-            <w:r>
-              <w:rPr>
-                <w:rFonts w:ascii="Times New Roman" w:hAnsi="Times New Roman" w:cs="Times New Roman"/>
-                <w:sz w:val="20"/>
-                <w:szCs w:val="20"/>
-              </w:rPr>
-              <w:t>/</w:t>
-            </w:r>
-            <w:r>
-              <w:rPr>
-                <w:rFonts w:ascii="Times New Roman" w:hAnsi="Times New Roman" w:cs="Times New Roman"/>
-                <w:sz w:val="20"/>
-                <w:szCs w:val="20"/>
-              </w:rPr>
-              <w:t>Гүйцэтгэх</w:t>
-            </w:r>
-            <w:r>
-              <w:rPr>
-                <w:rFonts w:ascii="Times New Roman" w:hAnsi="Times New Roman" w:cs="Times New Roman"/>
-                <w:sz w:val="20"/>
-                <w:szCs w:val="20"/>
-              </w:rPr>
-              <w:t xml:space="preserve"> </w:t>
-            </w:r>
-            <w:r>
-              <w:rPr>
-                <w:rFonts w:ascii="Times New Roman" w:hAnsi="Times New Roman" w:cs="Times New Roman"/>
-                <w:sz w:val="20"/>
-                <w:szCs w:val="20"/>
-              </w:rPr>
-              <w:t>захирал</w:t>
-            </w:r>
-            <w:r>
-              <w:rPr>
-                <w:rFonts w:ascii="Times New Roman" w:hAnsi="Times New Roman" w:cs="Times New Roman"/>
-                <w:sz w:val="20"/>
-                <w:szCs w:val="20"/>
-              </w:rPr>
-              <w:t xml:space="preserve"> ............................</w:t>
-            </w:r>
-            <w:r>
-              <w:rPr>
-                <w:rFonts w:ascii="Times New Roman" w:hAnsi="Times New Roman" w:cs="Times New Roman"/>
-                <w:sz w:val="20"/>
-                <w:szCs w:val="20"/>
-              </w:rPr>
-              <w:t>овогтой</w:t>
-            </w:r>
-            <w:r>
-              <w:rPr>
-                <w:rFonts w:ascii="Times New Roman" w:hAnsi="Times New Roman" w:cs="Times New Roman"/>
-                <w:sz w:val="20"/>
-                <w:szCs w:val="20"/>
-              </w:rPr>
-              <w:t xml:space="preserve"> ............................. </w:t>
+              <w:t xml:space="preserve">Хуулийн этгээдийн нэр……………………..түүнийг төлөөлөн Захирал/Гүйцэтгэх захирал ............................овогтой ............................. </w:t>
             </w:r>
           </w:p>
           <w:p>
@@ -958,15 +797,7 @@
                 <w:sz w:val="20"/>
                 <w:szCs w:val="20"/>
               </w:rPr>
-              <w:t>Утас</w:t>
-            </w:r>
-            <w:r>
-              <w:rPr>
-                <w:rFonts w:ascii="Times New Roman" w:hAnsi="Times New Roman" w:cs="Times New Roman"/>
-                <w:sz w:val="20"/>
-                <w:szCs w:val="20"/>
-              </w:rPr>
-              <w:t xml:space="preserve">: ....................... </w:t>
+              <w:t xml:space="preserve">Утас: ....................... </w:t>
             </w:r>
           </w:p>
           <w:p>
@@ -984,23 +815,7 @@
                 <w:sz w:val="20"/>
                 <w:szCs w:val="20"/>
               </w:rPr>
-              <w:t>И-</w:t>
-            </w:r>
-            <w:r>
-              <w:rPr>
-                <w:rFonts w:ascii="Times New Roman" w:hAnsi="Times New Roman" w:cs="Times New Roman"/>
-                <w:sz w:val="20"/>
-                <w:szCs w:val="20"/>
-              </w:rPr>
-              <w:t>мэйл</w:t>
-            </w:r>
-            <w:r>
-              <w:rPr>
-                <w:rFonts w:ascii="Times New Roman" w:hAnsi="Times New Roman" w:cs="Times New Roman"/>
-                <w:sz w:val="20"/>
-                <w:szCs w:val="20"/>
-              </w:rPr>
-              <w:t>:.........................</w:t>
+              <w:t>И-мэйл:.........................</w:t>
             </w:r>
           </w:p>
         </w:tc>
@@ -1024,31 +839,7 @@
                 <w:sz w:val="20"/>
                 <w:szCs w:val="20"/>
               </w:rPr>
-              <w:t>Регистрийн</w:t>
-            </w:r>
-            <w:r>
-              <w:rPr>
-                <w:rFonts w:ascii="Times New Roman" w:hAnsi="Times New Roman" w:cs="Times New Roman"/>
-                <w:sz w:val="20"/>
-                <w:szCs w:val="20"/>
-              </w:rPr>
-              <w:t xml:space="preserve"> </w:t>
-            </w:r>
-            <w:r>
-              <w:rPr>
-                <w:rFonts w:ascii="Times New Roman" w:hAnsi="Times New Roman" w:cs="Times New Roman"/>
-                <w:sz w:val="20"/>
-                <w:szCs w:val="20"/>
-              </w:rPr>
-              <w:t>дугаар</w:t>
-            </w:r>
-            <w:r>
-              <w:rPr>
-                <w:rFonts w:ascii="Times New Roman" w:hAnsi="Times New Roman" w:cs="Times New Roman"/>
-                <w:sz w:val="20"/>
-                <w:szCs w:val="20"/>
-              </w:rPr>
-              <w:t>: 6764924</w:t>
+              <w:t>Регистрийн дугаар: 6764924</w:t>
             </w:r>
           </w:p>
           <w:p>
@@ -1068,55 +859,7 @@
                 <w:sz w:val="20"/>
                 <w:szCs w:val="20"/>
               </w:rPr>
-              <w:t>“</w:t>
-            </w:r>
-            <w:r>
-              <w:rPr>
-                <w:rFonts w:ascii="Times New Roman" w:hAnsi="Times New Roman" w:cs="Times New Roman"/>
-                <w:sz w:val="20"/>
-                <w:szCs w:val="20"/>
-              </w:rPr>
-              <w:t>Ап</w:t>
-            </w:r>
-            <w:r>
-              <w:rPr>
-                <w:rFonts w:ascii="Times New Roman" w:hAnsi="Times New Roman" w:cs="Times New Roman"/>
-                <w:sz w:val="20"/>
-                <w:szCs w:val="20"/>
-              </w:rPr>
-              <w:t xml:space="preserve"> </w:t>
-            </w:r>
-            <w:r>
-              <w:rPr>
-                <w:rFonts w:ascii="Times New Roman" w:hAnsi="Times New Roman" w:cs="Times New Roman"/>
-                <w:sz w:val="20"/>
-                <w:szCs w:val="20"/>
-              </w:rPr>
-              <w:t>проперти</w:t>
-            </w:r>
-            <w:r>
-              <w:rPr>
-                <w:rFonts w:ascii="Times New Roman" w:hAnsi="Times New Roman" w:cs="Times New Roman"/>
-                <w:sz w:val="20"/>
-                <w:szCs w:val="20"/>
-              </w:rPr>
-              <w:t xml:space="preserve"> </w:t>
-            </w:r>
-            <w:r>
-              <w:rPr>
-                <w:rFonts w:ascii="Times New Roman" w:hAnsi="Times New Roman" w:cs="Times New Roman"/>
-                <w:sz w:val="20"/>
-                <w:szCs w:val="20"/>
-              </w:rPr>
-              <w:t>девелопмент</w:t>
-            </w:r>
-            <w:r>
-              <w:rPr>
-                <w:rFonts w:ascii="Times New Roman" w:hAnsi="Times New Roman" w:cs="Times New Roman"/>
-                <w:sz w:val="20"/>
-                <w:szCs w:val="20"/>
-              </w:rPr>
-              <w:t>” ХХК-</w:t>
+              <w:t>“Ап проперти девелопмент” ХХК-</w:t>
             </w:r>
             <w:r>
               <w:rPr>
@@ -1194,16 +937,7 @@
                 <w:szCs w:val="20"/>
                 <w:lang w:val="mn-MN"/>
               </w:rPr>
-              <w:t xml:space="preserve" w:space="preserve"> болон Агент {{agent}}</w:t>
-            </w:r>
-            <w:r>
-              <w:rPr>
-                <w:rFonts w:ascii="Times New Roman" w:hAnsi="Times New Roman" w:cs="Times New Roman"/>
-                <w:sz w:val="20"/>
-                <w:szCs w:val="20"/>
-                <w:lang w:val="mn-MN"/>
-              </w:rPr>
-              <w:t/>
+              <w:t xml:space="preserve"> болон Агент {{agent}}</w:t>
             </w:r>
             <w:r>
               <w:rPr>
@@ -1282,7 +1016,7 @@
                 <w:sz w:val="20"/>
                 <w:szCs w:val="20"/>
               </w:rPr>
-              <w:t xml:space="preserve" w:space="preserve"> </w:t>
+              <w:t xml:space="preserve"> </w:t>
             </w:r>
             <w:r>
               <w:rPr>
@@ -1318,7 +1052,7 @@
                 <w:szCs w:val="20"/>
                 <w:lang w:val="mn-MN"/>
               </w:rPr>
-              <w:t>РД</w:t>
+              <w:t>РД: {{register}}</w:t>
             </w:r>
             <w:r>
               <w:rPr>
@@ -1327,16 +1061,7 @@
                 <w:szCs w:val="20"/>
                 <w:lang w:val="mn-MN"/>
               </w:rPr>
-              <w:t w:space="preserve">: {{register}}</w:t>
-            </w:r>
-            <w:r>
-              <w:rPr>
-                <w:rFonts w:ascii="Times New Roman" w:hAnsi="Times New Roman" w:cs="Times New Roman"/>
-                <w:sz w:val="20"/>
-                <w:szCs w:val="20"/>
-                <w:lang w:val="mn-MN"/>
-              </w:rPr>
-              <w:t xml:space="preserve" w:space="preserve"> </w:t>
+              <w:t xml:space="preserve"> </w:t>
             </w:r>
             <w:r>
               <w:rPr>
@@ -1421,135 +1146,7 @@
                 <w:sz w:val="20"/>
                 <w:szCs w:val="20"/>
               </w:rPr>
-              <w:t>(</w:t>
-            </w:r>
-            <w:r>
-              <w:rPr>
-                <w:rFonts w:ascii="Times New Roman" w:hAnsi="Times New Roman" w:cs="Times New Roman"/>
-                <w:sz w:val="20"/>
-                <w:szCs w:val="20"/>
-              </w:rPr>
-              <w:t>Зуучлуулагч</w:t>
-            </w:r>
-            <w:r>
-              <w:rPr>
-                <w:rFonts w:ascii="Times New Roman" w:hAnsi="Times New Roman" w:cs="Times New Roman"/>
-                <w:sz w:val="20"/>
-                <w:szCs w:val="20"/>
-              </w:rPr>
-              <w:t xml:space="preserve"> </w:t>
-            </w:r>
-            <w:r>
-              <w:rPr>
-                <w:rFonts w:ascii="Times New Roman" w:hAnsi="Times New Roman" w:cs="Times New Roman"/>
-                <w:sz w:val="20"/>
-                <w:szCs w:val="20"/>
-              </w:rPr>
-              <w:t>болон</w:t>
-            </w:r>
-            <w:r>
-              <w:rPr>
-                <w:rFonts w:ascii="Times New Roman" w:hAnsi="Times New Roman" w:cs="Times New Roman"/>
-                <w:sz w:val="20"/>
-                <w:szCs w:val="20"/>
-              </w:rPr>
-              <w:t xml:space="preserve"> </w:t>
-            </w:r>
-            <w:r>
-              <w:rPr>
-                <w:rFonts w:ascii="Times New Roman" w:hAnsi="Times New Roman" w:cs="Times New Roman"/>
-                <w:sz w:val="20"/>
-                <w:szCs w:val="20"/>
-              </w:rPr>
-              <w:t>зуучлагч</w:t>
-            </w:r>
-            <w:r>
-              <w:rPr>
-                <w:rFonts w:ascii="Times New Roman" w:hAnsi="Times New Roman" w:cs="Times New Roman"/>
-                <w:sz w:val="20"/>
-                <w:szCs w:val="20"/>
-              </w:rPr>
-              <w:t xml:space="preserve"> </w:t>
-            </w:r>
-            <w:r>
-              <w:rPr>
-                <w:rFonts w:ascii="Times New Roman" w:hAnsi="Times New Roman" w:cs="Times New Roman"/>
-                <w:sz w:val="20"/>
-                <w:szCs w:val="20"/>
-              </w:rPr>
-              <w:t>нарыг</w:t>
-            </w:r>
-            <w:r>
-              <w:rPr>
-                <w:rFonts w:ascii="Times New Roman" w:hAnsi="Times New Roman" w:cs="Times New Roman"/>
-                <w:sz w:val="20"/>
-                <w:szCs w:val="20"/>
-              </w:rPr>
-              <w:t xml:space="preserve"> </w:t>
-            </w:r>
-            <w:r>
-              <w:rPr>
-                <w:rFonts w:ascii="Times New Roman" w:hAnsi="Times New Roman" w:cs="Times New Roman"/>
-                <w:sz w:val="20"/>
-                <w:szCs w:val="20"/>
-              </w:rPr>
-              <w:t>хамтад</w:t>
-            </w:r>
-            <w:r>
-              <w:rPr>
-                <w:rFonts w:ascii="Times New Roman" w:hAnsi="Times New Roman" w:cs="Times New Roman"/>
-                <w:sz w:val="20"/>
-                <w:szCs w:val="20"/>
-              </w:rPr>
-              <w:t xml:space="preserve"> </w:t>
-            </w:r>
-            <w:r>
-              <w:rPr>
-                <w:rFonts w:ascii="Times New Roman" w:hAnsi="Times New Roman" w:cs="Times New Roman"/>
-                <w:sz w:val="20"/>
-                <w:szCs w:val="20"/>
-              </w:rPr>
-              <w:t>нь</w:t>
-            </w:r>
-            <w:r>
-              <w:rPr>
-                <w:rFonts w:ascii="Times New Roman" w:hAnsi="Times New Roman" w:cs="Times New Roman"/>
-                <w:sz w:val="20"/>
-                <w:szCs w:val="20"/>
-              </w:rPr>
-              <w:t xml:space="preserve"> “</w:t>
-            </w:r>
-            <w:r>
-              <w:rPr>
-                <w:rFonts w:ascii="Times New Roman" w:hAnsi="Times New Roman" w:cs="Times New Roman"/>
-                <w:sz w:val="20"/>
-                <w:szCs w:val="20"/>
-              </w:rPr>
-              <w:t>Талууд</w:t>
-            </w:r>
-            <w:r>
-              <w:rPr>
-                <w:rFonts w:ascii="Times New Roman" w:hAnsi="Times New Roman" w:cs="Times New Roman"/>
-                <w:sz w:val="20"/>
-                <w:szCs w:val="20"/>
-              </w:rPr>
-              <w:t xml:space="preserve">” </w:t>
-            </w:r>
-            <w:r>
-              <w:rPr>
-                <w:rFonts w:ascii="Times New Roman" w:hAnsi="Times New Roman" w:cs="Times New Roman"/>
-                <w:sz w:val="20"/>
-                <w:szCs w:val="20"/>
-              </w:rPr>
-              <w:t>гэнэ</w:t>
-            </w:r>
-            <w:r>
-              <w:rPr>
-                <w:rFonts w:ascii="Times New Roman" w:hAnsi="Times New Roman" w:cs="Times New Roman"/>
-                <w:sz w:val="20"/>
-                <w:szCs w:val="20"/>
-              </w:rPr>
-              <w:t xml:space="preserve">) </w:t>
+              <w:t xml:space="preserve">(Зуучлуулагч болон зуучлагч нарыг хамтад нь “Талууд” гэнэ) </w:t>
             </w:r>
             <w:r>
               <w:rPr>
@@ -1676,23 +1273,7 @@
                 <w:sz w:val="20"/>
                 <w:szCs w:val="20"/>
               </w:rPr>
-              <w:t>Талбайн</w:t>
-            </w:r>
-            <w:r>
-              <w:rPr>
-                <w:rFonts w:ascii="Times New Roman" w:hAnsi="Times New Roman" w:cs="Times New Roman"/>
-                <w:sz w:val="20"/>
-                <w:szCs w:val="20"/>
-              </w:rPr>
-              <w:t xml:space="preserve"> </w:t>
-            </w:r>
-            <w:r>
-              <w:rPr>
-                <w:rFonts w:ascii="Times New Roman" w:hAnsi="Times New Roman" w:cs="Times New Roman"/>
-                <w:sz w:val="20"/>
-                <w:szCs w:val="20"/>
-              </w:rPr>
-              <w:t>зориулалт</w:t>
+              <w:t>Талбайн зориулалт</w:t>
             </w:r>
           </w:p>
         </w:tc>
@@ -1724,16 +1305,6 @@
                 <w:szCs w:val="22"/>
               </w:rPr>
               <w:t>{{cert}}</w:t>
-            </w:r>
-            <w:r>
-              <w:rPr>
-                <w:rFonts w:ascii="Times New Roman" w:hAnsi="Times New Roman" w:cs="Times New Roman"/>
-                <w:bCs/>
-                <w:color w:val="000000"/>
-                <w:sz w:val="22"/>
-                <w:szCs w:val="22"/>
-              </w:rPr>
-              <w:t/>
             </w:r>
           </w:p>
         </w:tc>
@@ -1883,23 +1454,7 @@
                 <w:sz w:val="20"/>
                 <w:szCs w:val="20"/>
               </w:rPr>
-              <w:t>Өрөөний</w:t>
-            </w:r>
-            <w:r>
-              <w:rPr>
-                <w:rFonts w:ascii="Times New Roman" w:hAnsi="Times New Roman" w:cs="Times New Roman"/>
-                <w:sz w:val="20"/>
-                <w:szCs w:val="20"/>
-              </w:rPr>
-              <w:t xml:space="preserve"> </w:t>
-            </w:r>
-            <w:r>
-              <w:rPr>
-                <w:rFonts w:ascii="Times New Roman" w:hAnsi="Times New Roman" w:cs="Times New Roman"/>
-                <w:sz w:val="20"/>
-                <w:szCs w:val="20"/>
-              </w:rPr>
-              <w:t>тоо</w:t>
+              <w:t>Өрөөний тоо</w:t>
             </w:r>
           </w:p>
         </w:tc>
@@ -1923,23 +1478,7 @@
                 <w:sz w:val="20"/>
                 <w:szCs w:val="20"/>
               </w:rPr>
-              <w:t>Талбайн</w:t>
-            </w:r>
-            <w:r>
-              <w:rPr>
-                <w:rFonts w:ascii="Times New Roman" w:hAnsi="Times New Roman" w:cs="Times New Roman"/>
-                <w:sz w:val="20"/>
-                <w:szCs w:val="20"/>
-              </w:rPr>
-              <w:t xml:space="preserve"> </w:t>
-            </w:r>
-            <w:r>
-              <w:rPr>
-                <w:rFonts w:ascii="Times New Roman" w:hAnsi="Times New Roman" w:cs="Times New Roman"/>
-                <w:sz w:val="20"/>
-                <w:szCs w:val="20"/>
-              </w:rPr>
-              <w:t>хэмжээ</w:t>
+              <w:t>Талбайн хэмжээ</w:t>
             </w:r>
           </w:p>
         </w:tc>
@@ -1988,7 +1527,7 @@
                 <w:sz w:val="20"/>
                 <w:szCs w:val="20"/>
               </w:rPr>
-              <w:t xml:space="preserve" w:space="preserve"> </w:t>
+              <w:t xml:space="preserve"> </w:t>
             </w:r>
           </w:p>
         </w:tc>
@@ -2036,7 +1575,7 @@
                 <w:sz w:val="20"/>
                 <w:szCs w:val="20"/>
               </w:rPr>
-              <w:t xml:space="preserve" w:space="preserve"> </w:t>
+              <w:t xml:space="preserve"> </w:t>
             </w:r>
           </w:p>
         </w:tc>
@@ -2068,7 +1607,7 @@
                 <w:sz w:val="20"/>
                 <w:szCs w:val="20"/>
               </w:rPr>
-              <w:t xml:space="preserve" w:space="preserve"> </w:t>
+              <w:t xml:space="preserve"> </w:t>
             </w:r>
           </w:p>
         </w:tc>
@@ -2098,47 +1637,7 @@
                 <w:sz w:val="20"/>
                 <w:szCs w:val="20"/>
               </w:rPr>
-              <w:t>Энэхүү</w:t>
-            </w:r>
-            <w:r>
-              <w:rPr>
-                <w:rFonts w:ascii="Times New Roman" w:hAnsi="Times New Roman" w:cs="Times New Roman"/>
-                <w:sz w:val="20"/>
-                <w:szCs w:val="20"/>
-              </w:rPr>
-              <w:t xml:space="preserve"> </w:t>
-            </w:r>
-            <w:r>
-              <w:rPr>
-                <w:rFonts w:ascii="Times New Roman" w:hAnsi="Times New Roman" w:cs="Times New Roman"/>
-                <w:sz w:val="20"/>
-                <w:szCs w:val="20"/>
-              </w:rPr>
-              <w:t>гэрээний</w:t>
-            </w:r>
-            <w:r>
-              <w:rPr>
-                <w:rFonts w:ascii="Times New Roman" w:hAnsi="Times New Roman" w:cs="Times New Roman"/>
-                <w:sz w:val="20"/>
-                <w:szCs w:val="20"/>
-              </w:rPr>
-              <w:t xml:space="preserve"> </w:t>
-            </w:r>
-            <w:r>
-              <w:rPr>
-                <w:rFonts w:ascii="Times New Roman" w:hAnsi="Times New Roman" w:cs="Times New Roman"/>
-                <w:sz w:val="20"/>
-                <w:szCs w:val="20"/>
-              </w:rPr>
-              <w:t>хугацаа</w:t>
-            </w:r>
-            <w:r>
-              <w:rPr>
-                <w:rFonts w:ascii="Times New Roman" w:hAnsi="Times New Roman" w:cs="Times New Roman"/>
-                <w:sz w:val="20"/>
-                <w:szCs w:val="20"/>
-              </w:rPr>
-              <w:t xml:space="preserve"> (</w:t>
+              <w:t>Энэхүү гэрээний хугацаа (</w:t>
             </w:r>
             <w:r>
               <w:rPr>
@@ -2178,31 +1677,7 @@
                 <w:sz w:val="20"/>
                 <w:szCs w:val="20"/>
               </w:rPr>
-              <w:t>Өмчлөгчийн</w:t>
-            </w:r>
-            <w:r>
-              <w:rPr>
-                <w:rFonts w:ascii="Times New Roman" w:hAnsi="Times New Roman" w:cs="Times New Roman"/>
-                <w:sz w:val="20"/>
-                <w:szCs w:val="20"/>
-              </w:rPr>
-              <w:t xml:space="preserve"> </w:t>
-            </w:r>
-            <w:r>
-              <w:rPr>
-                <w:rFonts w:ascii="Times New Roman" w:hAnsi="Times New Roman" w:cs="Times New Roman"/>
-                <w:sz w:val="20"/>
-                <w:szCs w:val="20"/>
-              </w:rPr>
-              <w:t>тоо</w:t>
-            </w:r>
-            <w:r>
-              <w:rPr>
-                <w:rFonts w:ascii="Times New Roman" w:hAnsi="Times New Roman" w:cs="Times New Roman"/>
-                <w:sz w:val="20"/>
-                <w:szCs w:val="20"/>
-              </w:rPr>
-              <w:t xml:space="preserve">: </w:t>
+              <w:t xml:space="preserve">Өмчлөгчийн тоо: </w:t>
             </w:r>
           </w:p>
         </w:tc>
@@ -2227,63 +1702,7 @@
                 <w:sz w:val="20"/>
                 <w:szCs w:val="20"/>
               </w:rPr>
-              <w:t>Төлөөлж</w:t>
-            </w:r>
-            <w:r>
-              <w:rPr>
-                <w:rFonts w:ascii="Times New Roman" w:hAnsi="Times New Roman" w:cs="Times New Roman"/>
-                <w:sz w:val="20"/>
-                <w:szCs w:val="20"/>
-              </w:rPr>
-              <w:t xml:space="preserve"> </w:t>
-            </w:r>
-            <w:r>
-              <w:rPr>
-                <w:rFonts w:ascii="Times New Roman" w:hAnsi="Times New Roman" w:cs="Times New Roman"/>
-                <w:sz w:val="20"/>
-                <w:szCs w:val="20"/>
-              </w:rPr>
-              <w:t>гэрээ</w:t>
-            </w:r>
-            <w:r>
-              <w:rPr>
-                <w:rFonts w:ascii="Times New Roman" w:hAnsi="Times New Roman" w:cs="Times New Roman"/>
-                <w:sz w:val="20"/>
-                <w:szCs w:val="20"/>
-              </w:rPr>
-              <w:t xml:space="preserve"> </w:t>
-            </w:r>
-            <w:r>
-              <w:rPr>
-                <w:rFonts w:ascii="Times New Roman" w:hAnsi="Times New Roman" w:cs="Times New Roman"/>
-                <w:sz w:val="20"/>
-                <w:szCs w:val="20"/>
-              </w:rPr>
-              <w:t>хийсэн</w:t>
-            </w:r>
-            <w:r>
-              <w:rPr>
-                <w:rFonts w:ascii="Times New Roman" w:hAnsi="Times New Roman" w:cs="Times New Roman"/>
-                <w:sz w:val="20"/>
-                <w:szCs w:val="20"/>
-              </w:rPr>
-              <w:t xml:space="preserve"> </w:t>
-            </w:r>
-            <w:r>
-              <w:rPr>
-                <w:rFonts w:ascii="Times New Roman" w:hAnsi="Times New Roman" w:cs="Times New Roman"/>
-                <w:sz w:val="20"/>
-                <w:szCs w:val="20"/>
-              </w:rPr>
-              <w:t>өмчлөгч</w:t>
-            </w:r>
-            <w:r>
-              <w:rPr>
-                <w:rFonts w:ascii="Times New Roman" w:hAnsi="Times New Roman" w:cs="Times New Roman"/>
-                <w:sz w:val="20"/>
-                <w:szCs w:val="20"/>
-              </w:rPr>
-              <w:t xml:space="preserve">/ </w:t>
+              <w:t xml:space="preserve">Төлөөлж гэрээ хийсэн өмчлөгч/ </w:t>
             </w:r>
             <w:r>
               <w:rPr>
@@ -2329,23 +1748,7 @@
                 <w:sz w:val="20"/>
                 <w:szCs w:val="20"/>
               </w:rPr>
-              <w:t>Эхлэх</w:t>
-            </w:r>
-            <w:r>
-              <w:rPr>
-                <w:rFonts w:ascii="Times New Roman" w:hAnsi="Times New Roman" w:cs="Times New Roman"/>
-                <w:sz w:val="20"/>
-                <w:szCs w:val="20"/>
-              </w:rPr>
-              <w:t xml:space="preserve"> </w:t>
-            </w:r>
-            <w:r>
-              <w:rPr>
-                <w:rFonts w:ascii="Times New Roman" w:hAnsi="Times New Roman" w:cs="Times New Roman"/>
-                <w:sz w:val="20"/>
-                <w:szCs w:val="20"/>
-              </w:rPr>
-              <w:t>өдөр</w:t>
+              <w:t>Эхлэх өдөр</w:t>
             </w:r>
           </w:p>
         </w:tc>
@@ -2369,15 +1772,7 @@
                 <w:sz w:val="20"/>
                 <w:szCs w:val="20"/>
               </w:rPr>
-              <w:t>Дуусгавар</w:t>
-            </w:r>
-            <w:r>
-              <w:rPr>
-                <w:rFonts w:ascii="Times New Roman" w:hAnsi="Times New Roman" w:cs="Times New Roman"/>
-                <w:sz w:val="20"/>
-                <w:szCs w:val="20"/>
-              </w:rPr>
-              <w:t xml:space="preserve"> болох өдөр</w:t>
+              <w:t>Дуусгавар болох өдөр</w:t>
             </w:r>
           </w:p>
         </w:tc>
@@ -2521,23 +1916,7 @@
                 <w:sz w:val="20"/>
                 <w:szCs w:val="20"/>
               </w:rPr>
-              <w:t>Хуулийн</w:t>
-            </w:r>
-            <w:r>
-              <w:rPr>
-                <w:rFonts w:ascii="Times New Roman" w:hAnsi="Times New Roman" w:cs="Times New Roman"/>
-                <w:sz w:val="20"/>
-                <w:szCs w:val="20"/>
-              </w:rPr>
-              <w:t xml:space="preserve"> </w:t>
-            </w:r>
-            <w:r>
-              <w:rPr>
-                <w:rFonts w:ascii="Times New Roman" w:hAnsi="Times New Roman" w:cs="Times New Roman"/>
-                <w:sz w:val="20"/>
-                <w:szCs w:val="20"/>
-              </w:rPr>
-              <w:t>этгээд</w:t>
+              <w:t>Хуулийн этгээд</w:t>
             </w:r>
           </w:p>
           <w:p>
@@ -2604,15 +1983,7 @@
                 <w:sz w:val="20"/>
                 <w:szCs w:val="20"/>
               </w:rPr>
-              <w:t/>
-            </w:r>
-            <w:r>
-              <w:rPr>
-                <w:rFonts w:ascii="Times New Roman" w:hAnsi="Times New Roman" w:cs="Times New Roman"/>
-                <w:sz w:val="20"/>
-                <w:szCs w:val="20"/>
-              </w:rPr>
-              <w:t xml:space="preserve" w:space="preserve"> </w:t>
+              <w:t xml:space="preserve"> </w:t>
             </w:r>
             <w:r>
               <w:rPr>
@@ -2644,31 +2015,7 @@
                 <w:sz w:val="20"/>
                 <w:szCs w:val="20"/>
               </w:rPr>
-              <w:t>{{startDate}}</w:t>
-            </w:r>
-            <w:r>
-              <w:rPr>
-                <w:rFonts w:ascii="Times New Roman" w:hAnsi="Times New Roman" w:cs="Times New Roman"/>
-                <w:sz w:val="20"/>
-                <w:szCs w:val="20"/>
-              </w:rPr>
-              <w:t/>
-            </w:r>
-            <w:r>
-              <w:rPr>
-                <w:rFonts w:ascii="Times New Roman" w:hAnsi="Times New Roman" w:cs="Times New Roman"/>
-                <w:sz w:val="20"/>
-                <w:szCs w:val="20"/>
-              </w:rPr>
-              <w:t xml:space="preserve" w:space="preserve"> </w:t>
-            </w:r>
-            <w:r>
-              <w:rPr>
-                <w:rFonts w:ascii="Times New Roman" w:hAnsi="Times New Roman" w:cs="Times New Roman"/>
-                <w:sz w:val="20"/>
-                <w:szCs w:val="20"/>
-              </w:rPr>
-              <w:t xml:space="preserve"> </w:t>
+              <w:t>{{endDate}}</w:t>
             </w:r>
           </w:p>
         </w:tc>
@@ -2831,47 +2178,7 @@
                 <w:sz w:val="20"/>
                 <w:szCs w:val="20"/>
               </w:rPr>
-              <w:t>Нотолсон</w:t>
-            </w:r>
-            <w:r>
-              <w:rPr>
-                <w:rFonts w:ascii="Times New Roman" w:hAnsi="Times New Roman" w:cs="Times New Roman"/>
-                <w:sz w:val="20"/>
-                <w:szCs w:val="20"/>
-              </w:rPr>
-              <w:t xml:space="preserve"> </w:t>
-            </w:r>
-            <w:r>
-              <w:rPr>
-                <w:rFonts w:ascii="Times New Roman" w:hAnsi="Times New Roman" w:cs="Times New Roman"/>
-                <w:sz w:val="20"/>
-                <w:szCs w:val="20"/>
-              </w:rPr>
-              <w:t>гарын</w:t>
-            </w:r>
-            <w:r>
-              <w:rPr>
-                <w:rFonts w:ascii="Times New Roman" w:hAnsi="Times New Roman" w:cs="Times New Roman"/>
-                <w:sz w:val="20"/>
-                <w:szCs w:val="20"/>
-              </w:rPr>
-              <w:t xml:space="preserve"> </w:t>
-            </w:r>
-            <w:r>
-              <w:rPr>
-                <w:rFonts w:ascii="Times New Roman" w:hAnsi="Times New Roman" w:cs="Times New Roman"/>
-                <w:sz w:val="20"/>
-                <w:szCs w:val="20"/>
-              </w:rPr>
-              <w:t>үсэг</w:t>
-            </w:r>
-            <w:r>
-              <w:rPr>
-                <w:rFonts w:ascii="Times New Roman" w:hAnsi="Times New Roman" w:cs="Times New Roman"/>
-                <w:sz w:val="20"/>
-                <w:szCs w:val="20"/>
-              </w:rPr>
-              <w:t>:</w:t>
+              <w:t>Нотолсон гарын үсэг:</w:t>
             </w:r>
           </w:p>
           <w:p>
@@ -2944,47 +2251,7 @@
                 <w:sz w:val="20"/>
                 <w:szCs w:val="20"/>
               </w:rPr>
-              <w:t>Нотолсон</w:t>
-            </w:r>
-            <w:r>
-              <w:rPr>
-                <w:rFonts w:ascii="Times New Roman" w:hAnsi="Times New Roman" w:cs="Times New Roman"/>
-                <w:sz w:val="20"/>
-                <w:szCs w:val="20"/>
-              </w:rPr>
-              <w:t xml:space="preserve"> </w:t>
-            </w:r>
-            <w:r>
-              <w:rPr>
-                <w:rFonts w:ascii="Times New Roman" w:hAnsi="Times New Roman" w:cs="Times New Roman"/>
-                <w:sz w:val="20"/>
-                <w:szCs w:val="20"/>
-              </w:rPr>
-              <w:t>гарын</w:t>
-            </w:r>
-            <w:r>
-              <w:rPr>
-                <w:rFonts w:ascii="Times New Roman" w:hAnsi="Times New Roman" w:cs="Times New Roman"/>
-                <w:sz w:val="20"/>
-                <w:szCs w:val="20"/>
-              </w:rPr>
-              <w:t xml:space="preserve"> </w:t>
-            </w:r>
-            <w:r>
-              <w:rPr>
-                <w:rFonts w:ascii="Times New Roman" w:hAnsi="Times New Roman" w:cs="Times New Roman"/>
-                <w:sz w:val="20"/>
-                <w:szCs w:val="20"/>
-              </w:rPr>
-              <w:t>үсэг</w:t>
-            </w:r>
-            <w:r>
-              <w:rPr>
-                <w:rFonts w:ascii="Times New Roman" w:hAnsi="Times New Roman" w:cs="Times New Roman"/>
-                <w:sz w:val="20"/>
-                <w:szCs w:val="20"/>
-              </w:rPr>
-              <w:t>:</w:t>
+              <w:t>Нотолсон гарын үсэг:</w:t>
             </w:r>
           </w:p>
           <w:p>
@@ -3057,47 +2324,7 @@
                 <w:sz w:val="20"/>
                 <w:szCs w:val="20"/>
               </w:rPr>
-              <w:t>Нотолсон</w:t>
-            </w:r>
-            <w:r>
-              <w:rPr>
-                <w:rFonts w:ascii="Times New Roman" w:hAnsi="Times New Roman" w:cs="Times New Roman"/>
-                <w:sz w:val="20"/>
-                <w:szCs w:val="20"/>
-              </w:rPr>
-              <w:t xml:space="preserve"> </w:t>
-            </w:r>
-            <w:r>
-              <w:rPr>
-                <w:rFonts w:ascii="Times New Roman" w:hAnsi="Times New Roman" w:cs="Times New Roman"/>
-                <w:sz w:val="20"/>
-                <w:szCs w:val="20"/>
-              </w:rPr>
-              <w:t>гарын</w:t>
-            </w:r>
-            <w:r>
-              <w:rPr>
-                <w:rFonts w:ascii="Times New Roman" w:hAnsi="Times New Roman" w:cs="Times New Roman"/>
-                <w:sz w:val="20"/>
-                <w:szCs w:val="20"/>
-              </w:rPr>
-              <w:t xml:space="preserve"> </w:t>
-            </w:r>
-            <w:r>
-              <w:rPr>
-                <w:rFonts w:ascii="Times New Roman" w:hAnsi="Times New Roman" w:cs="Times New Roman"/>
-                <w:sz w:val="20"/>
-                <w:szCs w:val="20"/>
-              </w:rPr>
-              <w:t>үсэг</w:t>
-            </w:r>
-            <w:r>
-              <w:rPr>
-                <w:rFonts w:ascii="Times New Roman" w:hAnsi="Times New Roman" w:cs="Times New Roman"/>
-                <w:sz w:val="20"/>
-                <w:szCs w:val="20"/>
-              </w:rPr>
-              <w:t>:</w:t>
+              <w:t>Нотолсон гарын үсэг:</w:t>
             </w:r>
           </w:p>
           <w:p>
@@ -3145,119 +2372,7 @@
                 <w:sz w:val="20"/>
                 <w:szCs w:val="20"/>
               </w:rPr>
-              <w:t>Мэдээллийг</w:t>
-            </w:r>
-            <w:r>
-              <w:rPr>
-                <w:rFonts w:ascii="Times New Roman" w:hAnsi="Times New Roman" w:cs="Times New Roman"/>
-                <w:sz w:val="20"/>
-                <w:szCs w:val="20"/>
-              </w:rPr>
-              <w:t xml:space="preserve"> </w:t>
-            </w:r>
-            <w:r>
-              <w:rPr>
-                <w:rFonts w:ascii="Times New Roman" w:hAnsi="Times New Roman" w:cs="Times New Roman"/>
-                <w:sz w:val="20"/>
-                <w:szCs w:val="20"/>
-              </w:rPr>
-              <w:t>цааш</w:t>
-            </w:r>
-            <w:r>
-              <w:rPr>
-                <w:rFonts w:ascii="Times New Roman" w:hAnsi="Times New Roman" w:cs="Times New Roman"/>
-                <w:sz w:val="20"/>
-                <w:szCs w:val="20"/>
-              </w:rPr>
-              <w:t xml:space="preserve"> </w:t>
-            </w:r>
-            <w:r>
-              <w:rPr>
-                <w:rFonts w:ascii="Times New Roman" w:hAnsi="Times New Roman" w:cs="Times New Roman"/>
-                <w:sz w:val="20"/>
-                <w:szCs w:val="20"/>
-              </w:rPr>
-              <w:t>төрийн</w:t>
-            </w:r>
-            <w:r>
-              <w:rPr>
-                <w:rFonts w:ascii="Times New Roman" w:hAnsi="Times New Roman" w:cs="Times New Roman"/>
-                <w:sz w:val="20"/>
-                <w:szCs w:val="20"/>
-              </w:rPr>
-              <w:t xml:space="preserve"> </w:t>
-            </w:r>
-            <w:r>
-              <w:rPr>
-                <w:rFonts w:ascii="Times New Roman" w:hAnsi="Times New Roman" w:cs="Times New Roman"/>
-                <w:sz w:val="20"/>
-                <w:szCs w:val="20"/>
-              </w:rPr>
-              <w:t>захиргааны</w:t>
-            </w:r>
-            <w:r>
-              <w:rPr>
-                <w:rFonts w:ascii="Times New Roman" w:hAnsi="Times New Roman" w:cs="Times New Roman"/>
-                <w:sz w:val="20"/>
-                <w:szCs w:val="20"/>
-              </w:rPr>
-              <w:t xml:space="preserve"> </w:t>
-            </w:r>
-            <w:r>
-              <w:rPr>
-                <w:rFonts w:ascii="Times New Roman" w:hAnsi="Times New Roman" w:cs="Times New Roman"/>
-                <w:sz w:val="20"/>
-                <w:szCs w:val="20"/>
-              </w:rPr>
-              <w:t>байгууллагын</w:t>
-            </w:r>
-            <w:r>
-              <w:rPr>
-                <w:rFonts w:ascii="Times New Roman" w:hAnsi="Times New Roman" w:cs="Times New Roman"/>
-                <w:sz w:val="20"/>
-                <w:szCs w:val="20"/>
-              </w:rPr>
-              <w:t xml:space="preserve"> </w:t>
-            </w:r>
-            <w:r>
-              <w:rPr>
-                <w:rFonts w:ascii="Times New Roman" w:hAnsi="Times New Roman" w:cs="Times New Roman"/>
-                <w:sz w:val="20"/>
-                <w:szCs w:val="20"/>
-              </w:rPr>
-              <w:t>хэрэгцээнд</w:t>
-            </w:r>
-            <w:r>
-              <w:rPr>
-                <w:rFonts w:ascii="Times New Roman" w:hAnsi="Times New Roman" w:cs="Times New Roman"/>
-                <w:sz w:val="20"/>
-                <w:szCs w:val="20"/>
-              </w:rPr>
-              <w:t xml:space="preserve"> </w:t>
-            </w:r>
-            <w:r>
-              <w:rPr>
-                <w:rFonts w:ascii="Times New Roman" w:hAnsi="Times New Roman" w:cs="Times New Roman"/>
-                <w:sz w:val="20"/>
-                <w:szCs w:val="20"/>
-              </w:rPr>
-              <w:t>илгээхийг</w:t>
-            </w:r>
-            <w:r>
-              <w:rPr>
-                <w:rFonts w:ascii="Times New Roman" w:hAnsi="Times New Roman" w:cs="Times New Roman"/>
-                <w:sz w:val="20"/>
-                <w:szCs w:val="20"/>
-              </w:rPr>
-              <w:t xml:space="preserve"> </w:t>
-            </w:r>
-            <w:r>
-              <w:rPr>
-                <w:rFonts w:ascii="Times New Roman" w:hAnsi="Times New Roman" w:cs="Times New Roman"/>
-                <w:sz w:val="20"/>
-                <w:szCs w:val="20"/>
-              </w:rPr>
-              <w:t>зөвшөөрөх</w:t>
+              <w:t>Мэдээллийг цааш төрийн захиргааны байгууллагын хэрэгцээнд илгээхийг зөвшөөрөх</w:t>
             </w:r>
           </w:p>
         </w:tc>
@@ -3281,47 +2396,7 @@
                 <w:sz w:val="20"/>
                 <w:szCs w:val="20"/>
               </w:rPr>
-              <w:t>Нотолсон</w:t>
-            </w:r>
-            <w:r>
-              <w:rPr>
-                <w:rFonts w:ascii="Times New Roman" w:hAnsi="Times New Roman" w:cs="Times New Roman"/>
-                <w:sz w:val="20"/>
-                <w:szCs w:val="20"/>
-              </w:rPr>
-              <w:t xml:space="preserve"> </w:t>
-            </w:r>
-            <w:r>
-              <w:rPr>
-                <w:rFonts w:ascii="Times New Roman" w:hAnsi="Times New Roman" w:cs="Times New Roman"/>
-                <w:sz w:val="20"/>
-                <w:szCs w:val="20"/>
-              </w:rPr>
-              <w:t>гарын</w:t>
-            </w:r>
-            <w:r>
-              <w:rPr>
-                <w:rFonts w:ascii="Times New Roman" w:hAnsi="Times New Roman" w:cs="Times New Roman"/>
-                <w:sz w:val="20"/>
-                <w:szCs w:val="20"/>
-              </w:rPr>
-              <w:t xml:space="preserve"> </w:t>
-            </w:r>
-            <w:r>
-              <w:rPr>
-                <w:rFonts w:ascii="Times New Roman" w:hAnsi="Times New Roman" w:cs="Times New Roman"/>
-                <w:sz w:val="20"/>
-                <w:szCs w:val="20"/>
-              </w:rPr>
-              <w:t>үсэг</w:t>
-            </w:r>
-            <w:r>
-              <w:rPr>
-                <w:rFonts w:ascii="Times New Roman" w:hAnsi="Times New Roman" w:cs="Times New Roman"/>
-                <w:sz w:val="20"/>
-                <w:szCs w:val="20"/>
-              </w:rPr>
-              <w:t>:</w:t>
+              <w:t>Нотолсон гарын үсэг:</w:t>
             </w:r>
           </w:p>
           <w:p>
@@ -3427,31 +2502,7 @@
                 <w:sz w:val="20"/>
                 <w:szCs w:val="20"/>
               </w:rPr>
-              <w:t>Энэхүү</w:t>
-            </w:r>
-            <w:r>
-              <w:rPr>
-                <w:rFonts w:ascii="Times New Roman" w:hAnsi="Times New Roman" w:cs="Times New Roman"/>
-                <w:sz w:val="20"/>
-                <w:szCs w:val="20"/>
-              </w:rPr>
-              <w:t xml:space="preserve"> </w:t>
-            </w:r>
-            <w:r>
-              <w:rPr>
-                <w:rFonts w:ascii="Times New Roman" w:hAnsi="Times New Roman" w:cs="Times New Roman"/>
-                <w:sz w:val="20"/>
-                <w:szCs w:val="20"/>
-              </w:rPr>
-              <w:t>гэрээний</w:t>
-            </w:r>
-            <w:r>
-              <w:rPr>
-                <w:rFonts w:ascii="Times New Roman" w:hAnsi="Times New Roman" w:cs="Times New Roman"/>
-                <w:sz w:val="20"/>
-                <w:szCs w:val="20"/>
-              </w:rPr>
-              <w:t xml:space="preserve"> 4.1-</w:t>
+              <w:t>Энэхүү гэрээний 4.1-</w:t>
             </w:r>
             <w:r>
               <w:rPr>
@@ -3486,22 +2537,6 @@
                 <w:szCs w:val="20"/>
               </w:rPr>
               <w:t>{{commissionRate}}</w:t>
-            </w:r>
-            <w:r>
-              <w:rPr>
-                <w:rFonts w:ascii="Times New Roman" w:hAnsi="Times New Roman" w:cs="Times New Roman"/>
-                <w:sz w:val="20"/>
-                <w:szCs w:val="20"/>
-              </w:rPr>
-              <w:t/>
-            </w:r>
-            <w:r>
-              <w:rPr>
-                <w:rFonts w:ascii="Times New Roman" w:hAnsi="Times New Roman" w:cs="Times New Roman"/>
-                <w:sz w:val="20"/>
-                <w:szCs w:val="20"/>
-              </w:rPr>
-              <w:t/>
             </w:r>
           </w:p>
         </w:tc>
@@ -3531,31 +2566,7 @@
                 <w:sz w:val="20"/>
                 <w:szCs w:val="20"/>
               </w:rPr>
-              <w:t>Энэхүү</w:t>
-            </w:r>
-            <w:r>
-              <w:rPr>
-                <w:rFonts w:ascii="Times New Roman" w:hAnsi="Times New Roman" w:cs="Times New Roman"/>
-                <w:sz w:val="20"/>
-                <w:szCs w:val="20"/>
-              </w:rPr>
-              <w:t xml:space="preserve"> </w:t>
-            </w:r>
-            <w:r>
-              <w:rPr>
-                <w:rFonts w:ascii="Times New Roman" w:hAnsi="Times New Roman" w:cs="Times New Roman"/>
-                <w:sz w:val="20"/>
-                <w:szCs w:val="20"/>
-              </w:rPr>
-              <w:t>гэрээний</w:t>
-            </w:r>
-            <w:r>
-              <w:rPr>
-                <w:rFonts w:ascii="Times New Roman" w:hAnsi="Times New Roman" w:cs="Times New Roman"/>
-                <w:sz w:val="20"/>
-                <w:szCs w:val="20"/>
-              </w:rPr>
-              <w:t xml:space="preserve"> 4.1-</w:t>
+              <w:t>Энэхүү гэрээний 4.1-</w:t>
             </w:r>
             <w:r>
               <w:rPr>
@@ -3590,22 +2601,6 @@
                 <w:szCs w:val="20"/>
               </w:rPr>
               <w:t>{{commissionAmount}}</w:t>
-            </w:r>
-            <w:r>
-              <w:rPr>
-                <w:rFonts w:ascii="Times New Roman" w:hAnsi="Times New Roman" w:cs="Times New Roman"/>
-                <w:sz w:val="20"/>
-                <w:szCs w:val="20"/>
-              </w:rPr>
-              <w:t/>
-            </w:r>
-            <w:r>
-              <w:rPr>
-                <w:rFonts w:ascii="Times New Roman" w:hAnsi="Times New Roman" w:cs="Times New Roman"/>
-                <w:sz w:val="20"/>
-                <w:szCs w:val="20"/>
-              </w:rPr>
-              <w:t/>
             </w:r>
           </w:p>
         </w:tc>
@@ -3635,55 +2630,7 @@
                 <w:sz w:val="20"/>
                 <w:szCs w:val="20"/>
               </w:rPr>
-              <w:t>Зуучлалын</w:t>
-            </w:r>
-            <w:r>
-              <w:rPr>
-                <w:rFonts w:ascii="Times New Roman" w:hAnsi="Times New Roman" w:cs="Times New Roman"/>
-                <w:sz w:val="20"/>
-                <w:szCs w:val="20"/>
-              </w:rPr>
-              <w:t xml:space="preserve"> </w:t>
-            </w:r>
-            <w:r>
-              <w:rPr>
-                <w:rFonts w:ascii="Times New Roman" w:hAnsi="Times New Roman" w:cs="Times New Roman"/>
-                <w:sz w:val="20"/>
-                <w:szCs w:val="20"/>
-              </w:rPr>
-              <w:t>хөлс</w:t>
-            </w:r>
-            <w:r>
-              <w:rPr>
-                <w:rFonts w:ascii="Times New Roman" w:hAnsi="Times New Roman" w:cs="Times New Roman"/>
-                <w:sz w:val="20"/>
-                <w:szCs w:val="20"/>
-              </w:rPr>
-              <w:t xml:space="preserve"> </w:t>
-            </w:r>
-            <w:r>
-              <w:rPr>
-                <w:rFonts w:ascii="Times New Roman" w:hAnsi="Times New Roman" w:cs="Times New Roman"/>
-                <w:sz w:val="20"/>
-                <w:szCs w:val="20"/>
-              </w:rPr>
-              <w:t>үсгээр</w:t>
-            </w:r>
-            <w:r>
-              <w:rPr>
-                <w:rFonts w:ascii="Times New Roman" w:hAnsi="Times New Roman" w:cs="Times New Roman"/>
-                <w:sz w:val="20"/>
-                <w:szCs w:val="20"/>
-              </w:rPr>
-              <w:t>:…</w:t>
-            </w:r>
-            <w:r>
-              <w:rPr>
-                <w:rFonts w:ascii="Times New Roman" w:hAnsi="Times New Roman" w:cs="Times New Roman"/>
-                <w:sz w:val="20"/>
-                <w:szCs w:val="20"/>
-              </w:rPr>
-              <w:t>……………………………………………………………………………………………..</w:t>
+              <w:t>Зуучлалын хөлс үсгээр:………………………………………………………………………………………………..</w:t>
             </w:r>
           </w:p>
         </w:tc>
@@ -3936,34 +2883,25 @@
           <w:szCs w:val="20"/>
           <w:lang w:val="mn-MN"/>
         </w:rPr>
-        <w:t w:space="preserve">Энэхүү Гэрээ нь ({{duration}}</w:t>
-      </w:r>
-      <w:r>
-        <w:rPr>
-          <w:rFonts w:ascii="Times New Roman" w:hAnsi="Times New Roman" w:cs="Times New Roman"/>
-          <w:sz w:val="20"/>
-          <w:szCs w:val="20"/>
-          <w:lang w:val="mn-MN"/>
-        </w:rPr>
-        <w:t xml:space="preserve" w:space="preserve"> </w:t>
-      </w:r>
-      <w:r>
-        <w:rPr>
-          <w:rFonts w:ascii="Times New Roman" w:hAnsi="Times New Roman" w:cs="Times New Roman"/>
-          <w:sz w:val="20"/>
-          <w:szCs w:val="20"/>
-          <w:lang w:val="mn-MN"/>
-        </w:rPr>
-        <w:t w:space="preserve">) сарын хугацаатай байх бөгөөд {{startDate}}</w:t>
-      </w:r>
-      <w:r>
-        <w:rPr>
-          <w:rFonts w:ascii="Times New Roman" w:hAnsi="Times New Roman" w:cs="Times New Roman"/>
-          <w:sz w:val="20"/>
-          <w:szCs w:val="20"/>
-          <w:lang w:val="mn-MN"/>
-        </w:rPr>
-        <w:t/>
+        <w:t>Энэхүү Гэрээ нь ({{duration}}</w:t>
+      </w:r>
+      <w:r>
+        <w:rPr>
+          <w:rFonts w:ascii="Times New Roman" w:hAnsi="Times New Roman" w:cs="Times New Roman"/>
+          <w:sz w:val="20"/>
+          <w:szCs w:val="20"/>
+          <w:lang w:val="mn-MN"/>
+        </w:rPr>
+        <w:t xml:space="preserve"> </w:t>
+      </w:r>
+      <w:r>
+        <w:rPr>
+          <w:rFonts w:ascii="Times New Roman" w:hAnsi="Times New Roman" w:cs="Times New Roman"/>
+          <w:sz w:val="20"/>
+          <w:szCs w:val="20"/>
+          <w:lang w:val="mn-MN"/>
+        </w:rPr>
+        <w:t>) сарын хугацаатай байх бөгөөд {{startDate}}</w:t>
       </w:r>
       <w:r>
         <w:rPr>
@@ -4000,17 +2938,7 @@
           <w:szCs w:val="20"/>
           <w:lang w:val="mn-MN"/>
         </w:rPr>
-        <w:t xml:space="preserve">{{endDate}}  </w:t>
-      </w:r>
-      <w:r>
-        <w:rPr>
-          <w:rFonts w:ascii="Times New Roman" w:hAnsi="Times New Roman" w:cs="Times New Roman"/>
-          <w:b/>
-          <w:sz w:val="20"/>
-          <w:szCs w:val="20"/>
-          <w:lang w:val="mn-MN"/>
-        </w:rPr>
-        <w:t>-</w:t>
+        <w:t>{{endDate}}  -</w:t>
       </w:r>
       <w:r>
         <w:rPr>
@@ -8692,7 +7620,7 @@
           <w:b/>
           <w:lang w:val="mn-MN"/>
         </w:rPr>
-        <w:t xml:space="preserve" w:space="preserve"> </w:t>
+        <w:t xml:space="preserve"> </w:t>
       </w:r>
     </w:p>
     <w:bookmarkEnd w:id="8"/>
@@ -8778,7 +7706,7 @@
           <w:b/>
           <w:lang w:val="mn-MN"/>
         </w:rPr>
-        <w:t xml:space="preserve" w:space="preserve"> </w:t>
+        <w:t xml:space="preserve"> </w:t>
       </w:r>
       <w:bookmarkEnd w:id="9"/>
     </w:p>
@@ -8825,7 +7753,7 @@
           <w:b/>
           <w:lang w:val="mn-MN"/>
         </w:rPr>
-        <w:t xml:space="preserve" w:space="preserve"> </w:t>
+        <w:t xml:space="preserve"> </w:t>
       </w:r>
     </w:p>
     <w:p>
@@ -8877,7 +7805,7 @@
           <w:szCs w:val="19"/>
           <w:lang w:val="mn-MN"/>
         </w:rPr>
-        <w:t xml:space="preserve" w:space="preserve"> </w:t>
+        <w:t xml:space="preserve"> </w:t>
       </w:r>
     </w:p>
     <w:p>
@@ -8923,7 +7851,7 @@
           <w:b/>
           <w:lang w:val="mn-MN"/>
         </w:rPr>
-        <w:t xml:space="preserve" w:space="preserve"> </w:t>
+        <w:t xml:space="preserve"> </w:t>
       </w:r>
     </w:p>
     <w:p>
@@ -9046,7 +7974,7 @@
           <w:b/>
           <w:lang w:val="mn-MN"/>
         </w:rPr>
-        <w:t xml:space="preserve" w:space="preserve"> </w:t>
+        <w:t xml:space="preserve"> </w:t>
       </w:r>
     </w:p>
     <w:p>
@@ -9122,7 +8050,7 @@
           <w:b/>
           <w:lang w:val="mn-MN"/>
         </w:rPr>
-        <w:t xml:space="preserve" w:space="preserve"> </w:t>
+        <w:t xml:space="preserve"> </w:t>
       </w:r>
       <w:bookmarkEnd w:id="10"/>
     </w:p>
@@ -9355,14 +8283,7 @@
           <w:rFonts w:ascii="Times New Roman" w:hAnsi="Times New Roman" w:cs="Times New Roman"/>
           <w:bCs/>
         </w:rPr>
-        <w:t xml:space="preserve">J Tower 908 </w:t>
-      </w:r>
-      <w:r>
-        <w:rPr>
-          <w:rFonts w:ascii="Times New Roman" w:hAnsi="Times New Roman" w:cs="Times New Roman"/>
-          <w:bCs/>
-        </w:rPr>
-        <w:t>тоот</w:t>
+        <w:t>J Tower 908 тоот</w:t>
       </w:r>
     </w:p>
     <w:p>
@@ -12859,6 +11780,7 @@
   <w:style w:type="character" w:default="1" w:styleId="DefaultParagraphFont">
     <w:name w:val="Default Paragraph Font"/>
     <w:uiPriority w:val="1"/>
+    <w:semiHidden/>
     <w:unhideWhenUsed/>
   </w:style>
   <w:style w:type="table" w:default="1" w:styleId="TableNormal">
